--- a/docs/需求分析文档.docx
+++ b/docs/需求分析文档.docx
@@ -737,12 +737,6 @@
             <w:insideH w:val="single" w:color="8EA9C1" w:sz="6" w:space="0"/>
             <w:insideV w:val="single" w:color="8EA9C1" w:sz="6" w:space="0"/>
           </w:tblBorders>
-          <w:tblCellMar>
-            <w:top w:w="0" w:type="dxa"/>
-            <w:left w:w="108" w:type="dxa"/>
-            <w:bottom w:w="0" w:type="dxa"/>
-            <w:right w:w="108" w:type="dxa"/>
-          </w:tblCellMar>
         </w:tblPrEx>
         <w:trPr>
           <w:tblHeader/>
@@ -4064,8 +4058,6 @@
         </w:rPr>
         <w:t>用例图用于检查需求覆盖的参与者和用户目标是否完整。该图可辅助确认未登录访客、家庭用户和配置维护用户的主要交互是否均已落到 FR-001 至 FR-008，包括登录进入系统、查看家庭概览、控制设备、执行文本或语音指令、查看日志、管理提醒、执行场景、查询天气和维护个性化信息。</w:t>
       </w:r>
-      <w:bookmarkStart w:id="60" w:name="_GoBack"/>
-      <w:bookmarkEnd w:id="60"/>
     </w:p>
     <w:p>
       <w:r>
@@ -4088,7 +4080,7 @@
     <w:p>
       <w:pPr>
         <w:spacing w:after="100" w:line="348" w:lineRule="auto"/>
-        <w:jc w:val="left"/>
+        <w:jc w:val="center"/>
       </w:pPr>
       <w:r>
         <w:rPr>
@@ -4097,8 +4089,8 @@
         </w:rPr>
         <w:drawing>
           <wp:inline distT="0" distB="0" distL="114300" distR="114300">
-            <wp:extent cx="3626485" cy="7497445"/>
-            <wp:effectExtent l="0" t="0" r="0" b="0"/>
+            <wp:extent cx="4907280" cy="7943850"/>
+            <wp:effectExtent l="0" t="0" r="4445" b="5715"/>
             <wp:docPr id="37" name="Picture"/>
             <wp:cNvGraphicFramePr>
               <a:graphicFrameLocks xmlns:a="http://schemas.openxmlformats.org/drawingml/2006/main" noChangeAspect="1"/>
@@ -4121,7 +4113,7 @@
                   <pic:spPr>
                     <a:xfrm>
                       <a:off x="0" y="0"/>
-                      <a:ext cx="3626583" cy="7498079"/>
+                      <a:ext cx="4907280" cy="7943850"/>
                     </a:xfrm>
                     <a:prstGeom prst="rect">
                       <a:avLst/>
@@ -4171,14 +4163,15 @@
       </w:pPr>
       <w:r>
         <w:rPr>
-          <w:rFonts w:ascii="Prima Serif Std Roman" w:hAnsi="Prima Serif Std Roman" w:eastAsia="Prima Serif Std Roman"/>
-          <w:sz w:val="21"/>
+          <w:rFonts w:ascii="宋体" w:hAnsi="宋体" w:eastAsia="宋体" w:cs="宋体"/>
+          <w:sz w:val="24"/>
+          <w:szCs w:val="24"/>
         </w:rPr>
         <w:drawing>
           <wp:inline distT="0" distB="0" distL="114300" distR="114300">
-            <wp:extent cx="5852160" cy="2759710"/>
-            <wp:effectExtent l="0" t="0" r="0" b="0"/>
-            <wp:docPr id="40" name="Picture"/>
+            <wp:extent cx="6576060" cy="2870200"/>
+            <wp:effectExtent l="0" t="0" r="3175" b="2540"/>
+            <wp:docPr id="3" name="图片 1" descr="IMG_256"/>
             <wp:cNvGraphicFramePr>
               <a:graphicFrameLocks xmlns:a="http://schemas.openxmlformats.org/drawingml/2006/main" noChangeAspect="1"/>
             </wp:cNvGraphicFramePr>
@@ -4186,9 +4179,9 @@
               <a:graphicData uri="http://schemas.openxmlformats.org/drawingml/2006/picture">
                 <pic:pic xmlns:pic="http://schemas.openxmlformats.org/drawingml/2006/picture">
                   <pic:nvPicPr>
-                    <pic:cNvPr id="40" name="Picture"/>
+                    <pic:cNvPr id="3" name="图片 1" descr="IMG_256"/>
                     <pic:cNvPicPr>
-                      <a:picLocks noChangeAspect="1" noChangeArrowheads="1"/>
+                      <a:picLocks noChangeAspect="1"/>
                     </pic:cNvPicPr>
                   </pic:nvPicPr>
                   <pic:blipFill>
@@ -4200,7 +4193,7 @@
                   <pic:spPr>
                     <a:xfrm>
                       <a:off x="0" y="0"/>
-                      <a:ext cx="5852160" cy="2759956"/>
+                      <a:ext cx="6576060" cy="2870200"/>
                     </a:xfrm>
                     <a:prstGeom prst="rect">
                       <a:avLst/>
@@ -4227,7 +4220,16 @@
           <w:rFonts w:ascii="Prima Serif Std Roman" w:hAnsi="Prima Serif Std Roman" w:eastAsia="Prima Serif Std Roman"/>
           <w:sz w:val="21"/>
         </w:rPr>
-        <w:t>核心流程可概括为：用户输入指令或进行页面操作；系统理解用户意图并校验业务规则；系统执行设备控制、提醒、天气或场景动作；系统向用户反馈结果，并保留必要的执行追踪信息。</w:t>
+        <w:t>核心流程可概括为：用户输入指令或进行页面操作；系统理解用户意图并校验业务规则；系统执行设备控制、提醒</w:t>
+      </w:r>
+      <w:bookmarkStart w:id="60" w:name="_GoBack"/>
+      <w:bookmarkEnd w:id="60"/>
+      <w:r>
+        <w:rPr>
+          <w:rFonts w:ascii="Prima Serif Std Roman" w:hAnsi="Prima Serif Std Roman" w:eastAsia="Prima Serif Std Roman"/>
+          <w:sz w:val="21"/>
+        </w:rPr>
+        <w:t>、天气或场景动作；系统向用户反馈结果，并保留必要的执行追踪信息。</w:t>
       </w:r>
     </w:p>
     <w:bookmarkEnd w:id="13"/>
@@ -10164,1132 +10166,6 @@
           <w:sz w:val="21"/>
         </w:rPr>
         <w:t>表 10-1 功能验收标准</w:t>
-      </w:r>
-    </w:p>
-    <w:tbl>
-      <w:tblPr>
-        <w:tblStyle w:val="32"/>
-        <w:tblW w:w="5000" w:type="pct"/>
-        <w:jc w:val="center"/>
-        <w:tblBorders>
-          <w:top w:val="single" w:color="8EA9C1" w:sz="6" w:space="0"/>
-          <w:left w:val="single" w:color="8EA9C1" w:sz="6" w:space="0"/>
-          <w:bottom w:val="single" w:color="8EA9C1" w:sz="6" w:space="0"/>
-          <w:right w:val="single" w:color="8EA9C1" w:sz="6" w:space="0"/>
-          <w:insideH w:val="single" w:color="8EA9C1" w:sz="6" w:space="0"/>
-          <w:insideV w:val="single" w:color="8EA9C1" w:sz="6" w:space="0"/>
-        </w:tblBorders>
-        <w:tblLayout w:type="fixed"/>
-        <w:tblCellMar>
-          <w:top w:w="0" w:type="dxa"/>
-          <w:left w:w="108" w:type="dxa"/>
-          <w:bottom w:w="0" w:type="dxa"/>
-          <w:right w:w="108" w:type="dxa"/>
-        </w:tblCellMar>
-      </w:tblPr>
-      <w:tblGrid>
-        <w:gridCol w:w="2420"/>
-        <w:gridCol w:w="2420"/>
-        <w:gridCol w:w="2420"/>
-        <w:gridCol w:w="2420"/>
-      </w:tblGrid>
-      <w:tr>
-        <w:tblPrEx>
-          <w:tblBorders>
-            <w:top w:val="single" w:color="8EA9C1" w:sz="6" w:space="0"/>
-            <w:left w:val="single" w:color="8EA9C1" w:sz="6" w:space="0"/>
-            <w:bottom w:val="single" w:color="8EA9C1" w:sz="6" w:space="0"/>
-            <w:right w:val="single" w:color="8EA9C1" w:sz="6" w:space="0"/>
-            <w:insideH w:val="single" w:color="8EA9C1" w:sz="6" w:space="0"/>
-            <w:insideV w:val="single" w:color="8EA9C1" w:sz="6" w:space="0"/>
-          </w:tblBorders>
-        </w:tblPrEx>
-        <w:trPr>
-          <w:tblHeader/>
-          <w:jc w:val="center"/>
-        </w:trPr>
-        <w:tc>
-          <w:tcPr>
-            <w:tcW w:w="2250" w:type="dxa"/>
-            <w:shd w:val="clear" w:color="auto" w:fill="EAF2F8"/>
-            <w:vAlign w:val="center"/>
-          </w:tcPr>
-          <w:p>
-            <w:pPr>
-              <w:spacing w:before="0" w:after="0" w:line="240" w:lineRule="auto"/>
-              <w:jc w:val="center"/>
-            </w:pPr>
-            <w:r>
-              <w:rPr>
-                <w:rFonts w:ascii="Prima Serif Std Roman" w:hAnsi="Prima Serif Std Roman" w:eastAsia="Prima Serif Std Roman"/>
-                <w:b/>
-                <w:sz w:val="19"/>
-              </w:rPr>
-              <w:t>验收编号</w:t>
-            </w:r>
-          </w:p>
-        </w:tc>
-        <w:tc>
-          <w:tcPr>
-            <w:tcW w:w="2250" w:type="dxa"/>
-            <w:shd w:val="clear" w:color="auto" w:fill="EAF2F8"/>
-            <w:vAlign w:val="center"/>
-          </w:tcPr>
-          <w:p>
-            <w:pPr>
-              <w:spacing w:before="0" w:after="0" w:line="240" w:lineRule="auto"/>
-              <w:jc w:val="center"/>
-            </w:pPr>
-            <w:r>
-              <w:rPr>
-                <w:rFonts w:ascii="Prima Serif Std Roman" w:hAnsi="Prima Serif Std Roman" w:eastAsia="Prima Serif Std Roman"/>
-                <w:b/>
-                <w:sz w:val="19"/>
-              </w:rPr>
-              <w:t>对应需求</w:t>
-            </w:r>
-          </w:p>
-        </w:tc>
-        <w:tc>
-          <w:tcPr>
-            <w:tcW w:w="2250" w:type="dxa"/>
-            <w:shd w:val="clear" w:color="auto" w:fill="EAF2F8"/>
-            <w:vAlign w:val="center"/>
-          </w:tcPr>
-          <w:p>
-            <w:pPr>
-              <w:spacing w:before="0" w:after="0" w:line="240" w:lineRule="auto"/>
-              <w:jc w:val="center"/>
-            </w:pPr>
-            <w:r>
-              <w:rPr>
-                <w:rFonts w:ascii="Prima Serif Std Roman" w:hAnsi="Prima Serif Std Roman" w:eastAsia="Prima Serif Std Roman"/>
-                <w:b/>
-                <w:sz w:val="19"/>
-              </w:rPr>
-              <w:t>验收标准</w:t>
-            </w:r>
-          </w:p>
-        </w:tc>
-        <w:tc>
-          <w:tcPr>
-            <w:tcW w:w="2250" w:type="dxa"/>
-            <w:shd w:val="clear" w:color="auto" w:fill="EAF2F8"/>
-            <w:vAlign w:val="center"/>
-          </w:tcPr>
-          <w:p>
-            <w:pPr>
-              <w:spacing w:before="0" w:after="0" w:line="240" w:lineRule="auto"/>
-              <w:jc w:val="center"/>
-            </w:pPr>
-            <w:r>
-              <w:rPr>
-                <w:rFonts w:ascii="Prima Serif Std Roman" w:hAnsi="Prima Serif Std Roman" w:eastAsia="Prima Serif Std Roman"/>
-                <w:b/>
-                <w:sz w:val="19"/>
-              </w:rPr>
-              <w:t>建议验收方式</w:t>
-            </w:r>
-          </w:p>
-        </w:tc>
-      </w:tr>
-      <w:tr>
-        <w:tblPrEx>
-          <w:tblBorders>
-            <w:top w:val="single" w:color="8EA9C1" w:sz="6" w:space="0"/>
-            <w:left w:val="single" w:color="8EA9C1" w:sz="6" w:space="0"/>
-            <w:bottom w:val="single" w:color="8EA9C1" w:sz="6" w:space="0"/>
-            <w:right w:val="single" w:color="8EA9C1" w:sz="6" w:space="0"/>
-            <w:insideH w:val="single" w:color="8EA9C1" w:sz="6" w:space="0"/>
-            <w:insideV w:val="single" w:color="8EA9C1" w:sz="6" w:space="0"/>
-          </w:tblBorders>
-          <w:tblCellMar>
-            <w:top w:w="0" w:type="dxa"/>
-            <w:left w:w="108" w:type="dxa"/>
-            <w:bottom w:w="0" w:type="dxa"/>
-            <w:right w:w="108" w:type="dxa"/>
-          </w:tblCellMar>
-        </w:tblPrEx>
-        <w:trPr>
-          <w:jc w:val="center"/>
-        </w:trPr>
-        <w:tc>
-          <w:tcPr>
-            <w:tcW w:w="2250" w:type="dxa"/>
-            <w:vAlign w:val="center"/>
-          </w:tcPr>
-          <w:p>
-            <w:pPr>
-              <w:spacing w:before="0" w:after="0" w:line="240" w:lineRule="auto"/>
-              <w:jc w:val="left"/>
-            </w:pPr>
-            <w:r>
-              <w:rPr>
-                <w:rFonts w:ascii="Prima Serif Std Roman" w:hAnsi="Prima Serif Std Roman" w:eastAsia="Prima Serif Std Roman"/>
-                <w:sz w:val="19"/>
-              </w:rPr>
-              <w:t>AC-001</w:t>
-            </w:r>
-          </w:p>
-        </w:tc>
-        <w:tc>
-          <w:tcPr>
-            <w:tcW w:w="2250" w:type="dxa"/>
-            <w:vAlign w:val="center"/>
-          </w:tcPr>
-          <w:p>
-            <w:pPr>
-              <w:spacing w:before="0" w:after="0" w:line="240" w:lineRule="auto"/>
-              <w:jc w:val="left"/>
-            </w:pPr>
-            <w:r>
-              <w:rPr>
-                <w:rFonts w:ascii="Prima Serif Std Roman" w:hAnsi="Prima Serif Std Roman" w:eastAsia="Prima Serif Std Roman"/>
-                <w:sz w:val="19"/>
-              </w:rPr>
-              <w:t>FR-001</w:t>
-            </w:r>
-          </w:p>
-        </w:tc>
-        <w:tc>
-          <w:tcPr>
-            <w:tcW w:w="2250" w:type="dxa"/>
-            <w:vAlign w:val="center"/>
-          </w:tcPr>
-          <w:p>
-            <w:pPr>
-              <w:spacing w:before="0" w:after="0" w:line="240" w:lineRule="auto"/>
-              <w:jc w:val="left"/>
-            </w:pPr>
-            <w:r>
-              <w:rPr>
-                <w:rFonts w:ascii="Prima Serif Std Roman" w:hAnsi="Prima Serif Std Roman" w:eastAsia="Prima Serif Std Roman"/>
-                <w:sz w:val="19"/>
-              </w:rPr>
-              <w:t>用户能登录，未授权用户不能访问受保护能力</w:t>
-            </w:r>
-          </w:p>
-        </w:tc>
-        <w:tc>
-          <w:tcPr>
-            <w:tcW w:w="2250" w:type="dxa"/>
-            <w:vAlign w:val="center"/>
-          </w:tcPr>
-          <w:p>
-            <w:pPr>
-              <w:spacing w:before="0" w:after="0" w:line="240" w:lineRule="auto"/>
-              <w:jc w:val="left"/>
-            </w:pPr>
-            <w:r>
-              <w:rPr>
-                <w:rFonts w:ascii="Prima Serif Std Roman" w:hAnsi="Prima Serif Std Roman" w:eastAsia="Prima Serif Std Roman"/>
-                <w:sz w:val="19"/>
-              </w:rPr>
-              <w:t>认证场景检查、未授权访问检查</w:t>
-            </w:r>
-          </w:p>
-        </w:tc>
-      </w:tr>
-      <w:tr>
-        <w:tblPrEx>
-          <w:tblBorders>
-            <w:top w:val="single" w:color="8EA9C1" w:sz="6" w:space="0"/>
-            <w:left w:val="single" w:color="8EA9C1" w:sz="6" w:space="0"/>
-            <w:bottom w:val="single" w:color="8EA9C1" w:sz="6" w:space="0"/>
-            <w:right w:val="single" w:color="8EA9C1" w:sz="6" w:space="0"/>
-            <w:insideH w:val="single" w:color="8EA9C1" w:sz="6" w:space="0"/>
-            <w:insideV w:val="single" w:color="8EA9C1" w:sz="6" w:space="0"/>
-          </w:tblBorders>
-          <w:tblCellMar>
-            <w:top w:w="0" w:type="dxa"/>
-            <w:left w:w="108" w:type="dxa"/>
-            <w:bottom w:w="0" w:type="dxa"/>
-            <w:right w:w="108" w:type="dxa"/>
-          </w:tblCellMar>
-        </w:tblPrEx>
-        <w:trPr>
-          <w:jc w:val="center"/>
-        </w:trPr>
-        <w:tc>
-          <w:tcPr>
-            <w:tcW w:w="2250" w:type="dxa"/>
-            <w:vAlign w:val="center"/>
-          </w:tcPr>
-          <w:p>
-            <w:pPr>
-              <w:spacing w:before="0" w:after="0" w:line="240" w:lineRule="auto"/>
-              <w:jc w:val="left"/>
-            </w:pPr>
-            <w:r>
-              <w:rPr>
-                <w:rFonts w:ascii="Prima Serif Std Roman" w:hAnsi="Prima Serif Std Roman" w:eastAsia="Prima Serif Std Roman"/>
-                <w:sz w:val="19"/>
-              </w:rPr>
-              <w:t>AC-002</w:t>
-            </w:r>
-          </w:p>
-        </w:tc>
-        <w:tc>
-          <w:tcPr>
-            <w:tcW w:w="2250" w:type="dxa"/>
-            <w:vAlign w:val="center"/>
-          </w:tcPr>
-          <w:p>
-            <w:pPr>
-              <w:spacing w:before="0" w:after="0" w:line="240" w:lineRule="auto"/>
-              <w:jc w:val="left"/>
-            </w:pPr>
-            <w:r>
-              <w:rPr>
-                <w:rFonts w:ascii="Prima Serif Std Roman" w:hAnsi="Prima Serif Std Roman" w:eastAsia="Prima Serif Std Roman"/>
-                <w:sz w:val="19"/>
-              </w:rPr>
-              <w:t>FR-002</w:t>
-            </w:r>
-          </w:p>
-        </w:tc>
-        <w:tc>
-          <w:tcPr>
-            <w:tcW w:w="2250" w:type="dxa"/>
-            <w:vAlign w:val="center"/>
-          </w:tcPr>
-          <w:p>
-            <w:pPr>
-              <w:spacing w:before="0" w:after="0" w:line="240" w:lineRule="auto"/>
-              <w:jc w:val="left"/>
-            </w:pPr>
-            <w:r>
-              <w:rPr>
-                <w:rFonts w:ascii="Prima Serif Std Roman" w:hAnsi="Prima Serif Std Roman" w:eastAsia="Prima Serif Std Roman"/>
-                <w:sz w:val="19"/>
-              </w:rPr>
-              <w:t>用户能查看家庭概览，外部天气不可用时概览仍可用</w:t>
-            </w:r>
-          </w:p>
-        </w:tc>
-        <w:tc>
-          <w:tcPr>
-            <w:tcW w:w="2250" w:type="dxa"/>
-            <w:vAlign w:val="center"/>
-          </w:tcPr>
-          <w:p>
-            <w:pPr>
-              <w:spacing w:before="0" w:after="0" w:line="240" w:lineRule="auto"/>
-              <w:jc w:val="left"/>
-            </w:pPr>
-            <w:r>
-              <w:rPr>
-                <w:rFonts w:ascii="Prima Serif Std Roman" w:hAnsi="Prima Serif Std Roman" w:eastAsia="Prima Serif Std Roman"/>
-                <w:sz w:val="19"/>
-              </w:rPr>
-              <w:t>概览入口检查、天气失败兜底检查</w:t>
-            </w:r>
-          </w:p>
-        </w:tc>
-      </w:tr>
-      <w:tr>
-        <w:tblPrEx>
-          <w:tblBorders>
-            <w:top w:val="single" w:color="8EA9C1" w:sz="6" w:space="0"/>
-            <w:left w:val="single" w:color="8EA9C1" w:sz="6" w:space="0"/>
-            <w:bottom w:val="single" w:color="8EA9C1" w:sz="6" w:space="0"/>
-            <w:right w:val="single" w:color="8EA9C1" w:sz="6" w:space="0"/>
-            <w:insideH w:val="single" w:color="8EA9C1" w:sz="6" w:space="0"/>
-            <w:insideV w:val="single" w:color="8EA9C1" w:sz="6" w:space="0"/>
-          </w:tblBorders>
-          <w:tblCellMar>
-            <w:top w:w="0" w:type="dxa"/>
-            <w:left w:w="108" w:type="dxa"/>
-            <w:bottom w:w="0" w:type="dxa"/>
-            <w:right w:w="108" w:type="dxa"/>
-          </w:tblCellMar>
-        </w:tblPrEx>
-        <w:trPr>
-          <w:jc w:val="center"/>
-        </w:trPr>
-        <w:tc>
-          <w:tcPr>
-            <w:tcW w:w="2250" w:type="dxa"/>
-            <w:vAlign w:val="center"/>
-          </w:tcPr>
-          <w:p>
-            <w:pPr>
-              <w:spacing w:before="0" w:after="0" w:line="240" w:lineRule="auto"/>
-              <w:jc w:val="left"/>
-            </w:pPr>
-            <w:r>
-              <w:rPr>
-                <w:rFonts w:ascii="Prima Serif Std Roman" w:hAnsi="Prima Serif Std Roman" w:eastAsia="Prima Serif Std Roman"/>
-                <w:sz w:val="19"/>
-              </w:rPr>
-              <w:t>AC-003</w:t>
-            </w:r>
-          </w:p>
-        </w:tc>
-        <w:tc>
-          <w:tcPr>
-            <w:tcW w:w="2250" w:type="dxa"/>
-            <w:vAlign w:val="center"/>
-          </w:tcPr>
-          <w:p>
-            <w:pPr>
-              <w:spacing w:before="0" w:after="0" w:line="240" w:lineRule="auto"/>
-              <w:jc w:val="left"/>
-            </w:pPr>
-            <w:r>
-              <w:rPr>
-                <w:rFonts w:ascii="Prima Serif Std Roman" w:hAnsi="Prima Serif Std Roman" w:eastAsia="Prima Serif Std Roman"/>
-                <w:sz w:val="19"/>
-              </w:rPr>
-              <w:t>FR-003</w:t>
-            </w:r>
-          </w:p>
-        </w:tc>
-        <w:tc>
-          <w:tcPr>
-            <w:tcW w:w="2250" w:type="dxa"/>
-            <w:vAlign w:val="center"/>
-          </w:tcPr>
-          <w:p>
-            <w:pPr>
-              <w:spacing w:before="0" w:after="0" w:line="240" w:lineRule="auto"/>
-              <w:jc w:val="left"/>
-            </w:pPr>
-            <w:r>
-              <w:rPr>
-                <w:rFonts w:ascii="Prima Serif Std Roman" w:hAnsi="Prima Serif Std Roman" w:eastAsia="Prima Serif Std Roman"/>
-                <w:sz w:val="19"/>
-              </w:rPr>
-              <w:t>用户能查看和控制虚拟设备，状态变化可回溯</w:t>
-            </w:r>
-          </w:p>
-        </w:tc>
-        <w:tc>
-          <w:tcPr>
-            <w:tcW w:w="2250" w:type="dxa"/>
-            <w:vAlign w:val="center"/>
-          </w:tcPr>
-          <w:p>
-            <w:pPr>
-              <w:spacing w:before="0" w:after="0" w:line="240" w:lineRule="auto"/>
-              <w:jc w:val="left"/>
-            </w:pPr>
-            <w:r>
-              <w:rPr>
-                <w:rFonts w:ascii="Prima Serif Std Roman" w:hAnsi="Prima Serif Std Roman" w:eastAsia="Prima Serif Std Roman"/>
-                <w:sz w:val="19"/>
-              </w:rPr>
-              <w:t>设备控制检查、状态历史检查</w:t>
-            </w:r>
-          </w:p>
-        </w:tc>
-      </w:tr>
-      <w:tr>
-        <w:tblPrEx>
-          <w:tblBorders>
-            <w:top w:val="single" w:color="8EA9C1" w:sz="6" w:space="0"/>
-            <w:left w:val="single" w:color="8EA9C1" w:sz="6" w:space="0"/>
-            <w:bottom w:val="single" w:color="8EA9C1" w:sz="6" w:space="0"/>
-            <w:right w:val="single" w:color="8EA9C1" w:sz="6" w:space="0"/>
-            <w:insideH w:val="single" w:color="8EA9C1" w:sz="6" w:space="0"/>
-            <w:insideV w:val="single" w:color="8EA9C1" w:sz="6" w:space="0"/>
-          </w:tblBorders>
-          <w:tblCellMar>
-            <w:top w:w="0" w:type="dxa"/>
-            <w:left w:w="108" w:type="dxa"/>
-            <w:bottom w:w="0" w:type="dxa"/>
-            <w:right w:w="108" w:type="dxa"/>
-          </w:tblCellMar>
-        </w:tblPrEx>
-        <w:trPr>
-          <w:jc w:val="center"/>
-        </w:trPr>
-        <w:tc>
-          <w:tcPr>
-            <w:tcW w:w="2250" w:type="dxa"/>
-            <w:vAlign w:val="center"/>
-          </w:tcPr>
-          <w:p>
-            <w:pPr>
-              <w:spacing w:before="0" w:after="0" w:line="240" w:lineRule="auto"/>
-              <w:jc w:val="left"/>
-            </w:pPr>
-            <w:r>
-              <w:rPr>
-                <w:rFonts w:ascii="Prima Serif Std Roman" w:hAnsi="Prima Serif Std Roman" w:eastAsia="Prima Serif Std Roman"/>
-                <w:sz w:val="19"/>
-              </w:rPr>
-              <w:t>AC-004</w:t>
-            </w:r>
-          </w:p>
-        </w:tc>
-        <w:tc>
-          <w:tcPr>
-            <w:tcW w:w="2250" w:type="dxa"/>
-            <w:vAlign w:val="center"/>
-          </w:tcPr>
-          <w:p>
-            <w:pPr>
-              <w:spacing w:before="0" w:after="0" w:line="240" w:lineRule="auto"/>
-              <w:jc w:val="left"/>
-            </w:pPr>
-            <w:r>
-              <w:rPr>
-                <w:rFonts w:ascii="Prima Serif Std Roman" w:hAnsi="Prima Serif Std Roman" w:eastAsia="Prima Serif Std Roman"/>
-                <w:sz w:val="19"/>
-              </w:rPr>
-              <w:t>FR-004</w:t>
-            </w:r>
-          </w:p>
-        </w:tc>
-        <w:tc>
-          <w:tcPr>
-            <w:tcW w:w="2250" w:type="dxa"/>
-            <w:vAlign w:val="center"/>
-          </w:tcPr>
-          <w:p>
-            <w:pPr>
-              <w:spacing w:before="0" w:after="0" w:line="240" w:lineRule="auto"/>
-              <w:jc w:val="left"/>
-            </w:pPr>
-            <w:r>
-              <w:rPr>
-                <w:rFonts w:ascii="Prima Serif Std Roman" w:hAnsi="Prima Serif Std Roman" w:eastAsia="Prima Serif Std Roman"/>
-                <w:sz w:val="19"/>
-              </w:rPr>
-              <w:t>常见自然语言指令、复合指令和容错表达可被处理</w:t>
-            </w:r>
-          </w:p>
-        </w:tc>
-        <w:tc>
-          <w:tcPr>
-            <w:tcW w:w="2250" w:type="dxa"/>
-            <w:vAlign w:val="center"/>
-          </w:tcPr>
-          <w:p>
-            <w:pPr>
-              <w:spacing w:before="0" w:after="0" w:line="240" w:lineRule="auto"/>
-              <w:jc w:val="left"/>
-            </w:pPr>
-            <w:r>
-              <w:rPr>
-                <w:rFonts w:ascii="Prima Serif Std Roman" w:hAnsi="Prima Serif Std Roman" w:eastAsia="Prima Serif Std Roman"/>
-                <w:sz w:val="19"/>
-              </w:rPr>
-              <w:t>指令理解检查、执行结果检查</w:t>
-            </w:r>
-          </w:p>
-        </w:tc>
-      </w:tr>
-      <w:tr>
-        <w:tblPrEx>
-          <w:tblBorders>
-            <w:top w:val="single" w:color="8EA9C1" w:sz="6" w:space="0"/>
-            <w:left w:val="single" w:color="8EA9C1" w:sz="6" w:space="0"/>
-            <w:bottom w:val="single" w:color="8EA9C1" w:sz="6" w:space="0"/>
-            <w:right w:val="single" w:color="8EA9C1" w:sz="6" w:space="0"/>
-            <w:insideH w:val="single" w:color="8EA9C1" w:sz="6" w:space="0"/>
-            <w:insideV w:val="single" w:color="8EA9C1" w:sz="6" w:space="0"/>
-          </w:tblBorders>
-          <w:tblCellMar>
-            <w:top w:w="0" w:type="dxa"/>
-            <w:left w:w="108" w:type="dxa"/>
-            <w:bottom w:w="0" w:type="dxa"/>
-            <w:right w:w="108" w:type="dxa"/>
-          </w:tblCellMar>
-        </w:tblPrEx>
-        <w:trPr>
-          <w:jc w:val="center"/>
-        </w:trPr>
-        <w:tc>
-          <w:tcPr>
-            <w:tcW w:w="2250" w:type="dxa"/>
-            <w:vAlign w:val="center"/>
-          </w:tcPr>
-          <w:p>
-            <w:pPr>
-              <w:spacing w:before="0" w:after="0" w:line="240" w:lineRule="auto"/>
-              <w:jc w:val="left"/>
-            </w:pPr>
-            <w:r>
-              <w:rPr>
-                <w:rFonts w:ascii="Prima Serif Std Roman" w:hAnsi="Prima Serif Std Roman" w:eastAsia="Prima Serif Std Roman"/>
-                <w:sz w:val="19"/>
-              </w:rPr>
-              <w:t>AC-005</w:t>
-            </w:r>
-          </w:p>
-        </w:tc>
-        <w:tc>
-          <w:tcPr>
-            <w:tcW w:w="2250" w:type="dxa"/>
-            <w:vAlign w:val="center"/>
-          </w:tcPr>
-          <w:p>
-            <w:pPr>
-              <w:spacing w:before="0" w:after="0" w:line="240" w:lineRule="auto"/>
-              <w:jc w:val="left"/>
-            </w:pPr>
-            <w:r>
-              <w:rPr>
-                <w:rFonts w:ascii="Prima Serif Std Roman" w:hAnsi="Prima Serif Std Roman" w:eastAsia="Prima Serif Std Roman"/>
-                <w:sz w:val="19"/>
-              </w:rPr>
-              <w:t>FR-004</w:t>
-            </w:r>
-          </w:p>
-        </w:tc>
-        <w:tc>
-          <w:tcPr>
-            <w:tcW w:w="2250" w:type="dxa"/>
-            <w:vAlign w:val="center"/>
-          </w:tcPr>
-          <w:p>
-            <w:pPr>
-              <w:spacing w:before="0" w:after="0" w:line="240" w:lineRule="auto"/>
-              <w:jc w:val="left"/>
-            </w:pPr>
-            <w:r>
-              <w:rPr>
-                <w:rFonts w:ascii="Prima Serif Std Roman" w:hAnsi="Prima Serif Std Roman" w:eastAsia="Prima Serif Std Roman"/>
-                <w:sz w:val="19"/>
-              </w:rPr>
-              <w:t>歧义、低置信度或越界状态改变类指令不会误执行</w:t>
-            </w:r>
-          </w:p>
-        </w:tc>
-        <w:tc>
-          <w:tcPr>
-            <w:tcW w:w="2250" w:type="dxa"/>
-            <w:vAlign w:val="center"/>
-          </w:tcPr>
-          <w:p>
-            <w:pPr>
-              <w:spacing w:before="0" w:after="0" w:line="240" w:lineRule="auto"/>
-              <w:jc w:val="left"/>
-            </w:pPr>
-            <w:r>
-              <w:rPr>
-                <w:rFonts w:ascii="Prima Serif Std Roman" w:hAnsi="Prima Serif Std Roman" w:eastAsia="Prima Serif Std Roman"/>
-                <w:sz w:val="19"/>
-              </w:rPr>
-              <w:t>异常指令和低置信度场景检查</w:t>
-            </w:r>
-          </w:p>
-        </w:tc>
-      </w:tr>
-      <w:tr>
-        <w:tblPrEx>
-          <w:tblBorders>
-            <w:top w:val="single" w:color="8EA9C1" w:sz="6" w:space="0"/>
-            <w:left w:val="single" w:color="8EA9C1" w:sz="6" w:space="0"/>
-            <w:bottom w:val="single" w:color="8EA9C1" w:sz="6" w:space="0"/>
-            <w:right w:val="single" w:color="8EA9C1" w:sz="6" w:space="0"/>
-            <w:insideH w:val="single" w:color="8EA9C1" w:sz="6" w:space="0"/>
-            <w:insideV w:val="single" w:color="8EA9C1" w:sz="6" w:space="0"/>
-          </w:tblBorders>
-          <w:tblCellMar>
-            <w:top w:w="0" w:type="dxa"/>
-            <w:left w:w="108" w:type="dxa"/>
-            <w:bottom w:w="0" w:type="dxa"/>
-            <w:right w:w="108" w:type="dxa"/>
-          </w:tblCellMar>
-        </w:tblPrEx>
-        <w:trPr>
-          <w:jc w:val="center"/>
-        </w:trPr>
-        <w:tc>
-          <w:tcPr>
-            <w:tcW w:w="2250" w:type="dxa"/>
-            <w:vAlign w:val="center"/>
-          </w:tcPr>
-          <w:p>
-            <w:pPr>
-              <w:spacing w:before="0" w:after="0" w:line="240" w:lineRule="auto"/>
-              <w:jc w:val="left"/>
-            </w:pPr>
-            <w:r>
-              <w:rPr>
-                <w:rFonts w:ascii="Prima Serif Std Roman" w:hAnsi="Prima Serif Std Roman" w:eastAsia="Prima Serif Std Roman"/>
-                <w:sz w:val="19"/>
-              </w:rPr>
-              <w:t>AC-006</w:t>
-            </w:r>
-          </w:p>
-        </w:tc>
-        <w:tc>
-          <w:tcPr>
-            <w:tcW w:w="2250" w:type="dxa"/>
-            <w:vAlign w:val="center"/>
-          </w:tcPr>
-          <w:p>
-            <w:pPr>
-              <w:spacing w:before="0" w:after="0" w:line="240" w:lineRule="auto"/>
-              <w:jc w:val="left"/>
-            </w:pPr>
-            <w:r>
-              <w:rPr>
-                <w:rFonts w:ascii="Prima Serif Std Roman" w:hAnsi="Prima Serif Std Roman" w:eastAsia="Prima Serif Std Roman"/>
-                <w:sz w:val="19"/>
-              </w:rPr>
-              <w:t>FR-005</w:t>
-            </w:r>
-          </w:p>
-        </w:tc>
-        <w:tc>
-          <w:tcPr>
-            <w:tcW w:w="2250" w:type="dxa"/>
-            <w:vAlign w:val="center"/>
-          </w:tcPr>
-          <w:p>
-            <w:pPr>
-              <w:spacing w:before="0" w:after="0" w:line="240" w:lineRule="auto"/>
-              <w:jc w:val="left"/>
-            </w:pPr>
-            <w:r>
-              <w:rPr>
-                <w:rFonts w:ascii="Prima Serif Std Roman" w:hAnsi="Prima Serif Std Roman" w:eastAsia="Prima Serif Std Roman"/>
-                <w:sz w:val="19"/>
-              </w:rPr>
-              <w:t>云端识别、浏览器识别文本和手工文本输入可进入同一指令理解链路</w:t>
-            </w:r>
-          </w:p>
-        </w:tc>
-        <w:tc>
-          <w:tcPr>
-            <w:tcW w:w="2250" w:type="dxa"/>
-            <w:vAlign w:val="center"/>
-          </w:tcPr>
-          <w:p>
-            <w:pPr>
-              <w:spacing w:before="0" w:after="0" w:line="240" w:lineRule="auto"/>
-              <w:jc w:val="left"/>
-            </w:pPr>
-            <w:r>
-              <w:rPr>
-                <w:rFonts w:ascii="Prima Serif Std Roman" w:hAnsi="Prima Serif Std Roman" w:eastAsia="Prima Serif Std Roman"/>
-                <w:sz w:val="19"/>
-              </w:rPr>
-              <w:t>云端识别、浏览器识别和文本兜底路径检查</w:t>
-            </w:r>
-          </w:p>
-        </w:tc>
-      </w:tr>
-      <w:tr>
-        <w:tblPrEx>
-          <w:tblBorders>
-            <w:top w:val="single" w:color="8EA9C1" w:sz="6" w:space="0"/>
-            <w:left w:val="single" w:color="8EA9C1" w:sz="6" w:space="0"/>
-            <w:bottom w:val="single" w:color="8EA9C1" w:sz="6" w:space="0"/>
-            <w:right w:val="single" w:color="8EA9C1" w:sz="6" w:space="0"/>
-            <w:insideH w:val="single" w:color="8EA9C1" w:sz="6" w:space="0"/>
-            <w:insideV w:val="single" w:color="8EA9C1" w:sz="6" w:space="0"/>
-          </w:tblBorders>
-          <w:tblCellMar>
-            <w:top w:w="0" w:type="dxa"/>
-            <w:left w:w="108" w:type="dxa"/>
-            <w:bottom w:w="0" w:type="dxa"/>
-            <w:right w:w="108" w:type="dxa"/>
-          </w:tblCellMar>
-        </w:tblPrEx>
-        <w:trPr>
-          <w:jc w:val="center"/>
-        </w:trPr>
-        <w:tc>
-          <w:tcPr>
-            <w:tcW w:w="2250" w:type="dxa"/>
-            <w:vAlign w:val="center"/>
-          </w:tcPr>
-          <w:p>
-            <w:pPr>
-              <w:spacing w:before="0" w:after="0" w:line="240" w:lineRule="auto"/>
-              <w:jc w:val="left"/>
-            </w:pPr>
-            <w:r>
-              <w:rPr>
-                <w:rFonts w:ascii="Prima Serif Std Roman" w:hAnsi="Prima Serif Std Roman" w:eastAsia="Prima Serif Std Roman"/>
-                <w:sz w:val="19"/>
-              </w:rPr>
-              <w:t>AC-007</w:t>
-            </w:r>
-          </w:p>
-        </w:tc>
-        <w:tc>
-          <w:tcPr>
-            <w:tcW w:w="2250" w:type="dxa"/>
-            <w:vAlign w:val="center"/>
-          </w:tcPr>
-          <w:p>
-            <w:pPr>
-              <w:spacing w:before="0" w:after="0" w:line="240" w:lineRule="auto"/>
-              <w:jc w:val="left"/>
-            </w:pPr>
-            <w:r>
-              <w:rPr>
-                <w:rFonts w:ascii="Prima Serif Std Roman" w:hAnsi="Prima Serif Std Roman" w:eastAsia="Prima Serif Std Roman"/>
-                <w:sz w:val="19"/>
-              </w:rPr>
-              <w:t>FR-005</w:t>
-            </w:r>
-          </w:p>
-        </w:tc>
-        <w:tc>
-          <w:tcPr>
-            <w:tcW w:w="2250" w:type="dxa"/>
-            <w:vAlign w:val="center"/>
-          </w:tcPr>
-          <w:p>
-            <w:pPr>
-              <w:spacing w:before="0" w:after="0" w:line="240" w:lineRule="auto"/>
-              <w:jc w:val="left"/>
-            </w:pPr>
-            <w:r>
-              <w:rPr>
-                <w:rFonts w:ascii="Prima Serif Std Roman" w:hAnsi="Prima Serif Std Roman" w:eastAsia="Prima Serif Std Roman"/>
-                <w:sz w:val="19"/>
-              </w:rPr>
-              <w:t>云端识别不可用、浏览器识别不可用或输入为空时，系统有明确兜底提示且不误执行</w:t>
-            </w:r>
-          </w:p>
-        </w:tc>
-        <w:tc>
-          <w:tcPr>
-            <w:tcW w:w="2250" w:type="dxa"/>
-            <w:vAlign w:val="center"/>
-          </w:tcPr>
-          <w:p>
-            <w:pPr>
-              <w:spacing w:before="0" w:after="0" w:line="240" w:lineRule="auto"/>
-              <w:jc w:val="left"/>
-            </w:pPr>
-            <w:r>
-              <w:rPr>
-                <w:rFonts w:ascii="Prima Serif Std Roman" w:hAnsi="Prima Serif Std Roman" w:eastAsia="Prima Serif Std Roman"/>
-                <w:sz w:val="19"/>
-              </w:rPr>
-              <w:t>云端失败、浏览器不可用、识别为空和空输入场景检查</w:t>
-            </w:r>
-          </w:p>
-        </w:tc>
-      </w:tr>
-      <w:tr>
-        <w:tblPrEx>
-          <w:tblBorders>
-            <w:top w:val="single" w:color="8EA9C1" w:sz="6" w:space="0"/>
-            <w:left w:val="single" w:color="8EA9C1" w:sz="6" w:space="0"/>
-            <w:bottom w:val="single" w:color="8EA9C1" w:sz="6" w:space="0"/>
-            <w:right w:val="single" w:color="8EA9C1" w:sz="6" w:space="0"/>
-            <w:insideH w:val="single" w:color="8EA9C1" w:sz="6" w:space="0"/>
-            <w:insideV w:val="single" w:color="8EA9C1" w:sz="6" w:space="0"/>
-          </w:tblBorders>
-          <w:tblCellMar>
-            <w:top w:w="0" w:type="dxa"/>
-            <w:left w:w="108" w:type="dxa"/>
-            <w:bottom w:w="0" w:type="dxa"/>
-            <w:right w:w="108" w:type="dxa"/>
-          </w:tblCellMar>
-        </w:tblPrEx>
-        <w:trPr>
-          <w:jc w:val="center"/>
-        </w:trPr>
-        <w:tc>
-          <w:tcPr>
-            <w:tcW w:w="2250" w:type="dxa"/>
-            <w:vAlign w:val="center"/>
-          </w:tcPr>
-          <w:p>
-            <w:pPr>
-              <w:spacing w:before="0" w:after="0" w:line="240" w:lineRule="auto"/>
-              <w:jc w:val="left"/>
-            </w:pPr>
-            <w:r>
-              <w:rPr>
-                <w:rFonts w:ascii="Prima Serif Std Roman" w:hAnsi="Prima Serif Std Roman" w:eastAsia="Prima Serif Std Roman"/>
-                <w:sz w:val="19"/>
-              </w:rPr>
-              <w:t>AC-008</w:t>
-            </w:r>
-          </w:p>
-        </w:tc>
-        <w:tc>
-          <w:tcPr>
-            <w:tcW w:w="2250" w:type="dxa"/>
-            <w:vAlign w:val="center"/>
-          </w:tcPr>
-          <w:p>
-            <w:pPr>
-              <w:spacing w:before="0" w:after="0" w:line="240" w:lineRule="auto"/>
-              <w:jc w:val="left"/>
-            </w:pPr>
-            <w:r>
-              <w:rPr>
-                <w:rFonts w:ascii="Prima Serif Std Roman" w:hAnsi="Prima Serif Std Roman" w:eastAsia="Prima Serif Std Roman"/>
-                <w:sz w:val="19"/>
-              </w:rPr>
-              <w:t>FR-006</w:t>
-            </w:r>
-          </w:p>
-        </w:tc>
-        <w:tc>
-          <w:tcPr>
-            <w:tcW w:w="2250" w:type="dxa"/>
-            <w:vAlign w:val="center"/>
-          </w:tcPr>
-          <w:p>
-            <w:pPr>
-              <w:spacing w:before="0" w:after="0" w:line="240" w:lineRule="auto"/>
-              <w:jc w:val="left"/>
-            </w:pPr>
-            <w:r>
-              <w:rPr>
-                <w:rFonts w:ascii="Prima Serif Std Roman" w:hAnsi="Prima Serif Std Roman" w:eastAsia="Prima Serif Std Roman"/>
-                <w:sz w:val="19"/>
-              </w:rPr>
-              <w:t>用户能查看指令执行摘要和必要详情</w:t>
-            </w:r>
-          </w:p>
-        </w:tc>
-        <w:tc>
-          <w:tcPr>
-            <w:tcW w:w="2250" w:type="dxa"/>
-            <w:vAlign w:val="center"/>
-          </w:tcPr>
-          <w:p>
-            <w:pPr>
-              <w:spacing w:before="0" w:after="0" w:line="240" w:lineRule="auto"/>
-              <w:jc w:val="left"/>
-            </w:pPr>
-            <w:r>
-              <w:rPr>
-                <w:rFonts w:ascii="Prima Serif Std Roman" w:hAnsi="Prima Serif Std Roman" w:eastAsia="Prima Serif Std Roman"/>
-                <w:sz w:val="19"/>
-              </w:rPr>
-              <w:t>日志摘要检查、日志详情检查</w:t>
-            </w:r>
-          </w:p>
-        </w:tc>
-      </w:tr>
-      <w:tr>
-        <w:tblPrEx>
-          <w:tblBorders>
-            <w:top w:val="single" w:color="8EA9C1" w:sz="6" w:space="0"/>
-            <w:left w:val="single" w:color="8EA9C1" w:sz="6" w:space="0"/>
-            <w:bottom w:val="single" w:color="8EA9C1" w:sz="6" w:space="0"/>
-            <w:right w:val="single" w:color="8EA9C1" w:sz="6" w:space="0"/>
-            <w:insideH w:val="single" w:color="8EA9C1" w:sz="6" w:space="0"/>
-            <w:insideV w:val="single" w:color="8EA9C1" w:sz="6" w:space="0"/>
-          </w:tblBorders>
-          <w:tblCellMar>
-            <w:top w:w="0" w:type="dxa"/>
-            <w:left w:w="108" w:type="dxa"/>
-            <w:bottom w:w="0" w:type="dxa"/>
-            <w:right w:w="108" w:type="dxa"/>
-          </w:tblCellMar>
-        </w:tblPrEx>
-        <w:trPr>
-          <w:jc w:val="center"/>
-        </w:trPr>
-        <w:tc>
-          <w:tcPr>
-            <w:tcW w:w="2250" w:type="dxa"/>
-            <w:vAlign w:val="center"/>
-          </w:tcPr>
-          <w:p>
-            <w:pPr>
-              <w:spacing w:before="0" w:after="0" w:line="240" w:lineRule="auto"/>
-              <w:jc w:val="left"/>
-            </w:pPr>
-            <w:r>
-              <w:rPr>
-                <w:rFonts w:ascii="Prima Serif Std Roman" w:hAnsi="Prima Serif Std Roman" w:eastAsia="Prima Serif Std Roman"/>
-                <w:sz w:val="19"/>
-              </w:rPr>
-              <w:t>AC-009</w:t>
-            </w:r>
-          </w:p>
-        </w:tc>
-        <w:tc>
-          <w:tcPr>
-            <w:tcW w:w="2250" w:type="dxa"/>
-            <w:vAlign w:val="center"/>
-          </w:tcPr>
-          <w:p>
-            <w:pPr>
-              <w:spacing w:before="0" w:after="0" w:line="240" w:lineRule="auto"/>
-              <w:jc w:val="left"/>
-            </w:pPr>
-            <w:r>
-              <w:rPr>
-                <w:rFonts w:ascii="Prima Serif Std Roman" w:hAnsi="Prima Serif Std Roman" w:eastAsia="Prima Serif Std Roman"/>
-                <w:sz w:val="19"/>
-              </w:rPr>
-              <w:t>FR-007</w:t>
-            </w:r>
-          </w:p>
-        </w:tc>
-        <w:tc>
-          <w:tcPr>
-            <w:tcW w:w="2250" w:type="dxa"/>
-            <w:vAlign w:val="center"/>
-          </w:tcPr>
-          <w:p>
-            <w:pPr>
-              <w:spacing w:before="0" w:after="0" w:line="240" w:lineRule="auto"/>
-              <w:jc w:val="left"/>
-            </w:pPr>
-            <w:r>
-              <w:rPr>
-                <w:rFonts w:ascii="Prima Serif Std Roman" w:hAnsi="Prima Serif Std Roman" w:eastAsia="Prima Serif Std Roman"/>
-                <w:sz w:val="19"/>
-              </w:rPr>
-              <w:t>用户能维护提醒、查询天气、执行预设场景</w:t>
-            </w:r>
-          </w:p>
-        </w:tc>
-        <w:tc>
-          <w:tcPr>
-            <w:tcW w:w="2250" w:type="dxa"/>
-            <w:vAlign w:val="center"/>
-          </w:tcPr>
-          <w:p>
-            <w:pPr>
-              <w:spacing w:before="0" w:after="0" w:line="240" w:lineRule="auto"/>
-              <w:jc w:val="left"/>
-            </w:pPr>
-            <w:r>
-              <w:rPr>
-                <w:rFonts w:ascii="Prima Serif Std Roman" w:hAnsi="Prima Serif Std Roman" w:eastAsia="Prima Serif Std Roman"/>
-                <w:sz w:val="19"/>
-              </w:rPr>
-              <w:t>辅助事务场景检查</w:t>
-            </w:r>
-          </w:p>
-        </w:tc>
-      </w:tr>
-      <w:tr>
-        <w:tblPrEx>
-          <w:tblBorders>
-            <w:top w:val="single" w:color="8EA9C1" w:sz="6" w:space="0"/>
-            <w:left w:val="single" w:color="8EA9C1" w:sz="6" w:space="0"/>
-            <w:bottom w:val="single" w:color="8EA9C1" w:sz="6" w:space="0"/>
-            <w:right w:val="single" w:color="8EA9C1" w:sz="6" w:space="0"/>
-            <w:insideH w:val="single" w:color="8EA9C1" w:sz="6" w:space="0"/>
-            <w:insideV w:val="single" w:color="8EA9C1" w:sz="6" w:space="0"/>
-          </w:tblBorders>
-          <w:tblCellMar>
-            <w:top w:w="0" w:type="dxa"/>
-            <w:left w:w="108" w:type="dxa"/>
-            <w:bottom w:w="0" w:type="dxa"/>
-            <w:right w:w="108" w:type="dxa"/>
-          </w:tblCellMar>
-        </w:tblPrEx>
-        <w:trPr>
-          <w:jc w:val="center"/>
-        </w:trPr>
-        <w:tc>
-          <w:tcPr>
-            <w:tcW w:w="2250" w:type="dxa"/>
-            <w:vAlign w:val="center"/>
-          </w:tcPr>
-          <w:p>
-            <w:pPr>
-              <w:spacing w:before="0" w:after="0" w:line="240" w:lineRule="auto"/>
-              <w:jc w:val="left"/>
-            </w:pPr>
-            <w:r>
-              <w:rPr>
-                <w:rFonts w:ascii="Prima Serif Std Roman" w:hAnsi="Prima Serif Std Roman" w:eastAsia="Prima Serif Std Roman"/>
-                <w:sz w:val="19"/>
-              </w:rPr>
-              <w:t>AC-010</w:t>
-            </w:r>
-          </w:p>
-        </w:tc>
-        <w:tc>
-          <w:tcPr>
-            <w:tcW w:w="2250" w:type="dxa"/>
-            <w:vAlign w:val="center"/>
-          </w:tcPr>
-          <w:p>
-            <w:pPr>
-              <w:spacing w:before="0" w:after="0" w:line="240" w:lineRule="auto"/>
-              <w:jc w:val="left"/>
-            </w:pPr>
-            <w:r>
-              <w:rPr>
-                <w:rFonts w:ascii="Prima Serif Std Roman" w:hAnsi="Prima Serif Std Roman" w:eastAsia="Prima Serif Std Roman"/>
-                <w:sz w:val="19"/>
-              </w:rPr>
-              <w:t>FR-008</w:t>
-            </w:r>
-          </w:p>
-        </w:tc>
-        <w:tc>
-          <w:tcPr>
-            <w:tcW w:w="2250" w:type="dxa"/>
-            <w:vAlign w:val="center"/>
-          </w:tcPr>
-          <w:p>
-            <w:pPr>
-              <w:spacing w:before="0" w:after="0" w:line="240" w:lineRule="auto"/>
-              <w:jc w:val="left"/>
-            </w:pPr>
-            <w:r>
-              <w:rPr>
-                <w:rFonts w:ascii="Prima Serif Std Roman" w:hAnsi="Prima Serif Std Roman" w:eastAsia="Prima Serif Std Roman"/>
-                <w:sz w:val="19"/>
-              </w:rPr>
-              <w:t>用户能设置偏好、维护设备别名、查看常用指令或学习建议</w:t>
-            </w:r>
-          </w:p>
-        </w:tc>
-        <w:tc>
-          <w:tcPr>
-            <w:tcW w:w="2250" w:type="dxa"/>
-            <w:vAlign w:val="center"/>
-          </w:tcPr>
-          <w:p>
-            <w:pPr>
-              <w:spacing w:before="0" w:after="0" w:line="240" w:lineRule="auto"/>
-              <w:jc w:val="left"/>
-            </w:pPr>
-            <w:r>
-              <w:rPr>
-                <w:rFonts w:ascii="Prima Serif Std Roman" w:hAnsi="Prima Serif Std Roman" w:eastAsia="Prima Serif Std Roman"/>
-                <w:sz w:val="19"/>
-              </w:rPr>
-              <w:t>个性化设置和用户隔离检查</w:t>
-            </w:r>
-          </w:p>
-        </w:tc>
-      </w:tr>
-      <w:bookmarkEnd w:id="53"/>
-    </w:tbl>
-    <w:p>
-      <w:bookmarkStart w:id="54" w:name="非功能验收标准"/>
-      <w:r>
-        <w:br w:type="page"/>
-      </w:r>
-    </w:p>
-    <w:p>
-      <w:pPr>
-        <w:pStyle w:val="5"/>
-      </w:pPr>
-      <w:r>
-        <w:t>10.2 非功能验收标准</w:t>
-      </w:r>
-    </w:p>
-    <w:p>
-      <w:pPr>
-        <w:spacing w:after="100" w:line="348" w:lineRule="auto"/>
-        <w:jc w:val="left"/>
-      </w:pPr>
-      <w:r>
-        <w:rPr>
-          <w:rFonts w:ascii="Prima Serif Std Roman" w:hAnsi="Prima Serif Std Roman" w:eastAsia="Prima Serif Std Roman"/>
-          <w:sz w:val="21"/>
-        </w:rPr>
-        <w:t>表 10-2 非功能验收标准</w:t>
       </w:r>
     </w:p>
     <w:tbl>
@@ -11460,7 +10336,7 @@
                 <w:rFonts w:ascii="Prima Serif Std Roman" w:hAnsi="Prima Serif Std Roman" w:eastAsia="Prima Serif Std Roman"/>
                 <w:sz w:val="19"/>
               </w:rPr>
-              <w:t>AC-NFR-001</w:t>
+              <w:t>AC-001</w:t>
             </w:r>
           </w:p>
         </w:tc>
@@ -11479,7 +10355,7 @@
                 <w:rFonts w:ascii="Prima Serif Std Roman" w:hAnsi="Prima Serif Std Roman" w:eastAsia="Prima Serif Std Roman"/>
                 <w:sz w:val="19"/>
               </w:rPr>
-              <w:t>NFR-001</w:t>
+              <w:t>FR-001</w:t>
             </w:r>
           </w:p>
         </w:tc>
@@ -11498,7 +10374,7 @@
                 <w:rFonts w:ascii="Prima Serif Std Roman" w:hAnsi="Prima Serif Std Roman" w:eastAsia="Prima Serif Std Roman"/>
                 <w:sz w:val="19"/>
               </w:rPr>
-              <w:t>基础鉴权和敏感配置脱敏可检查</w:t>
+              <w:t>用户能登录，未授权用户不能访问受保护能力</w:t>
             </w:r>
           </w:p>
         </w:tc>
@@ -11517,7 +10393,7 @@
                 <w:rFonts w:ascii="Prima Serif Std Roman" w:hAnsi="Prima Serif Std Roman" w:eastAsia="Prima Serif Std Roman"/>
                 <w:sz w:val="19"/>
               </w:rPr>
-              <w:t>安全边界检查、未授权访问场景、敏感配置展示检查</w:t>
+              <w:t>认证场景检查、未授权访问检查</w:t>
             </w:r>
           </w:p>
         </w:tc>
@@ -11557,7 +10433,7 @@
                 <w:rFonts w:ascii="Prima Serif Std Roman" w:hAnsi="Prima Serif Std Roman" w:eastAsia="Prima Serif Std Roman"/>
                 <w:sz w:val="19"/>
               </w:rPr>
-              <w:t>AC-NFR-002</w:t>
+              <w:t>AC-002</w:t>
             </w:r>
           </w:p>
         </w:tc>
@@ -11576,7 +10452,7 @@
                 <w:rFonts w:ascii="Prima Serif Std Roman" w:hAnsi="Prima Serif Std Roman" w:eastAsia="Prima Serif Std Roman"/>
                 <w:sz w:val="19"/>
               </w:rPr>
-              <w:t>NFR-002</w:t>
+              <w:t>FR-002</w:t>
             </w:r>
           </w:p>
         </w:tc>
@@ -11595,7 +10471,7 @@
                 <w:rFonts w:ascii="Prima Serif Std Roman" w:hAnsi="Prima Serif Std Roman" w:eastAsia="Prima Serif Std Roman"/>
                 <w:sz w:val="19"/>
               </w:rPr>
-              <w:t>用户可通过主要入口完成核心任务</w:t>
+              <w:t>用户能查看家庭概览，外部天气不可用时概览仍可用</w:t>
             </w:r>
           </w:p>
         </w:tc>
@@ -11614,7 +10490,7 @@
                 <w:rFonts w:ascii="Prima Serif Std Roman" w:hAnsi="Prima Serif Std Roman" w:eastAsia="Prima Serif Std Roman"/>
                 <w:sz w:val="19"/>
               </w:rPr>
-              <w:t>核心用户路径检查、语音失败兜底检查</w:t>
+              <w:t>概览入口检查、天气失败兜底检查</w:t>
             </w:r>
           </w:p>
         </w:tc>
@@ -11654,7 +10530,7 @@
                 <w:rFonts w:ascii="Prima Serif Std Roman" w:hAnsi="Prima Serif Std Roman" w:eastAsia="Prima Serif Std Roman"/>
                 <w:sz w:val="19"/>
               </w:rPr>
-              <w:t>AC-NFR-003</w:t>
+              <w:t>AC-003</w:t>
             </w:r>
           </w:p>
         </w:tc>
@@ -11673,7 +10549,7 @@
                 <w:rFonts w:ascii="Prima Serif Std Roman" w:hAnsi="Prima Serif Std Roman" w:eastAsia="Prima Serif Std Roman"/>
                 <w:sz w:val="19"/>
               </w:rPr>
-              <w:t>NFR-003</w:t>
+              <w:t>FR-003</w:t>
             </w:r>
           </w:p>
         </w:tc>
@@ -11692,7 +10568,7 @@
                 <w:rFonts w:ascii="Prima Serif Std Roman" w:hAnsi="Prima Serif Std Roman" w:eastAsia="Prima Serif Std Roman"/>
                 <w:sz w:val="19"/>
               </w:rPr>
-              <w:t>指令执行过程可解释</w:t>
+              <w:t>用户能查看和控制虚拟设备，状态变化可回溯</w:t>
             </w:r>
           </w:p>
         </w:tc>
@@ -11711,7 +10587,7 @@
                 <w:rFonts w:ascii="Prima Serif Std Roman" w:hAnsi="Prima Serif Std Roman" w:eastAsia="Prima Serif Std Roman"/>
                 <w:sz w:val="19"/>
               </w:rPr>
-              <w:t>日志详情完整性和用户可读性检查</w:t>
+              <w:t>设备控制检查、状态历史检查</w:t>
             </w:r>
           </w:p>
         </w:tc>
@@ -11751,7 +10627,7 @@
                 <w:rFonts w:ascii="Prima Serif Std Roman" w:hAnsi="Prima Serif Std Roman" w:eastAsia="Prima Serif Std Roman"/>
                 <w:sz w:val="19"/>
               </w:rPr>
-              <w:t>AC-NFR-004</w:t>
+              <w:t>AC-004</w:t>
             </w:r>
           </w:p>
         </w:tc>
@@ -11770,7 +10646,7 @@
                 <w:rFonts w:ascii="Prima Serif Std Roman" w:hAnsi="Prima Serif Std Roman" w:eastAsia="Prima Serif Std Roman"/>
                 <w:sz w:val="19"/>
               </w:rPr>
-              <w:t>NFR-004</w:t>
+              <w:t>FR-004</w:t>
             </w:r>
           </w:p>
         </w:tc>
@@ -11789,7 +10665,7 @@
                 <w:rFonts w:ascii="Prima Serif Std Roman" w:hAnsi="Prima Serif Std Roman" w:eastAsia="Prima Serif Std Roman"/>
                 <w:sz w:val="19"/>
               </w:rPr>
-              <w:t>核心用户数据隔离和状态历史可检查</w:t>
+              <w:t>常见自然语言指令、复合指令和容错表达可被处理</w:t>
             </w:r>
           </w:p>
         </w:tc>
@@ -11808,7 +10684,7 @@
                 <w:rFonts w:ascii="Prima Serif Std Roman" w:hAnsi="Prima Serif Std Roman" w:eastAsia="Prima Serif Std Roman"/>
                 <w:sz w:val="19"/>
               </w:rPr>
-              <w:t>状态变更一致性和用户隔离场景检查</w:t>
+              <w:t>指令理解检查、执行结果检查</w:t>
             </w:r>
           </w:p>
         </w:tc>
@@ -11848,7 +10724,7 @@
                 <w:rFonts w:ascii="Prima Serif Std Roman" w:hAnsi="Prima Serif Std Roman" w:eastAsia="Prima Serif Std Roman"/>
                 <w:sz w:val="19"/>
               </w:rPr>
-              <w:t>AC-NFR-005</w:t>
+              <w:t>AC-005</w:t>
             </w:r>
           </w:p>
         </w:tc>
@@ -11867,7 +10743,7 @@
                 <w:rFonts w:ascii="Prima Serif Std Roman" w:hAnsi="Prima Serif Std Roman" w:eastAsia="Prima Serif Std Roman"/>
                 <w:sz w:val="19"/>
               </w:rPr>
-              <w:t>NFR-005</w:t>
+              <w:t>FR-004</w:t>
             </w:r>
           </w:p>
         </w:tc>
@@ -11886,7 +10762,7 @@
                 <w:rFonts w:ascii="Prima Serif Std Roman" w:hAnsi="Prima Serif Std Roman" w:eastAsia="Prima Serif Std Roman"/>
                 <w:sz w:val="19"/>
               </w:rPr>
-              <w:t>需求能被测试计划和验收项承接</w:t>
+              <w:t>歧义、低置信度或越界状态改变类指令不会误执行</w:t>
             </w:r>
           </w:p>
         </w:tc>
@@ -11905,7 +10781,7 @@
                 <w:rFonts w:ascii="Prima Serif Std Roman" w:hAnsi="Prima Serif Std Roman" w:eastAsia="Prima Serif Std Roman"/>
                 <w:sz w:val="19"/>
               </w:rPr>
-              <w:t>需求、用例、验收项和测试计划覆盖检查</w:t>
+              <w:t>异常指令和低置信度场景检查</w:t>
             </w:r>
           </w:p>
         </w:tc>
@@ -11926,6 +10802,1132 @@
             <w:bottom w:w="0" w:type="dxa"/>
             <w:right w:w="108" w:type="dxa"/>
           </w:tblCellMar>
+        </w:tblPrEx>
+        <w:trPr>
+          <w:jc w:val="center"/>
+        </w:trPr>
+        <w:tc>
+          <w:tcPr>
+            <w:tcW w:w="2250" w:type="dxa"/>
+            <w:vAlign w:val="center"/>
+          </w:tcPr>
+          <w:p>
+            <w:pPr>
+              <w:spacing w:before="0" w:after="0" w:line="240" w:lineRule="auto"/>
+              <w:jc w:val="left"/>
+            </w:pPr>
+            <w:r>
+              <w:rPr>
+                <w:rFonts w:ascii="Prima Serif Std Roman" w:hAnsi="Prima Serif Std Roman" w:eastAsia="Prima Serif Std Roman"/>
+                <w:sz w:val="19"/>
+              </w:rPr>
+              <w:t>AC-006</w:t>
+            </w:r>
+          </w:p>
+        </w:tc>
+        <w:tc>
+          <w:tcPr>
+            <w:tcW w:w="2250" w:type="dxa"/>
+            <w:vAlign w:val="center"/>
+          </w:tcPr>
+          <w:p>
+            <w:pPr>
+              <w:spacing w:before="0" w:after="0" w:line="240" w:lineRule="auto"/>
+              <w:jc w:val="left"/>
+            </w:pPr>
+            <w:r>
+              <w:rPr>
+                <w:rFonts w:ascii="Prima Serif Std Roman" w:hAnsi="Prima Serif Std Roman" w:eastAsia="Prima Serif Std Roman"/>
+                <w:sz w:val="19"/>
+              </w:rPr>
+              <w:t>FR-005</w:t>
+            </w:r>
+          </w:p>
+        </w:tc>
+        <w:tc>
+          <w:tcPr>
+            <w:tcW w:w="2250" w:type="dxa"/>
+            <w:vAlign w:val="center"/>
+          </w:tcPr>
+          <w:p>
+            <w:pPr>
+              <w:spacing w:before="0" w:after="0" w:line="240" w:lineRule="auto"/>
+              <w:jc w:val="left"/>
+            </w:pPr>
+            <w:r>
+              <w:rPr>
+                <w:rFonts w:ascii="Prima Serif Std Roman" w:hAnsi="Prima Serif Std Roman" w:eastAsia="Prima Serif Std Roman"/>
+                <w:sz w:val="19"/>
+              </w:rPr>
+              <w:t>云端识别、浏览器识别文本和手工文本输入可进入同一指令理解链路</w:t>
+            </w:r>
+          </w:p>
+        </w:tc>
+        <w:tc>
+          <w:tcPr>
+            <w:tcW w:w="2250" w:type="dxa"/>
+            <w:vAlign w:val="center"/>
+          </w:tcPr>
+          <w:p>
+            <w:pPr>
+              <w:spacing w:before="0" w:after="0" w:line="240" w:lineRule="auto"/>
+              <w:jc w:val="left"/>
+            </w:pPr>
+            <w:r>
+              <w:rPr>
+                <w:rFonts w:ascii="Prima Serif Std Roman" w:hAnsi="Prima Serif Std Roman" w:eastAsia="Prima Serif Std Roman"/>
+                <w:sz w:val="19"/>
+              </w:rPr>
+              <w:t>云端识别、浏览器识别和文本兜底路径检查</w:t>
+            </w:r>
+          </w:p>
+        </w:tc>
+      </w:tr>
+      <w:tr>
+        <w:tblPrEx>
+          <w:tblBorders>
+            <w:top w:val="single" w:color="8EA9C1" w:sz="6" w:space="0"/>
+            <w:left w:val="single" w:color="8EA9C1" w:sz="6" w:space="0"/>
+            <w:bottom w:val="single" w:color="8EA9C1" w:sz="6" w:space="0"/>
+            <w:right w:val="single" w:color="8EA9C1" w:sz="6" w:space="0"/>
+            <w:insideH w:val="single" w:color="8EA9C1" w:sz="6" w:space="0"/>
+            <w:insideV w:val="single" w:color="8EA9C1" w:sz="6" w:space="0"/>
+          </w:tblBorders>
+          <w:tblCellMar>
+            <w:top w:w="0" w:type="dxa"/>
+            <w:left w:w="108" w:type="dxa"/>
+            <w:bottom w:w="0" w:type="dxa"/>
+            <w:right w:w="108" w:type="dxa"/>
+          </w:tblCellMar>
+        </w:tblPrEx>
+        <w:trPr>
+          <w:jc w:val="center"/>
+        </w:trPr>
+        <w:tc>
+          <w:tcPr>
+            <w:tcW w:w="2250" w:type="dxa"/>
+            <w:vAlign w:val="center"/>
+          </w:tcPr>
+          <w:p>
+            <w:pPr>
+              <w:spacing w:before="0" w:after="0" w:line="240" w:lineRule="auto"/>
+              <w:jc w:val="left"/>
+            </w:pPr>
+            <w:r>
+              <w:rPr>
+                <w:rFonts w:ascii="Prima Serif Std Roman" w:hAnsi="Prima Serif Std Roman" w:eastAsia="Prima Serif Std Roman"/>
+                <w:sz w:val="19"/>
+              </w:rPr>
+              <w:t>AC-007</w:t>
+            </w:r>
+          </w:p>
+        </w:tc>
+        <w:tc>
+          <w:tcPr>
+            <w:tcW w:w="2250" w:type="dxa"/>
+            <w:vAlign w:val="center"/>
+          </w:tcPr>
+          <w:p>
+            <w:pPr>
+              <w:spacing w:before="0" w:after="0" w:line="240" w:lineRule="auto"/>
+              <w:jc w:val="left"/>
+            </w:pPr>
+            <w:r>
+              <w:rPr>
+                <w:rFonts w:ascii="Prima Serif Std Roman" w:hAnsi="Prima Serif Std Roman" w:eastAsia="Prima Serif Std Roman"/>
+                <w:sz w:val="19"/>
+              </w:rPr>
+              <w:t>FR-005</w:t>
+            </w:r>
+          </w:p>
+        </w:tc>
+        <w:tc>
+          <w:tcPr>
+            <w:tcW w:w="2250" w:type="dxa"/>
+            <w:vAlign w:val="center"/>
+          </w:tcPr>
+          <w:p>
+            <w:pPr>
+              <w:spacing w:before="0" w:after="0" w:line="240" w:lineRule="auto"/>
+              <w:jc w:val="left"/>
+            </w:pPr>
+            <w:r>
+              <w:rPr>
+                <w:rFonts w:ascii="Prima Serif Std Roman" w:hAnsi="Prima Serif Std Roman" w:eastAsia="Prima Serif Std Roman"/>
+                <w:sz w:val="19"/>
+              </w:rPr>
+              <w:t>云端识别不可用、浏览器识别不可用或输入为空时，系统有明确兜底提示且不误执行</w:t>
+            </w:r>
+          </w:p>
+        </w:tc>
+        <w:tc>
+          <w:tcPr>
+            <w:tcW w:w="2250" w:type="dxa"/>
+            <w:vAlign w:val="center"/>
+          </w:tcPr>
+          <w:p>
+            <w:pPr>
+              <w:spacing w:before="0" w:after="0" w:line="240" w:lineRule="auto"/>
+              <w:jc w:val="left"/>
+            </w:pPr>
+            <w:r>
+              <w:rPr>
+                <w:rFonts w:ascii="Prima Serif Std Roman" w:hAnsi="Prima Serif Std Roman" w:eastAsia="Prima Serif Std Roman"/>
+                <w:sz w:val="19"/>
+              </w:rPr>
+              <w:t>云端失败、浏览器不可用、识别为空和空输入场景检查</w:t>
+            </w:r>
+          </w:p>
+        </w:tc>
+      </w:tr>
+      <w:tr>
+        <w:tblPrEx>
+          <w:tblBorders>
+            <w:top w:val="single" w:color="8EA9C1" w:sz="6" w:space="0"/>
+            <w:left w:val="single" w:color="8EA9C1" w:sz="6" w:space="0"/>
+            <w:bottom w:val="single" w:color="8EA9C1" w:sz="6" w:space="0"/>
+            <w:right w:val="single" w:color="8EA9C1" w:sz="6" w:space="0"/>
+            <w:insideH w:val="single" w:color="8EA9C1" w:sz="6" w:space="0"/>
+            <w:insideV w:val="single" w:color="8EA9C1" w:sz="6" w:space="0"/>
+          </w:tblBorders>
+          <w:tblCellMar>
+            <w:top w:w="0" w:type="dxa"/>
+            <w:left w:w="108" w:type="dxa"/>
+            <w:bottom w:w="0" w:type="dxa"/>
+            <w:right w:w="108" w:type="dxa"/>
+          </w:tblCellMar>
+        </w:tblPrEx>
+        <w:trPr>
+          <w:jc w:val="center"/>
+        </w:trPr>
+        <w:tc>
+          <w:tcPr>
+            <w:tcW w:w="2250" w:type="dxa"/>
+            <w:vAlign w:val="center"/>
+          </w:tcPr>
+          <w:p>
+            <w:pPr>
+              <w:spacing w:before="0" w:after="0" w:line="240" w:lineRule="auto"/>
+              <w:jc w:val="left"/>
+            </w:pPr>
+            <w:r>
+              <w:rPr>
+                <w:rFonts w:ascii="Prima Serif Std Roman" w:hAnsi="Prima Serif Std Roman" w:eastAsia="Prima Serif Std Roman"/>
+                <w:sz w:val="19"/>
+              </w:rPr>
+              <w:t>AC-008</w:t>
+            </w:r>
+          </w:p>
+        </w:tc>
+        <w:tc>
+          <w:tcPr>
+            <w:tcW w:w="2250" w:type="dxa"/>
+            <w:vAlign w:val="center"/>
+          </w:tcPr>
+          <w:p>
+            <w:pPr>
+              <w:spacing w:before="0" w:after="0" w:line="240" w:lineRule="auto"/>
+              <w:jc w:val="left"/>
+            </w:pPr>
+            <w:r>
+              <w:rPr>
+                <w:rFonts w:ascii="Prima Serif Std Roman" w:hAnsi="Prima Serif Std Roman" w:eastAsia="Prima Serif Std Roman"/>
+                <w:sz w:val="19"/>
+              </w:rPr>
+              <w:t>FR-006</w:t>
+            </w:r>
+          </w:p>
+        </w:tc>
+        <w:tc>
+          <w:tcPr>
+            <w:tcW w:w="2250" w:type="dxa"/>
+            <w:vAlign w:val="center"/>
+          </w:tcPr>
+          <w:p>
+            <w:pPr>
+              <w:spacing w:before="0" w:after="0" w:line="240" w:lineRule="auto"/>
+              <w:jc w:val="left"/>
+            </w:pPr>
+            <w:r>
+              <w:rPr>
+                <w:rFonts w:ascii="Prima Serif Std Roman" w:hAnsi="Prima Serif Std Roman" w:eastAsia="Prima Serif Std Roman"/>
+                <w:sz w:val="19"/>
+              </w:rPr>
+              <w:t>用户能查看指令执行摘要和必要详情</w:t>
+            </w:r>
+          </w:p>
+        </w:tc>
+        <w:tc>
+          <w:tcPr>
+            <w:tcW w:w="2250" w:type="dxa"/>
+            <w:vAlign w:val="center"/>
+          </w:tcPr>
+          <w:p>
+            <w:pPr>
+              <w:spacing w:before="0" w:after="0" w:line="240" w:lineRule="auto"/>
+              <w:jc w:val="left"/>
+            </w:pPr>
+            <w:r>
+              <w:rPr>
+                <w:rFonts w:ascii="Prima Serif Std Roman" w:hAnsi="Prima Serif Std Roman" w:eastAsia="Prima Serif Std Roman"/>
+                <w:sz w:val="19"/>
+              </w:rPr>
+              <w:t>日志摘要检查、日志详情检查</w:t>
+            </w:r>
+          </w:p>
+        </w:tc>
+      </w:tr>
+      <w:tr>
+        <w:tblPrEx>
+          <w:tblBorders>
+            <w:top w:val="single" w:color="8EA9C1" w:sz="6" w:space="0"/>
+            <w:left w:val="single" w:color="8EA9C1" w:sz="6" w:space="0"/>
+            <w:bottom w:val="single" w:color="8EA9C1" w:sz="6" w:space="0"/>
+            <w:right w:val="single" w:color="8EA9C1" w:sz="6" w:space="0"/>
+            <w:insideH w:val="single" w:color="8EA9C1" w:sz="6" w:space="0"/>
+            <w:insideV w:val="single" w:color="8EA9C1" w:sz="6" w:space="0"/>
+          </w:tblBorders>
+          <w:tblCellMar>
+            <w:top w:w="0" w:type="dxa"/>
+            <w:left w:w="108" w:type="dxa"/>
+            <w:bottom w:w="0" w:type="dxa"/>
+            <w:right w:w="108" w:type="dxa"/>
+          </w:tblCellMar>
+        </w:tblPrEx>
+        <w:trPr>
+          <w:jc w:val="center"/>
+        </w:trPr>
+        <w:tc>
+          <w:tcPr>
+            <w:tcW w:w="2250" w:type="dxa"/>
+            <w:vAlign w:val="center"/>
+          </w:tcPr>
+          <w:p>
+            <w:pPr>
+              <w:spacing w:before="0" w:after="0" w:line="240" w:lineRule="auto"/>
+              <w:jc w:val="left"/>
+            </w:pPr>
+            <w:r>
+              <w:rPr>
+                <w:rFonts w:ascii="Prima Serif Std Roman" w:hAnsi="Prima Serif Std Roman" w:eastAsia="Prima Serif Std Roman"/>
+                <w:sz w:val="19"/>
+              </w:rPr>
+              <w:t>AC-009</w:t>
+            </w:r>
+          </w:p>
+        </w:tc>
+        <w:tc>
+          <w:tcPr>
+            <w:tcW w:w="2250" w:type="dxa"/>
+            <w:vAlign w:val="center"/>
+          </w:tcPr>
+          <w:p>
+            <w:pPr>
+              <w:spacing w:before="0" w:after="0" w:line="240" w:lineRule="auto"/>
+              <w:jc w:val="left"/>
+            </w:pPr>
+            <w:r>
+              <w:rPr>
+                <w:rFonts w:ascii="Prima Serif Std Roman" w:hAnsi="Prima Serif Std Roman" w:eastAsia="Prima Serif Std Roman"/>
+                <w:sz w:val="19"/>
+              </w:rPr>
+              <w:t>FR-007</w:t>
+            </w:r>
+          </w:p>
+        </w:tc>
+        <w:tc>
+          <w:tcPr>
+            <w:tcW w:w="2250" w:type="dxa"/>
+            <w:vAlign w:val="center"/>
+          </w:tcPr>
+          <w:p>
+            <w:pPr>
+              <w:spacing w:before="0" w:after="0" w:line="240" w:lineRule="auto"/>
+              <w:jc w:val="left"/>
+            </w:pPr>
+            <w:r>
+              <w:rPr>
+                <w:rFonts w:ascii="Prima Serif Std Roman" w:hAnsi="Prima Serif Std Roman" w:eastAsia="Prima Serif Std Roman"/>
+                <w:sz w:val="19"/>
+              </w:rPr>
+              <w:t>用户能维护提醒、查询天气、执行预设场景</w:t>
+            </w:r>
+          </w:p>
+        </w:tc>
+        <w:tc>
+          <w:tcPr>
+            <w:tcW w:w="2250" w:type="dxa"/>
+            <w:vAlign w:val="center"/>
+          </w:tcPr>
+          <w:p>
+            <w:pPr>
+              <w:spacing w:before="0" w:after="0" w:line="240" w:lineRule="auto"/>
+              <w:jc w:val="left"/>
+            </w:pPr>
+            <w:r>
+              <w:rPr>
+                <w:rFonts w:ascii="Prima Serif Std Roman" w:hAnsi="Prima Serif Std Roman" w:eastAsia="Prima Serif Std Roman"/>
+                <w:sz w:val="19"/>
+              </w:rPr>
+              <w:t>辅助事务场景检查</w:t>
+            </w:r>
+          </w:p>
+        </w:tc>
+      </w:tr>
+      <w:tr>
+        <w:tblPrEx>
+          <w:tblBorders>
+            <w:top w:val="single" w:color="8EA9C1" w:sz="6" w:space="0"/>
+            <w:left w:val="single" w:color="8EA9C1" w:sz="6" w:space="0"/>
+            <w:bottom w:val="single" w:color="8EA9C1" w:sz="6" w:space="0"/>
+            <w:right w:val="single" w:color="8EA9C1" w:sz="6" w:space="0"/>
+            <w:insideH w:val="single" w:color="8EA9C1" w:sz="6" w:space="0"/>
+            <w:insideV w:val="single" w:color="8EA9C1" w:sz="6" w:space="0"/>
+          </w:tblBorders>
+          <w:tblCellMar>
+            <w:top w:w="0" w:type="dxa"/>
+            <w:left w:w="108" w:type="dxa"/>
+            <w:bottom w:w="0" w:type="dxa"/>
+            <w:right w:w="108" w:type="dxa"/>
+          </w:tblCellMar>
+        </w:tblPrEx>
+        <w:trPr>
+          <w:jc w:val="center"/>
+        </w:trPr>
+        <w:tc>
+          <w:tcPr>
+            <w:tcW w:w="2250" w:type="dxa"/>
+            <w:vAlign w:val="center"/>
+          </w:tcPr>
+          <w:p>
+            <w:pPr>
+              <w:spacing w:before="0" w:after="0" w:line="240" w:lineRule="auto"/>
+              <w:jc w:val="left"/>
+            </w:pPr>
+            <w:r>
+              <w:rPr>
+                <w:rFonts w:ascii="Prima Serif Std Roman" w:hAnsi="Prima Serif Std Roman" w:eastAsia="Prima Serif Std Roman"/>
+                <w:sz w:val="19"/>
+              </w:rPr>
+              <w:t>AC-010</w:t>
+            </w:r>
+          </w:p>
+        </w:tc>
+        <w:tc>
+          <w:tcPr>
+            <w:tcW w:w="2250" w:type="dxa"/>
+            <w:vAlign w:val="center"/>
+          </w:tcPr>
+          <w:p>
+            <w:pPr>
+              <w:spacing w:before="0" w:after="0" w:line="240" w:lineRule="auto"/>
+              <w:jc w:val="left"/>
+            </w:pPr>
+            <w:r>
+              <w:rPr>
+                <w:rFonts w:ascii="Prima Serif Std Roman" w:hAnsi="Prima Serif Std Roman" w:eastAsia="Prima Serif Std Roman"/>
+                <w:sz w:val="19"/>
+              </w:rPr>
+              <w:t>FR-008</w:t>
+            </w:r>
+          </w:p>
+        </w:tc>
+        <w:tc>
+          <w:tcPr>
+            <w:tcW w:w="2250" w:type="dxa"/>
+            <w:vAlign w:val="center"/>
+          </w:tcPr>
+          <w:p>
+            <w:pPr>
+              <w:spacing w:before="0" w:after="0" w:line="240" w:lineRule="auto"/>
+              <w:jc w:val="left"/>
+            </w:pPr>
+            <w:r>
+              <w:rPr>
+                <w:rFonts w:ascii="Prima Serif Std Roman" w:hAnsi="Prima Serif Std Roman" w:eastAsia="Prima Serif Std Roman"/>
+                <w:sz w:val="19"/>
+              </w:rPr>
+              <w:t>用户能设置偏好、维护设备别名、查看常用指令或学习建议</w:t>
+            </w:r>
+          </w:p>
+        </w:tc>
+        <w:tc>
+          <w:tcPr>
+            <w:tcW w:w="2250" w:type="dxa"/>
+            <w:vAlign w:val="center"/>
+          </w:tcPr>
+          <w:p>
+            <w:pPr>
+              <w:spacing w:before="0" w:after="0" w:line="240" w:lineRule="auto"/>
+              <w:jc w:val="left"/>
+            </w:pPr>
+            <w:r>
+              <w:rPr>
+                <w:rFonts w:ascii="Prima Serif Std Roman" w:hAnsi="Prima Serif Std Roman" w:eastAsia="Prima Serif Std Roman"/>
+                <w:sz w:val="19"/>
+              </w:rPr>
+              <w:t>个性化设置和用户隔离检查</w:t>
+            </w:r>
+          </w:p>
+        </w:tc>
+      </w:tr>
+      <w:bookmarkEnd w:id="53"/>
+    </w:tbl>
+    <w:p>
+      <w:bookmarkStart w:id="54" w:name="非功能验收标准"/>
+      <w:r>
+        <w:br w:type="page"/>
+      </w:r>
+    </w:p>
+    <w:p>
+      <w:pPr>
+        <w:pStyle w:val="5"/>
+      </w:pPr>
+      <w:r>
+        <w:t>10.2 非功能验收标准</w:t>
+      </w:r>
+    </w:p>
+    <w:p>
+      <w:pPr>
+        <w:spacing w:after="100" w:line="348" w:lineRule="auto"/>
+        <w:jc w:val="left"/>
+      </w:pPr>
+      <w:r>
+        <w:rPr>
+          <w:rFonts w:ascii="Prima Serif Std Roman" w:hAnsi="Prima Serif Std Roman" w:eastAsia="Prima Serif Std Roman"/>
+          <w:sz w:val="21"/>
+        </w:rPr>
+        <w:t>表 10-2 非功能验收标准</w:t>
+      </w:r>
+    </w:p>
+    <w:tbl>
+      <w:tblPr>
+        <w:tblStyle w:val="32"/>
+        <w:tblW w:w="5000" w:type="pct"/>
+        <w:jc w:val="center"/>
+        <w:tblBorders>
+          <w:top w:val="single" w:color="8EA9C1" w:sz="6" w:space="0"/>
+          <w:left w:val="single" w:color="8EA9C1" w:sz="6" w:space="0"/>
+          <w:bottom w:val="single" w:color="8EA9C1" w:sz="6" w:space="0"/>
+          <w:right w:val="single" w:color="8EA9C1" w:sz="6" w:space="0"/>
+          <w:insideH w:val="single" w:color="8EA9C1" w:sz="6" w:space="0"/>
+          <w:insideV w:val="single" w:color="8EA9C1" w:sz="6" w:space="0"/>
+        </w:tblBorders>
+        <w:tblLayout w:type="fixed"/>
+        <w:tblCellMar>
+          <w:top w:w="0" w:type="dxa"/>
+          <w:left w:w="108" w:type="dxa"/>
+          <w:bottom w:w="0" w:type="dxa"/>
+          <w:right w:w="108" w:type="dxa"/>
+        </w:tblCellMar>
+      </w:tblPr>
+      <w:tblGrid>
+        <w:gridCol w:w="2420"/>
+        <w:gridCol w:w="2420"/>
+        <w:gridCol w:w="2420"/>
+        <w:gridCol w:w="2420"/>
+      </w:tblGrid>
+      <w:tr>
+        <w:tblPrEx>
+          <w:tblBorders>
+            <w:top w:val="single" w:color="8EA9C1" w:sz="6" w:space="0"/>
+            <w:left w:val="single" w:color="8EA9C1" w:sz="6" w:space="0"/>
+            <w:bottom w:val="single" w:color="8EA9C1" w:sz="6" w:space="0"/>
+            <w:right w:val="single" w:color="8EA9C1" w:sz="6" w:space="0"/>
+            <w:insideH w:val="single" w:color="8EA9C1" w:sz="6" w:space="0"/>
+            <w:insideV w:val="single" w:color="8EA9C1" w:sz="6" w:space="0"/>
+          </w:tblBorders>
+          <w:tblCellMar>
+            <w:top w:w="0" w:type="dxa"/>
+            <w:left w:w="108" w:type="dxa"/>
+            <w:bottom w:w="0" w:type="dxa"/>
+            <w:right w:w="108" w:type="dxa"/>
+          </w:tblCellMar>
+        </w:tblPrEx>
+        <w:trPr>
+          <w:tblHeader/>
+          <w:jc w:val="center"/>
+        </w:trPr>
+        <w:tc>
+          <w:tcPr>
+            <w:tcW w:w="2250" w:type="dxa"/>
+            <w:shd w:val="clear" w:color="auto" w:fill="EAF2F8"/>
+            <w:vAlign w:val="center"/>
+          </w:tcPr>
+          <w:p>
+            <w:pPr>
+              <w:spacing w:before="0" w:after="0" w:line="240" w:lineRule="auto"/>
+              <w:jc w:val="center"/>
+            </w:pPr>
+            <w:r>
+              <w:rPr>
+                <w:rFonts w:ascii="Prima Serif Std Roman" w:hAnsi="Prima Serif Std Roman" w:eastAsia="Prima Serif Std Roman"/>
+                <w:b/>
+                <w:sz w:val="19"/>
+              </w:rPr>
+              <w:t>验收编号</w:t>
+            </w:r>
+          </w:p>
+        </w:tc>
+        <w:tc>
+          <w:tcPr>
+            <w:tcW w:w="2250" w:type="dxa"/>
+            <w:shd w:val="clear" w:color="auto" w:fill="EAF2F8"/>
+            <w:vAlign w:val="center"/>
+          </w:tcPr>
+          <w:p>
+            <w:pPr>
+              <w:spacing w:before="0" w:after="0" w:line="240" w:lineRule="auto"/>
+              <w:jc w:val="center"/>
+            </w:pPr>
+            <w:r>
+              <w:rPr>
+                <w:rFonts w:ascii="Prima Serif Std Roman" w:hAnsi="Prima Serif Std Roman" w:eastAsia="Prima Serif Std Roman"/>
+                <w:b/>
+                <w:sz w:val="19"/>
+              </w:rPr>
+              <w:t>对应需求</w:t>
+            </w:r>
+          </w:p>
+        </w:tc>
+        <w:tc>
+          <w:tcPr>
+            <w:tcW w:w="2250" w:type="dxa"/>
+            <w:shd w:val="clear" w:color="auto" w:fill="EAF2F8"/>
+            <w:vAlign w:val="center"/>
+          </w:tcPr>
+          <w:p>
+            <w:pPr>
+              <w:spacing w:before="0" w:after="0" w:line="240" w:lineRule="auto"/>
+              <w:jc w:val="center"/>
+            </w:pPr>
+            <w:r>
+              <w:rPr>
+                <w:rFonts w:ascii="Prima Serif Std Roman" w:hAnsi="Prima Serif Std Roman" w:eastAsia="Prima Serif Std Roman"/>
+                <w:b/>
+                <w:sz w:val="19"/>
+              </w:rPr>
+              <w:t>验收标准</w:t>
+            </w:r>
+          </w:p>
+        </w:tc>
+        <w:tc>
+          <w:tcPr>
+            <w:tcW w:w="2250" w:type="dxa"/>
+            <w:shd w:val="clear" w:color="auto" w:fill="EAF2F8"/>
+            <w:vAlign w:val="center"/>
+          </w:tcPr>
+          <w:p>
+            <w:pPr>
+              <w:spacing w:before="0" w:after="0" w:line="240" w:lineRule="auto"/>
+              <w:jc w:val="center"/>
+            </w:pPr>
+            <w:r>
+              <w:rPr>
+                <w:rFonts w:ascii="Prima Serif Std Roman" w:hAnsi="Prima Serif Std Roman" w:eastAsia="Prima Serif Std Roman"/>
+                <w:b/>
+                <w:sz w:val="19"/>
+              </w:rPr>
+              <w:t>建议验收方式</w:t>
+            </w:r>
+          </w:p>
+        </w:tc>
+      </w:tr>
+      <w:tr>
+        <w:tblPrEx>
+          <w:tblBorders>
+            <w:top w:val="single" w:color="8EA9C1" w:sz="6" w:space="0"/>
+            <w:left w:val="single" w:color="8EA9C1" w:sz="6" w:space="0"/>
+            <w:bottom w:val="single" w:color="8EA9C1" w:sz="6" w:space="0"/>
+            <w:right w:val="single" w:color="8EA9C1" w:sz="6" w:space="0"/>
+            <w:insideH w:val="single" w:color="8EA9C1" w:sz="6" w:space="0"/>
+            <w:insideV w:val="single" w:color="8EA9C1" w:sz="6" w:space="0"/>
+          </w:tblBorders>
+          <w:tblCellMar>
+            <w:top w:w="0" w:type="dxa"/>
+            <w:left w:w="108" w:type="dxa"/>
+            <w:bottom w:w="0" w:type="dxa"/>
+            <w:right w:w="108" w:type="dxa"/>
+          </w:tblCellMar>
+        </w:tblPrEx>
+        <w:trPr>
+          <w:jc w:val="center"/>
+        </w:trPr>
+        <w:tc>
+          <w:tcPr>
+            <w:tcW w:w="2250" w:type="dxa"/>
+            <w:vAlign w:val="center"/>
+          </w:tcPr>
+          <w:p>
+            <w:pPr>
+              <w:spacing w:before="0" w:after="0" w:line="240" w:lineRule="auto"/>
+              <w:jc w:val="left"/>
+            </w:pPr>
+            <w:r>
+              <w:rPr>
+                <w:rFonts w:ascii="Prima Serif Std Roman" w:hAnsi="Prima Serif Std Roman" w:eastAsia="Prima Serif Std Roman"/>
+                <w:sz w:val="19"/>
+              </w:rPr>
+              <w:t>AC-NFR-001</w:t>
+            </w:r>
+          </w:p>
+        </w:tc>
+        <w:tc>
+          <w:tcPr>
+            <w:tcW w:w="2250" w:type="dxa"/>
+            <w:vAlign w:val="center"/>
+          </w:tcPr>
+          <w:p>
+            <w:pPr>
+              <w:spacing w:before="0" w:after="0" w:line="240" w:lineRule="auto"/>
+              <w:jc w:val="left"/>
+            </w:pPr>
+            <w:r>
+              <w:rPr>
+                <w:rFonts w:ascii="Prima Serif Std Roman" w:hAnsi="Prima Serif Std Roman" w:eastAsia="Prima Serif Std Roman"/>
+                <w:sz w:val="19"/>
+              </w:rPr>
+              <w:t>NFR-001</w:t>
+            </w:r>
+          </w:p>
+        </w:tc>
+        <w:tc>
+          <w:tcPr>
+            <w:tcW w:w="2250" w:type="dxa"/>
+            <w:vAlign w:val="center"/>
+          </w:tcPr>
+          <w:p>
+            <w:pPr>
+              <w:spacing w:before="0" w:after="0" w:line="240" w:lineRule="auto"/>
+              <w:jc w:val="left"/>
+            </w:pPr>
+            <w:r>
+              <w:rPr>
+                <w:rFonts w:ascii="Prima Serif Std Roman" w:hAnsi="Prima Serif Std Roman" w:eastAsia="Prima Serif Std Roman"/>
+                <w:sz w:val="19"/>
+              </w:rPr>
+              <w:t>基础鉴权和敏感配置脱敏可检查</w:t>
+            </w:r>
+          </w:p>
+        </w:tc>
+        <w:tc>
+          <w:tcPr>
+            <w:tcW w:w="2250" w:type="dxa"/>
+            <w:vAlign w:val="center"/>
+          </w:tcPr>
+          <w:p>
+            <w:pPr>
+              <w:spacing w:before="0" w:after="0" w:line="240" w:lineRule="auto"/>
+              <w:jc w:val="left"/>
+            </w:pPr>
+            <w:r>
+              <w:rPr>
+                <w:rFonts w:ascii="Prima Serif Std Roman" w:hAnsi="Prima Serif Std Roman" w:eastAsia="Prima Serif Std Roman"/>
+                <w:sz w:val="19"/>
+              </w:rPr>
+              <w:t>安全边界检查、未授权访问场景、敏感配置展示检查</w:t>
+            </w:r>
+          </w:p>
+        </w:tc>
+      </w:tr>
+      <w:tr>
+        <w:tblPrEx>
+          <w:tblBorders>
+            <w:top w:val="single" w:color="8EA9C1" w:sz="6" w:space="0"/>
+            <w:left w:val="single" w:color="8EA9C1" w:sz="6" w:space="0"/>
+            <w:bottom w:val="single" w:color="8EA9C1" w:sz="6" w:space="0"/>
+            <w:right w:val="single" w:color="8EA9C1" w:sz="6" w:space="0"/>
+            <w:insideH w:val="single" w:color="8EA9C1" w:sz="6" w:space="0"/>
+            <w:insideV w:val="single" w:color="8EA9C1" w:sz="6" w:space="0"/>
+          </w:tblBorders>
+          <w:tblCellMar>
+            <w:top w:w="0" w:type="dxa"/>
+            <w:left w:w="108" w:type="dxa"/>
+            <w:bottom w:w="0" w:type="dxa"/>
+            <w:right w:w="108" w:type="dxa"/>
+          </w:tblCellMar>
+        </w:tblPrEx>
+        <w:trPr>
+          <w:jc w:val="center"/>
+        </w:trPr>
+        <w:tc>
+          <w:tcPr>
+            <w:tcW w:w="2250" w:type="dxa"/>
+            <w:vAlign w:val="center"/>
+          </w:tcPr>
+          <w:p>
+            <w:pPr>
+              <w:spacing w:before="0" w:after="0" w:line="240" w:lineRule="auto"/>
+              <w:jc w:val="left"/>
+            </w:pPr>
+            <w:r>
+              <w:rPr>
+                <w:rFonts w:ascii="Prima Serif Std Roman" w:hAnsi="Prima Serif Std Roman" w:eastAsia="Prima Serif Std Roman"/>
+                <w:sz w:val="19"/>
+              </w:rPr>
+              <w:t>AC-NFR-002</w:t>
+            </w:r>
+          </w:p>
+        </w:tc>
+        <w:tc>
+          <w:tcPr>
+            <w:tcW w:w="2250" w:type="dxa"/>
+            <w:vAlign w:val="center"/>
+          </w:tcPr>
+          <w:p>
+            <w:pPr>
+              <w:spacing w:before="0" w:after="0" w:line="240" w:lineRule="auto"/>
+              <w:jc w:val="left"/>
+            </w:pPr>
+            <w:r>
+              <w:rPr>
+                <w:rFonts w:ascii="Prima Serif Std Roman" w:hAnsi="Prima Serif Std Roman" w:eastAsia="Prima Serif Std Roman"/>
+                <w:sz w:val="19"/>
+              </w:rPr>
+              <w:t>NFR-002</w:t>
+            </w:r>
+          </w:p>
+        </w:tc>
+        <w:tc>
+          <w:tcPr>
+            <w:tcW w:w="2250" w:type="dxa"/>
+            <w:vAlign w:val="center"/>
+          </w:tcPr>
+          <w:p>
+            <w:pPr>
+              <w:spacing w:before="0" w:after="0" w:line="240" w:lineRule="auto"/>
+              <w:jc w:val="left"/>
+            </w:pPr>
+            <w:r>
+              <w:rPr>
+                <w:rFonts w:ascii="Prima Serif Std Roman" w:hAnsi="Prima Serif Std Roman" w:eastAsia="Prima Serif Std Roman"/>
+                <w:sz w:val="19"/>
+              </w:rPr>
+              <w:t>用户可通过主要入口完成核心任务</w:t>
+            </w:r>
+          </w:p>
+        </w:tc>
+        <w:tc>
+          <w:tcPr>
+            <w:tcW w:w="2250" w:type="dxa"/>
+            <w:vAlign w:val="center"/>
+          </w:tcPr>
+          <w:p>
+            <w:pPr>
+              <w:spacing w:before="0" w:after="0" w:line="240" w:lineRule="auto"/>
+              <w:jc w:val="left"/>
+            </w:pPr>
+            <w:r>
+              <w:rPr>
+                <w:rFonts w:ascii="Prima Serif Std Roman" w:hAnsi="Prima Serif Std Roman" w:eastAsia="Prima Serif Std Roman"/>
+                <w:sz w:val="19"/>
+              </w:rPr>
+              <w:t>核心用户路径检查、语音失败兜底检查</w:t>
+            </w:r>
+          </w:p>
+        </w:tc>
+      </w:tr>
+      <w:tr>
+        <w:tblPrEx>
+          <w:tblBorders>
+            <w:top w:val="single" w:color="8EA9C1" w:sz="6" w:space="0"/>
+            <w:left w:val="single" w:color="8EA9C1" w:sz="6" w:space="0"/>
+            <w:bottom w:val="single" w:color="8EA9C1" w:sz="6" w:space="0"/>
+            <w:right w:val="single" w:color="8EA9C1" w:sz="6" w:space="0"/>
+            <w:insideH w:val="single" w:color="8EA9C1" w:sz="6" w:space="0"/>
+            <w:insideV w:val="single" w:color="8EA9C1" w:sz="6" w:space="0"/>
+          </w:tblBorders>
+          <w:tblCellMar>
+            <w:top w:w="0" w:type="dxa"/>
+            <w:left w:w="108" w:type="dxa"/>
+            <w:bottom w:w="0" w:type="dxa"/>
+            <w:right w:w="108" w:type="dxa"/>
+          </w:tblCellMar>
+        </w:tblPrEx>
+        <w:trPr>
+          <w:jc w:val="center"/>
+        </w:trPr>
+        <w:tc>
+          <w:tcPr>
+            <w:tcW w:w="2250" w:type="dxa"/>
+            <w:vAlign w:val="center"/>
+          </w:tcPr>
+          <w:p>
+            <w:pPr>
+              <w:spacing w:before="0" w:after="0" w:line="240" w:lineRule="auto"/>
+              <w:jc w:val="left"/>
+            </w:pPr>
+            <w:r>
+              <w:rPr>
+                <w:rFonts w:ascii="Prima Serif Std Roman" w:hAnsi="Prima Serif Std Roman" w:eastAsia="Prima Serif Std Roman"/>
+                <w:sz w:val="19"/>
+              </w:rPr>
+              <w:t>AC-NFR-003</w:t>
+            </w:r>
+          </w:p>
+        </w:tc>
+        <w:tc>
+          <w:tcPr>
+            <w:tcW w:w="2250" w:type="dxa"/>
+            <w:vAlign w:val="center"/>
+          </w:tcPr>
+          <w:p>
+            <w:pPr>
+              <w:spacing w:before="0" w:after="0" w:line="240" w:lineRule="auto"/>
+              <w:jc w:val="left"/>
+            </w:pPr>
+            <w:r>
+              <w:rPr>
+                <w:rFonts w:ascii="Prima Serif Std Roman" w:hAnsi="Prima Serif Std Roman" w:eastAsia="Prima Serif Std Roman"/>
+                <w:sz w:val="19"/>
+              </w:rPr>
+              <w:t>NFR-003</w:t>
+            </w:r>
+          </w:p>
+        </w:tc>
+        <w:tc>
+          <w:tcPr>
+            <w:tcW w:w="2250" w:type="dxa"/>
+            <w:vAlign w:val="center"/>
+          </w:tcPr>
+          <w:p>
+            <w:pPr>
+              <w:spacing w:before="0" w:after="0" w:line="240" w:lineRule="auto"/>
+              <w:jc w:val="left"/>
+            </w:pPr>
+            <w:r>
+              <w:rPr>
+                <w:rFonts w:ascii="Prima Serif Std Roman" w:hAnsi="Prima Serif Std Roman" w:eastAsia="Prima Serif Std Roman"/>
+                <w:sz w:val="19"/>
+              </w:rPr>
+              <w:t>指令执行过程可解释</w:t>
+            </w:r>
+          </w:p>
+        </w:tc>
+        <w:tc>
+          <w:tcPr>
+            <w:tcW w:w="2250" w:type="dxa"/>
+            <w:vAlign w:val="center"/>
+          </w:tcPr>
+          <w:p>
+            <w:pPr>
+              <w:spacing w:before="0" w:after="0" w:line="240" w:lineRule="auto"/>
+              <w:jc w:val="left"/>
+            </w:pPr>
+            <w:r>
+              <w:rPr>
+                <w:rFonts w:ascii="Prima Serif Std Roman" w:hAnsi="Prima Serif Std Roman" w:eastAsia="Prima Serif Std Roman"/>
+                <w:sz w:val="19"/>
+              </w:rPr>
+              <w:t>日志详情完整性和用户可读性检查</w:t>
+            </w:r>
+          </w:p>
+        </w:tc>
+      </w:tr>
+      <w:tr>
+        <w:tblPrEx>
+          <w:tblBorders>
+            <w:top w:val="single" w:color="8EA9C1" w:sz="6" w:space="0"/>
+            <w:left w:val="single" w:color="8EA9C1" w:sz="6" w:space="0"/>
+            <w:bottom w:val="single" w:color="8EA9C1" w:sz="6" w:space="0"/>
+            <w:right w:val="single" w:color="8EA9C1" w:sz="6" w:space="0"/>
+            <w:insideH w:val="single" w:color="8EA9C1" w:sz="6" w:space="0"/>
+            <w:insideV w:val="single" w:color="8EA9C1" w:sz="6" w:space="0"/>
+          </w:tblBorders>
+          <w:tblCellMar>
+            <w:top w:w="0" w:type="dxa"/>
+            <w:left w:w="108" w:type="dxa"/>
+            <w:bottom w:w="0" w:type="dxa"/>
+            <w:right w:w="108" w:type="dxa"/>
+          </w:tblCellMar>
+        </w:tblPrEx>
+        <w:trPr>
+          <w:jc w:val="center"/>
+        </w:trPr>
+        <w:tc>
+          <w:tcPr>
+            <w:tcW w:w="2250" w:type="dxa"/>
+            <w:vAlign w:val="center"/>
+          </w:tcPr>
+          <w:p>
+            <w:pPr>
+              <w:spacing w:before="0" w:after="0" w:line="240" w:lineRule="auto"/>
+              <w:jc w:val="left"/>
+            </w:pPr>
+            <w:r>
+              <w:rPr>
+                <w:rFonts w:ascii="Prima Serif Std Roman" w:hAnsi="Prima Serif Std Roman" w:eastAsia="Prima Serif Std Roman"/>
+                <w:sz w:val="19"/>
+              </w:rPr>
+              <w:t>AC-NFR-004</w:t>
+            </w:r>
+          </w:p>
+        </w:tc>
+        <w:tc>
+          <w:tcPr>
+            <w:tcW w:w="2250" w:type="dxa"/>
+            <w:vAlign w:val="center"/>
+          </w:tcPr>
+          <w:p>
+            <w:pPr>
+              <w:spacing w:before="0" w:after="0" w:line="240" w:lineRule="auto"/>
+              <w:jc w:val="left"/>
+            </w:pPr>
+            <w:r>
+              <w:rPr>
+                <w:rFonts w:ascii="Prima Serif Std Roman" w:hAnsi="Prima Serif Std Roman" w:eastAsia="Prima Serif Std Roman"/>
+                <w:sz w:val="19"/>
+              </w:rPr>
+              <w:t>NFR-004</w:t>
+            </w:r>
+          </w:p>
+        </w:tc>
+        <w:tc>
+          <w:tcPr>
+            <w:tcW w:w="2250" w:type="dxa"/>
+            <w:vAlign w:val="center"/>
+          </w:tcPr>
+          <w:p>
+            <w:pPr>
+              <w:spacing w:before="0" w:after="0" w:line="240" w:lineRule="auto"/>
+              <w:jc w:val="left"/>
+            </w:pPr>
+            <w:r>
+              <w:rPr>
+                <w:rFonts w:ascii="Prima Serif Std Roman" w:hAnsi="Prima Serif Std Roman" w:eastAsia="Prima Serif Std Roman"/>
+                <w:sz w:val="19"/>
+              </w:rPr>
+              <w:t>核心用户数据隔离和状态历史可检查</w:t>
+            </w:r>
+          </w:p>
+        </w:tc>
+        <w:tc>
+          <w:tcPr>
+            <w:tcW w:w="2250" w:type="dxa"/>
+            <w:vAlign w:val="center"/>
+          </w:tcPr>
+          <w:p>
+            <w:pPr>
+              <w:spacing w:before="0" w:after="0" w:line="240" w:lineRule="auto"/>
+              <w:jc w:val="left"/>
+            </w:pPr>
+            <w:r>
+              <w:rPr>
+                <w:rFonts w:ascii="Prima Serif Std Roman" w:hAnsi="Prima Serif Std Roman" w:eastAsia="Prima Serif Std Roman"/>
+                <w:sz w:val="19"/>
+              </w:rPr>
+              <w:t>状态变更一致性和用户隔离场景检查</w:t>
+            </w:r>
+          </w:p>
+        </w:tc>
+      </w:tr>
+      <w:tr>
+        <w:tblPrEx>
+          <w:tblBorders>
+            <w:top w:val="single" w:color="8EA9C1" w:sz="6" w:space="0"/>
+            <w:left w:val="single" w:color="8EA9C1" w:sz="6" w:space="0"/>
+            <w:bottom w:val="single" w:color="8EA9C1" w:sz="6" w:space="0"/>
+            <w:right w:val="single" w:color="8EA9C1" w:sz="6" w:space="0"/>
+            <w:insideH w:val="single" w:color="8EA9C1" w:sz="6" w:space="0"/>
+            <w:insideV w:val="single" w:color="8EA9C1" w:sz="6" w:space="0"/>
+          </w:tblBorders>
+          <w:tblCellMar>
+            <w:top w:w="0" w:type="dxa"/>
+            <w:left w:w="108" w:type="dxa"/>
+            <w:bottom w:w="0" w:type="dxa"/>
+            <w:right w:w="108" w:type="dxa"/>
+          </w:tblCellMar>
+        </w:tblPrEx>
+        <w:trPr>
+          <w:jc w:val="center"/>
+        </w:trPr>
+        <w:tc>
+          <w:tcPr>
+            <w:tcW w:w="2250" w:type="dxa"/>
+            <w:vAlign w:val="center"/>
+          </w:tcPr>
+          <w:p>
+            <w:pPr>
+              <w:spacing w:before="0" w:after="0" w:line="240" w:lineRule="auto"/>
+              <w:jc w:val="left"/>
+            </w:pPr>
+            <w:r>
+              <w:rPr>
+                <w:rFonts w:ascii="Prima Serif Std Roman" w:hAnsi="Prima Serif Std Roman" w:eastAsia="Prima Serif Std Roman"/>
+                <w:sz w:val="19"/>
+              </w:rPr>
+              <w:t>AC-NFR-005</w:t>
+            </w:r>
+          </w:p>
+        </w:tc>
+        <w:tc>
+          <w:tcPr>
+            <w:tcW w:w="2250" w:type="dxa"/>
+            <w:vAlign w:val="center"/>
+          </w:tcPr>
+          <w:p>
+            <w:pPr>
+              <w:spacing w:before="0" w:after="0" w:line="240" w:lineRule="auto"/>
+              <w:jc w:val="left"/>
+            </w:pPr>
+            <w:r>
+              <w:rPr>
+                <w:rFonts w:ascii="Prima Serif Std Roman" w:hAnsi="Prima Serif Std Roman" w:eastAsia="Prima Serif Std Roman"/>
+                <w:sz w:val="19"/>
+              </w:rPr>
+              <w:t>NFR-005</w:t>
+            </w:r>
+          </w:p>
+        </w:tc>
+        <w:tc>
+          <w:tcPr>
+            <w:tcW w:w="2250" w:type="dxa"/>
+            <w:vAlign w:val="center"/>
+          </w:tcPr>
+          <w:p>
+            <w:pPr>
+              <w:spacing w:before="0" w:after="0" w:line="240" w:lineRule="auto"/>
+              <w:jc w:val="left"/>
+            </w:pPr>
+            <w:r>
+              <w:rPr>
+                <w:rFonts w:ascii="Prima Serif Std Roman" w:hAnsi="Prima Serif Std Roman" w:eastAsia="Prima Serif Std Roman"/>
+                <w:sz w:val="19"/>
+              </w:rPr>
+              <w:t>需求能被测试计划和验收项承接</w:t>
+            </w:r>
+          </w:p>
+        </w:tc>
+        <w:tc>
+          <w:tcPr>
+            <w:tcW w:w="2250" w:type="dxa"/>
+            <w:vAlign w:val="center"/>
+          </w:tcPr>
+          <w:p>
+            <w:pPr>
+              <w:spacing w:before="0" w:after="0" w:line="240" w:lineRule="auto"/>
+              <w:jc w:val="left"/>
+            </w:pPr>
+            <w:r>
+              <w:rPr>
+                <w:rFonts w:ascii="Prima Serif Std Roman" w:hAnsi="Prima Serif Std Roman" w:eastAsia="Prima Serif Std Roman"/>
+                <w:sz w:val="19"/>
+              </w:rPr>
+              <w:t>需求、用例、验收项和测试计划覆盖检查</w:t>
+            </w:r>
+          </w:p>
+        </w:tc>
+      </w:tr>
+      <w:tr>
+        <w:tblPrEx>
+          <w:tblBorders>
+            <w:top w:val="single" w:color="8EA9C1" w:sz="6" w:space="0"/>
+            <w:left w:val="single" w:color="8EA9C1" w:sz="6" w:space="0"/>
+            <w:bottom w:val="single" w:color="8EA9C1" w:sz="6" w:space="0"/>
+            <w:right w:val="single" w:color="8EA9C1" w:sz="6" w:space="0"/>
+            <w:insideH w:val="single" w:color="8EA9C1" w:sz="6" w:space="0"/>
+            <w:insideV w:val="single" w:color="8EA9C1" w:sz="6" w:space="0"/>
+          </w:tblBorders>
         </w:tblPrEx>
         <w:trPr>
           <w:jc w:val="center"/>
@@ -15455,22 +15457,6 @@
                       <a:ln w="6350">
                         <a:noFill/>
                       </a:ln>
-                      <a:extLst>
-                        <a:ext uri="{909E8E84-426E-40DD-AFC4-6F175D3DCCD1}">
-                          <a14:hiddenFill xmlns:a14="http://schemas.microsoft.com/office/drawing/2010/main">
-                            <a:solidFill>
-                              <a:schemeClr val="lt1"/>
-                            </a:solidFill>
-                          </a14:hiddenFill>
-                        </a:ext>
-                        <a:ext uri="{91240B29-F687-4F45-9708-019B960494DF}">
-                          <a14:hiddenLine xmlns:a14="http://schemas.microsoft.com/office/drawing/2010/main" w="6350">
-                            <a:solidFill>
-                              <a:prstClr val="black"/>
-                            </a:solidFill>
-                          </a14:hiddenLine>
-                        </a:ext>
-                      </a:extLst>
                     </wps:spPr>
                     <wps:style>
                       <a:lnRef idx="0">
@@ -15521,7 +15507,7 @@
         </mc:Choice>
         <mc:Fallback>
           <w:pict>
-            <v:shape id="_x0000_s1026" o:spid="_x0000_s1026" o:spt="202" type="#_x0000_t202" style="position:absolute;left:0pt;margin-top:0pt;height:144pt;width:144pt;mso-position-horizontal:center;mso-position-horizontal-relative:margin;mso-wrap-style:none;z-index:251659264;mso-width-relative:page;mso-height-relative:page;" filled="f" stroked="f" coordsize="21600,21600" o:gfxdata="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">
+            <v:shape id="_x0000_s1026" o:spid="_x0000_s1026" o:spt="202" type="#_x0000_t202" style="position:absolute;left:0pt;margin-top:0pt;height:144pt;width:144pt;mso-position-horizontal:center;mso-position-horizontal-relative:margin;mso-wrap-style:none;z-index:251659264;mso-width-relative:page;mso-height-relative:page;" filled="f" stroked="f" coordsize="21600,21600" o:gfxdata="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">
               <v:fill on="f" focussize="0,0"/>
               <v:stroke on="f" weight="0.5pt"/>
               <v:imagedata o:title=""/>
@@ -15601,22 +15587,6 @@
                       <a:ln w="6350">
                         <a:noFill/>
                       </a:ln>
-                      <a:extLst>
-                        <a:ext uri="{909E8E84-426E-40DD-AFC4-6F175D3DCCD1}">
-                          <a14:hiddenFill xmlns:a14="http://schemas.microsoft.com/office/drawing/2010/main">
-                            <a:solidFill>
-                              <a:schemeClr val="lt1"/>
-                            </a:solidFill>
-                          </a14:hiddenFill>
-                        </a:ext>
-                        <a:ext uri="{91240B29-F687-4F45-9708-019B960494DF}">
-                          <a14:hiddenLine xmlns:a14="http://schemas.microsoft.com/office/drawing/2010/main" w="6350">
-                            <a:solidFill>
-                              <a:prstClr val="black"/>
-                            </a:solidFill>
-                          </a14:hiddenLine>
-                        </a:ext>
-                      </a:extLst>
                     </wps:spPr>
                     <wps:style>
                       <a:lnRef idx="0">
@@ -15667,7 +15637,7 @@
         </mc:Choice>
         <mc:Fallback>
           <w:pict>
-            <v:shape id="_x0000_s1026" o:spid="_x0000_s1026" o:spt="202" type="#_x0000_t202" style="position:absolute;left:0pt;margin-top:0pt;height:144pt;width:144pt;mso-position-horizontal:center;mso-position-horizontal-relative:margin;mso-wrap-style:none;z-index:251660288;mso-width-relative:page;mso-height-relative:page;" filled="f" stroked="f" coordsize="21600,21600" o:gfxdata="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">
+            <v:shape id="_x0000_s1026" o:spid="_x0000_s1026" o:spt="202" type="#_x0000_t202" style="position:absolute;left:0pt;margin-top:0pt;height:144pt;width:144pt;mso-position-horizontal:center;mso-position-horizontal-relative:margin;mso-wrap-style:none;z-index:251660288;mso-width-relative:page;mso-height-relative:page;" filled="f" stroked="f" coordsize="21600,21600" o:gfxdata="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">
               <v:fill on="f" focussize="0,0"/>
               <v:stroke on="f" weight="0.5pt"/>
               <v:imagedata o:title=""/>
@@ -16520,7 +16490,7 @@
   <w:docDefaults>
     <w:rPrDefault>
       <w:rPr>
-        <w:rFonts w:asciiTheme="minorHAnsi" w:hAnsiTheme="minorHAnsi" w:eastAsiaTheme="minorEastAsia" w:cstheme="minorBidi"/>
+        <w:rFonts w:ascii="Times New Roman" w:hAnsi="Times New Roman" w:eastAsia="宋体" w:cs="Times New Roman"/>
       </w:rPr>
     </w:rPrDefault>
     <w:pPrDefault/>
@@ -16558,7 +16528,7 @@
     <w:lsdException w:uiPriority="99" w:name="footnote text"/>
     <w:lsdException w:uiPriority="99" w:name="annotation text"/>
     <w:lsdException w:qFormat="1" w:uiPriority="99" w:semiHidden="0" w:name="header"/>
-    <w:lsdException w:uiPriority="99" w:semiHidden="0" w:name="footer"/>
+    <w:lsdException w:qFormat="1" w:uiPriority="99" w:semiHidden="0" w:name="footer"/>
     <w:lsdException w:uiPriority="99" w:name="index heading"/>
     <w:lsdException w:qFormat="1" w:uiPriority="35" w:name="caption"/>
     <w:lsdException w:uiPriority="99" w:name="table of figures"/>
@@ -16571,32 +16541,32 @@
     <w:lsdException w:uiPriority="99" w:name="endnote reference"/>
     <w:lsdException w:uiPriority="99" w:name="endnote text"/>
     <w:lsdException w:uiPriority="99" w:name="table of authorities"/>
-    <w:lsdException w:uiPriority="99" w:semiHidden="0" w:name="macro"/>
+    <w:lsdException w:qFormat="1" w:uiPriority="99" w:semiHidden="0" w:name="macro"/>
     <w:lsdException w:uiPriority="99" w:name="toa heading"/>
-    <w:lsdException w:uiPriority="99" w:semiHidden="0" w:name="List"/>
-    <w:lsdException w:uiPriority="99" w:semiHidden="0" w:name="List Bullet"/>
-    <w:lsdException w:uiPriority="99" w:semiHidden="0" w:name="List Number"/>
-    <w:lsdException w:uiPriority="99" w:semiHidden="0" w:name="List 2"/>
-    <w:lsdException w:uiPriority="99" w:semiHidden="0" w:name="List 3"/>
+    <w:lsdException w:qFormat="1" w:uiPriority="99" w:semiHidden="0" w:name="List"/>
+    <w:lsdException w:qFormat="1" w:uiPriority="99" w:semiHidden="0" w:name="List Bullet"/>
+    <w:lsdException w:qFormat="1" w:uiPriority="99" w:semiHidden="0" w:name="List Number"/>
+    <w:lsdException w:qFormat="1" w:uiPriority="99" w:semiHidden="0" w:name="List 2"/>
+    <w:lsdException w:qFormat="1" w:uiPriority="99" w:semiHidden="0" w:name="List 3"/>
     <w:lsdException w:uiPriority="99" w:name="List 4"/>
     <w:lsdException w:uiPriority="99" w:name="List 5"/>
-    <w:lsdException w:uiPriority="99" w:semiHidden="0" w:name="List Bullet 2"/>
-    <w:lsdException w:uiPriority="99" w:semiHidden="0" w:name="List Bullet 3"/>
+    <w:lsdException w:qFormat="1" w:uiPriority="99" w:semiHidden="0" w:name="List Bullet 2"/>
+    <w:lsdException w:qFormat="1" w:uiPriority="99" w:semiHidden="0" w:name="List Bullet 3"/>
     <w:lsdException w:uiPriority="99" w:name="List Bullet 4"/>
     <w:lsdException w:uiPriority="99" w:name="List Bullet 5"/>
-    <w:lsdException w:uiPriority="99" w:semiHidden="0" w:name="List Number 2"/>
-    <w:lsdException w:uiPriority="99" w:semiHidden="0" w:name="List Number 3"/>
+    <w:lsdException w:qFormat="1" w:uiPriority="99" w:semiHidden="0" w:name="List Number 2"/>
+    <w:lsdException w:qFormat="1" w:uiPriority="99" w:semiHidden="0" w:name="List Number 3"/>
     <w:lsdException w:uiPriority="99" w:name="List Number 4"/>
     <w:lsdException w:uiPriority="99" w:name="List Number 5"/>
     <w:lsdException w:qFormat="1" w:unhideWhenUsed="0" w:uiPriority="10" w:semiHidden="0" w:name="Title"/>
     <w:lsdException w:uiPriority="99" w:name="Closing"/>
     <w:lsdException w:uiPriority="99" w:name="Signature"/>
     <w:lsdException w:qFormat="1" w:uiPriority="1" w:name="Default Paragraph Font"/>
-    <w:lsdException w:uiPriority="99" w:semiHidden="0" w:name="Body Text"/>
+    <w:lsdException w:qFormat="1" w:uiPriority="99" w:semiHidden="0" w:name="Body Text"/>
     <w:lsdException w:uiPriority="99" w:name="Body Text Indent"/>
-    <w:lsdException w:uiPriority="99" w:semiHidden="0" w:name="List Continue"/>
-    <w:lsdException w:uiPriority="99" w:semiHidden="0" w:name="List Continue 2"/>
-    <w:lsdException w:uiPriority="99" w:semiHidden="0" w:name="List Continue 3"/>
+    <w:lsdException w:qFormat="1" w:uiPriority="99" w:semiHidden="0" w:name="List Continue"/>
+    <w:lsdException w:qFormat="1" w:uiPriority="99" w:semiHidden="0" w:name="List Continue 2"/>
+    <w:lsdException w:qFormat="1" w:uiPriority="99" w:semiHidden="0" w:name="List Continue 3"/>
     <w:lsdException w:uiPriority="99" w:name="List Continue 4"/>
     <w:lsdException w:uiPriority="99" w:name="List Continue 5"/>
     <w:lsdException w:uiPriority="99" w:name="Message Header"/>
@@ -16606,8 +16576,8 @@
     <w:lsdException w:uiPriority="99" w:name="Body Text First Indent"/>
     <w:lsdException w:uiPriority="99" w:name="Body Text First Indent 2"/>
     <w:lsdException w:uiPriority="99" w:name="Note Heading"/>
-    <w:lsdException w:uiPriority="99" w:semiHidden="0" w:name="Body Text 2"/>
-    <w:lsdException w:uiPriority="99" w:semiHidden="0" w:name="Body Text 3"/>
+    <w:lsdException w:qFormat="1" w:uiPriority="99" w:semiHidden="0" w:name="Body Text 2"/>
+    <w:lsdException w:qFormat="1" w:uiPriority="99" w:semiHidden="0" w:name="Body Text 3"/>
     <w:lsdException w:uiPriority="99" w:name="Body Text Indent 2"/>
     <w:lsdException w:uiPriority="99" w:name="Body Text Indent 3"/>
     <w:lsdException w:uiPriority="99" w:name="Block Text"/>
@@ -16629,7 +16599,7 @@
     <w:lsdException w:uiPriority="99" w:name="HTML Sample"/>
     <w:lsdException w:uiPriority="99" w:name="HTML Typewriter"/>
     <w:lsdException w:uiPriority="99" w:name="HTML Variable"/>
-    <w:lsdException w:uiPriority="99" w:name="Normal Table"/>
+    <w:lsdException w:qFormat="1" w:uiPriority="99" w:name="Normal Table"/>
     <w:lsdException w:uiPriority="99" w:name="annotation subject"/>
     <w:lsdException w:uiPriority="99" w:name="Table Simple 1"/>
     <w:lsdException w:uiPriority="99" w:name="Table Simple 2"/>
@@ -16674,110 +16644,110 @@
     <w:lsdException w:uiPriority="99" w:name="Table Web 2"/>
     <w:lsdException w:uiPriority="99" w:name="Table Web 3"/>
     <w:lsdException w:uiPriority="99" w:name="Balloon Text"/>
-    <w:lsdException w:unhideWhenUsed="0" w:uiPriority="59" w:semiHidden="0" w:name="Table Grid"/>
+    <w:lsdException w:qFormat="1" w:unhideWhenUsed="0" w:uiPriority="59" w:semiHidden="0" w:name="Table Grid"/>
     <w:lsdException w:uiPriority="99" w:name="Table Theme"/>
     <w:lsdException w:qFormat="1" w:unhideWhenUsed="0" w:uiPriority="1" w:semiHidden="0" w:name="No Spacing"/>
-    <w:lsdException w:unhideWhenUsed="0" w:uiPriority="60" w:semiHidden="0" w:name="Light Shading"/>
-    <w:lsdException w:unhideWhenUsed="0" w:uiPriority="61" w:semiHidden="0" w:name="Light List"/>
-    <w:lsdException w:unhideWhenUsed="0" w:uiPriority="62" w:semiHidden="0" w:name="Light Grid"/>
-    <w:lsdException w:unhideWhenUsed="0" w:uiPriority="63" w:semiHidden="0" w:name="Medium Shading 1"/>
-    <w:lsdException w:unhideWhenUsed="0" w:uiPriority="64" w:semiHidden="0" w:name="Medium Shading 2"/>
-    <w:lsdException w:unhideWhenUsed="0" w:uiPriority="65" w:semiHidden="0" w:name="Medium List 1"/>
-    <w:lsdException w:unhideWhenUsed="0" w:uiPriority="66" w:semiHidden="0" w:name="Medium List 2"/>
-    <w:lsdException w:unhideWhenUsed="0" w:uiPriority="67" w:semiHidden="0" w:name="Medium Grid 1"/>
-    <w:lsdException w:unhideWhenUsed="0" w:uiPriority="68" w:semiHidden="0" w:name="Medium Grid 2"/>
-    <w:lsdException w:unhideWhenUsed="0" w:uiPriority="69" w:semiHidden="0" w:name="Medium Grid 3"/>
-    <w:lsdException w:unhideWhenUsed="0" w:uiPriority="70" w:semiHidden="0" w:name="Dark List"/>
-    <w:lsdException w:unhideWhenUsed="0" w:uiPriority="71" w:semiHidden="0" w:name="Colorful Shading"/>
-    <w:lsdException w:unhideWhenUsed="0" w:uiPriority="72" w:semiHidden="0" w:name="Colorful List"/>
-    <w:lsdException w:unhideWhenUsed="0" w:uiPriority="73" w:semiHidden="0" w:name="Colorful Grid"/>
-    <w:lsdException w:unhideWhenUsed="0" w:uiPriority="60" w:semiHidden="0" w:name="Light Shading Accent 1"/>
-    <w:lsdException w:unhideWhenUsed="0" w:uiPriority="61" w:semiHidden="0" w:name="Light List Accent 1"/>
-    <w:lsdException w:unhideWhenUsed="0" w:uiPriority="62" w:semiHidden="0" w:name="Light Grid Accent 1"/>
-    <w:lsdException w:unhideWhenUsed="0" w:uiPriority="63" w:semiHidden="0" w:name="Medium Shading 1 Accent 1"/>
-    <w:lsdException w:unhideWhenUsed="0" w:uiPriority="64" w:semiHidden="0" w:name="Medium Shading 2 Accent 1"/>
-    <w:lsdException w:unhideWhenUsed="0" w:uiPriority="65" w:semiHidden="0" w:name="Medium List 1 Accent 1"/>
+    <w:lsdException w:qFormat="1" w:unhideWhenUsed="0" w:uiPriority="60" w:semiHidden="0" w:name="Light Shading"/>
+    <w:lsdException w:qFormat="1" w:unhideWhenUsed="0" w:uiPriority="61" w:semiHidden="0" w:name="Light List"/>
+    <w:lsdException w:qFormat="1" w:unhideWhenUsed="0" w:uiPriority="62" w:semiHidden="0" w:name="Light Grid"/>
+    <w:lsdException w:qFormat="1" w:unhideWhenUsed="0" w:uiPriority="63" w:semiHidden="0" w:name="Medium Shading 1"/>
+    <w:lsdException w:qFormat="1" w:unhideWhenUsed="0" w:uiPriority="64" w:semiHidden="0" w:name="Medium Shading 2"/>
+    <w:lsdException w:qFormat="1" w:unhideWhenUsed="0" w:uiPriority="65" w:semiHidden="0" w:name="Medium List 1"/>
+    <w:lsdException w:qFormat="1" w:unhideWhenUsed="0" w:uiPriority="66" w:semiHidden="0" w:name="Medium List 2"/>
+    <w:lsdException w:qFormat="1" w:unhideWhenUsed="0" w:uiPriority="67" w:semiHidden="0" w:name="Medium Grid 1"/>
+    <w:lsdException w:qFormat="1" w:unhideWhenUsed="0" w:uiPriority="68" w:semiHidden="0" w:name="Medium Grid 2"/>
+    <w:lsdException w:qFormat="1" w:unhideWhenUsed="0" w:uiPriority="69" w:semiHidden="0" w:name="Medium Grid 3"/>
+    <w:lsdException w:qFormat="1" w:unhideWhenUsed="0" w:uiPriority="70" w:semiHidden="0" w:name="Dark List"/>
+    <w:lsdException w:qFormat="1" w:unhideWhenUsed="0" w:uiPriority="71" w:semiHidden="0" w:name="Colorful Shading"/>
+    <w:lsdException w:qFormat="1" w:unhideWhenUsed="0" w:uiPriority="72" w:semiHidden="0" w:name="Colorful List"/>
+    <w:lsdException w:qFormat="1" w:unhideWhenUsed="0" w:uiPriority="73" w:semiHidden="0" w:name="Colorful Grid"/>
+    <w:lsdException w:qFormat="1" w:unhideWhenUsed="0" w:uiPriority="60" w:semiHidden="0" w:name="Light Shading Accent 1"/>
+    <w:lsdException w:qFormat="1" w:unhideWhenUsed="0" w:uiPriority="61" w:semiHidden="0" w:name="Light List Accent 1"/>
+    <w:lsdException w:qFormat="1" w:unhideWhenUsed="0" w:uiPriority="62" w:semiHidden="0" w:name="Light Grid Accent 1"/>
+    <w:lsdException w:qFormat="1" w:unhideWhenUsed="0" w:uiPriority="63" w:semiHidden="0" w:name="Medium Shading 1 Accent 1"/>
+    <w:lsdException w:qFormat="1" w:unhideWhenUsed="0" w:uiPriority="64" w:semiHidden="0" w:name="Medium Shading 2 Accent 1"/>
+    <w:lsdException w:qFormat="1" w:unhideWhenUsed="0" w:uiPriority="65" w:semiHidden="0" w:name="Medium List 1 Accent 1"/>
     <w:lsdException w:qFormat="1" w:unhideWhenUsed="0" w:uiPriority="34" w:semiHidden="0" w:name="List Paragraph"/>
     <w:lsdException w:qFormat="1" w:unhideWhenUsed="0" w:uiPriority="29" w:semiHidden="0" w:name="Quote"/>
     <w:lsdException w:qFormat="1" w:unhideWhenUsed="0" w:uiPriority="30" w:semiHidden="0" w:name="Intense Quote"/>
-    <w:lsdException w:unhideWhenUsed="0" w:uiPriority="66" w:semiHidden="0" w:name="Medium List 2 Accent 1"/>
-    <w:lsdException w:unhideWhenUsed="0" w:uiPriority="67" w:semiHidden="0" w:name="Medium Grid 1 Accent 1"/>
-    <w:lsdException w:unhideWhenUsed="0" w:uiPriority="68" w:semiHidden="0" w:name="Medium Grid 2 Accent 1"/>
-    <w:lsdException w:unhideWhenUsed="0" w:uiPriority="69" w:semiHidden="0" w:name="Medium Grid 3 Accent 1"/>
-    <w:lsdException w:unhideWhenUsed="0" w:uiPriority="70" w:semiHidden="0" w:name="Dark List Accent 1"/>
-    <w:lsdException w:unhideWhenUsed="0" w:uiPriority="71" w:semiHidden="0" w:name="Colorful Shading Accent 1"/>
-    <w:lsdException w:unhideWhenUsed="0" w:uiPriority="72" w:semiHidden="0" w:name="Colorful List Accent 1"/>
-    <w:lsdException w:unhideWhenUsed="0" w:uiPriority="73" w:semiHidden="0" w:name="Colorful Grid Accent 1"/>
-    <w:lsdException w:unhideWhenUsed="0" w:uiPriority="60" w:semiHidden="0" w:name="Light Shading Accent 2"/>
-    <w:lsdException w:unhideWhenUsed="0" w:uiPriority="61" w:semiHidden="0" w:name="Light List Accent 2"/>
-    <w:lsdException w:unhideWhenUsed="0" w:uiPriority="62" w:semiHidden="0" w:name="Light Grid Accent 2"/>
-    <w:lsdException w:unhideWhenUsed="0" w:uiPriority="63" w:semiHidden="0" w:name="Medium Shading 1 Accent 2"/>
-    <w:lsdException w:unhideWhenUsed="0" w:uiPriority="64" w:semiHidden="0" w:name="Medium Shading 2 Accent 2"/>
-    <w:lsdException w:unhideWhenUsed="0" w:uiPriority="65" w:semiHidden="0" w:name="Medium List 1 Accent 2"/>
-    <w:lsdException w:unhideWhenUsed="0" w:uiPriority="66" w:semiHidden="0" w:name="Medium List 2 Accent 2"/>
-    <w:lsdException w:unhideWhenUsed="0" w:uiPriority="67" w:semiHidden="0" w:name="Medium Grid 1 Accent 2"/>
-    <w:lsdException w:unhideWhenUsed="0" w:uiPriority="68" w:semiHidden="0" w:name="Medium Grid 2 Accent 2"/>
-    <w:lsdException w:unhideWhenUsed="0" w:uiPriority="69" w:semiHidden="0" w:name="Medium Grid 3 Accent 2"/>
-    <w:lsdException w:unhideWhenUsed="0" w:uiPriority="70" w:semiHidden="0" w:name="Dark List Accent 2"/>
-    <w:lsdException w:unhideWhenUsed="0" w:uiPriority="71" w:semiHidden="0" w:name="Colorful Shading Accent 2"/>
-    <w:lsdException w:unhideWhenUsed="0" w:uiPriority="72" w:semiHidden="0" w:name="Colorful List Accent 2"/>
-    <w:lsdException w:unhideWhenUsed="0" w:uiPriority="73" w:semiHidden="0" w:name="Colorful Grid Accent 2"/>
-    <w:lsdException w:unhideWhenUsed="0" w:uiPriority="60" w:semiHidden="0" w:name="Light Shading Accent 3"/>
-    <w:lsdException w:unhideWhenUsed="0" w:uiPriority="61" w:semiHidden="0" w:name="Light List Accent 3"/>
-    <w:lsdException w:unhideWhenUsed="0" w:uiPriority="62" w:semiHidden="0" w:name="Light Grid Accent 3"/>
-    <w:lsdException w:unhideWhenUsed="0" w:uiPriority="63" w:semiHidden="0" w:name="Medium Shading 1 Accent 3"/>
-    <w:lsdException w:unhideWhenUsed="0" w:uiPriority="64" w:semiHidden="0" w:name="Medium Shading 2 Accent 3"/>
-    <w:lsdException w:unhideWhenUsed="0" w:uiPriority="65" w:semiHidden="0" w:name="Medium List 1 Accent 3"/>
-    <w:lsdException w:unhideWhenUsed="0" w:uiPriority="66" w:semiHidden="0" w:name="Medium List 2 Accent 3"/>
-    <w:lsdException w:unhideWhenUsed="0" w:uiPriority="67" w:semiHidden="0" w:name="Medium Grid 1 Accent 3"/>
-    <w:lsdException w:unhideWhenUsed="0" w:uiPriority="68" w:semiHidden="0" w:name="Medium Grid 2 Accent 3"/>
-    <w:lsdException w:unhideWhenUsed="0" w:uiPriority="69" w:semiHidden="0" w:name="Medium Grid 3 Accent 3"/>
-    <w:lsdException w:unhideWhenUsed="0" w:uiPriority="70" w:semiHidden="0" w:name="Dark List Accent 3"/>
-    <w:lsdException w:unhideWhenUsed="0" w:uiPriority="71" w:semiHidden="0" w:name="Colorful Shading Accent 3"/>
-    <w:lsdException w:unhideWhenUsed="0" w:uiPriority="72" w:semiHidden="0" w:name="Colorful List Accent 3"/>
-    <w:lsdException w:unhideWhenUsed="0" w:uiPriority="73" w:semiHidden="0" w:name="Colorful Grid Accent 3"/>
-    <w:lsdException w:unhideWhenUsed="0" w:uiPriority="60" w:semiHidden="0" w:name="Light Shading Accent 4"/>
-    <w:lsdException w:unhideWhenUsed="0" w:uiPriority="61" w:semiHidden="0" w:name="Light List Accent 4"/>
-    <w:lsdException w:unhideWhenUsed="0" w:uiPriority="62" w:semiHidden="0" w:name="Light Grid Accent 4"/>
-    <w:lsdException w:unhideWhenUsed="0" w:uiPriority="63" w:semiHidden="0" w:name="Medium Shading 1 Accent 4"/>
-    <w:lsdException w:unhideWhenUsed="0" w:uiPriority="64" w:semiHidden="0" w:name="Medium Shading 2 Accent 4"/>
-    <w:lsdException w:unhideWhenUsed="0" w:uiPriority="65" w:semiHidden="0" w:name="Medium List 1 Accent 4"/>
-    <w:lsdException w:unhideWhenUsed="0" w:uiPriority="66" w:semiHidden="0" w:name="Medium List 2 Accent 4"/>
-    <w:lsdException w:unhideWhenUsed="0" w:uiPriority="67" w:semiHidden="0" w:name="Medium Grid 1 Accent 4"/>
-    <w:lsdException w:unhideWhenUsed="0" w:uiPriority="68" w:semiHidden="0" w:name="Medium Grid 2 Accent 4"/>
-    <w:lsdException w:unhideWhenUsed="0" w:uiPriority="69" w:semiHidden="0" w:name="Medium Grid 3 Accent 4"/>
-    <w:lsdException w:unhideWhenUsed="0" w:uiPriority="70" w:semiHidden="0" w:name="Dark List Accent 4"/>
-    <w:lsdException w:unhideWhenUsed="0" w:uiPriority="71" w:semiHidden="0" w:name="Colorful Shading Accent 4"/>
-    <w:lsdException w:unhideWhenUsed="0" w:uiPriority="72" w:semiHidden="0" w:name="Colorful List Accent 4"/>
-    <w:lsdException w:unhideWhenUsed="0" w:uiPriority="73" w:semiHidden="0" w:name="Colorful Grid Accent 4"/>
-    <w:lsdException w:unhideWhenUsed="0" w:uiPriority="60" w:semiHidden="0" w:name="Light Shading Accent 5"/>
-    <w:lsdException w:unhideWhenUsed="0" w:uiPriority="61" w:semiHidden="0" w:name="Light List Accent 5"/>
-    <w:lsdException w:unhideWhenUsed="0" w:uiPriority="62" w:semiHidden="0" w:name="Light Grid Accent 5"/>
-    <w:lsdException w:unhideWhenUsed="0" w:uiPriority="63" w:semiHidden="0" w:name="Medium Shading 1 Accent 5"/>
-    <w:lsdException w:unhideWhenUsed="0" w:uiPriority="64" w:semiHidden="0" w:name="Medium Shading 2 Accent 5"/>
-    <w:lsdException w:unhideWhenUsed="0" w:uiPriority="65" w:semiHidden="0" w:name="Medium List 1 Accent 5"/>
-    <w:lsdException w:unhideWhenUsed="0" w:uiPriority="66" w:semiHidden="0" w:name="Medium List 2 Accent 5"/>
-    <w:lsdException w:unhideWhenUsed="0" w:uiPriority="67" w:semiHidden="0" w:name="Medium Grid 1 Accent 5"/>
-    <w:lsdException w:unhideWhenUsed="0" w:uiPriority="68" w:semiHidden="0" w:name="Medium Grid 2 Accent 5"/>
-    <w:lsdException w:unhideWhenUsed="0" w:uiPriority="69" w:semiHidden="0" w:name="Medium Grid 3 Accent 5"/>
-    <w:lsdException w:unhideWhenUsed="0" w:uiPriority="70" w:semiHidden="0" w:name="Dark List Accent 5"/>
-    <w:lsdException w:unhideWhenUsed="0" w:uiPriority="71" w:semiHidden="0" w:name="Colorful Shading Accent 5"/>
-    <w:lsdException w:unhideWhenUsed="0" w:uiPriority="72" w:semiHidden="0" w:name="Colorful List Accent 5"/>
-    <w:lsdException w:unhideWhenUsed="0" w:uiPriority="73" w:semiHidden="0" w:name="Colorful Grid Accent 5"/>
-    <w:lsdException w:unhideWhenUsed="0" w:uiPriority="60" w:semiHidden="0" w:name="Light Shading Accent 6"/>
-    <w:lsdException w:unhideWhenUsed="0" w:uiPriority="61" w:semiHidden="0" w:name="Light List Accent 6"/>
-    <w:lsdException w:unhideWhenUsed="0" w:uiPriority="62" w:semiHidden="0" w:name="Light Grid Accent 6"/>
-    <w:lsdException w:unhideWhenUsed="0" w:uiPriority="63" w:semiHidden="0" w:name="Medium Shading 1 Accent 6"/>
-    <w:lsdException w:unhideWhenUsed="0" w:uiPriority="64" w:semiHidden="0" w:name="Medium Shading 2 Accent 6"/>
-    <w:lsdException w:unhideWhenUsed="0" w:uiPriority="65" w:semiHidden="0" w:name="Medium List 1 Accent 6"/>
-    <w:lsdException w:unhideWhenUsed="0" w:uiPriority="66" w:semiHidden="0" w:name="Medium List 2 Accent 6"/>
-    <w:lsdException w:unhideWhenUsed="0" w:uiPriority="67" w:semiHidden="0" w:name="Medium Grid 1 Accent 6"/>
-    <w:lsdException w:unhideWhenUsed="0" w:uiPriority="68" w:semiHidden="0" w:name="Medium Grid 2 Accent 6"/>
-    <w:lsdException w:unhideWhenUsed="0" w:uiPriority="69" w:semiHidden="0" w:name="Medium Grid 3 Accent 6"/>
-    <w:lsdException w:unhideWhenUsed="0" w:uiPriority="70" w:semiHidden="0" w:name="Dark List Accent 6"/>
-    <w:lsdException w:unhideWhenUsed="0" w:uiPriority="71" w:semiHidden="0" w:name="Colorful Shading Accent 6"/>
-    <w:lsdException w:unhideWhenUsed="0" w:uiPriority="72" w:semiHidden="0" w:name="Colorful List Accent 6"/>
-    <w:lsdException w:unhideWhenUsed="0" w:uiPriority="73" w:semiHidden="0" w:name="Colorful Grid Accent 6"/>
+    <w:lsdException w:qFormat="1" w:unhideWhenUsed="0" w:uiPriority="66" w:semiHidden="0" w:name="Medium List 2 Accent 1"/>
+    <w:lsdException w:qFormat="1" w:unhideWhenUsed="0" w:uiPriority="67" w:semiHidden="0" w:name="Medium Grid 1 Accent 1"/>
+    <w:lsdException w:qFormat="1" w:unhideWhenUsed="0" w:uiPriority="68" w:semiHidden="0" w:name="Medium Grid 2 Accent 1"/>
+    <w:lsdException w:qFormat="1" w:unhideWhenUsed="0" w:uiPriority="69" w:semiHidden="0" w:name="Medium Grid 3 Accent 1"/>
+    <w:lsdException w:qFormat="1" w:unhideWhenUsed="0" w:uiPriority="70" w:semiHidden="0" w:name="Dark List Accent 1"/>
+    <w:lsdException w:qFormat="1" w:unhideWhenUsed="0" w:uiPriority="71" w:semiHidden="0" w:name="Colorful Shading Accent 1"/>
+    <w:lsdException w:qFormat="1" w:unhideWhenUsed="0" w:uiPriority="72" w:semiHidden="0" w:name="Colorful List Accent 1"/>
+    <w:lsdException w:qFormat="1" w:unhideWhenUsed="0" w:uiPriority="73" w:semiHidden="0" w:name="Colorful Grid Accent 1"/>
+    <w:lsdException w:qFormat="1" w:unhideWhenUsed="0" w:uiPriority="60" w:semiHidden="0" w:name="Light Shading Accent 2"/>
+    <w:lsdException w:qFormat="1" w:unhideWhenUsed="0" w:uiPriority="61" w:semiHidden="0" w:name="Light List Accent 2"/>
+    <w:lsdException w:qFormat="1" w:unhideWhenUsed="0" w:uiPriority="62" w:semiHidden="0" w:name="Light Grid Accent 2"/>
+    <w:lsdException w:qFormat="1" w:unhideWhenUsed="0" w:uiPriority="63" w:semiHidden="0" w:name="Medium Shading 1 Accent 2"/>
+    <w:lsdException w:qFormat="1" w:unhideWhenUsed="0" w:uiPriority="64" w:semiHidden="0" w:name="Medium Shading 2 Accent 2"/>
+    <w:lsdException w:qFormat="1" w:unhideWhenUsed="0" w:uiPriority="65" w:semiHidden="0" w:name="Medium List 1 Accent 2"/>
+    <w:lsdException w:qFormat="1" w:unhideWhenUsed="0" w:uiPriority="66" w:semiHidden="0" w:name="Medium List 2 Accent 2"/>
+    <w:lsdException w:qFormat="1" w:unhideWhenUsed="0" w:uiPriority="67" w:semiHidden="0" w:name="Medium Grid 1 Accent 2"/>
+    <w:lsdException w:qFormat="1" w:unhideWhenUsed="0" w:uiPriority="68" w:semiHidden="0" w:name="Medium Grid 2 Accent 2"/>
+    <w:lsdException w:qFormat="1" w:unhideWhenUsed="0" w:uiPriority="69" w:semiHidden="0" w:name="Medium Grid 3 Accent 2"/>
+    <w:lsdException w:qFormat="1" w:unhideWhenUsed="0" w:uiPriority="70" w:semiHidden="0" w:name="Dark List Accent 2"/>
+    <w:lsdException w:qFormat="1" w:unhideWhenUsed="0" w:uiPriority="71" w:semiHidden="0" w:name="Colorful Shading Accent 2"/>
+    <w:lsdException w:qFormat="1" w:unhideWhenUsed="0" w:uiPriority="72" w:semiHidden="0" w:name="Colorful List Accent 2"/>
+    <w:lsdException w:qFormat="1" w:unhideWhenUsed="0" w:uiPriority="73" w:semiHidden="0" w:name="Colorful Grid Accent 2"/>
+    <w:lsdException w:qFormat="1" w:unhideWhenUsed="0" w:uiPriority="60" w:semiHidden="0" w:name="Light Shading Accent 3"/>
+    <w:lsdException w:qFormat="1" w:unhideWhenUsed="0" w:uiPriority="61" w:semiHidden="0" w:name="Light List Accent 3"/>
+    <w:lsdException w:qFormat="1" w:unhideWhenUsed="0" w:uiPriority="62" w:semiHidden="0" w:name="Light Grid Accent 3"/>
+    <w:lsdException w:qFormat="1" w:unhideWhenUsed="0" w:uiPriority="63" w:semiHidden="0" w:name="Medium Shading 1 Accent 3"/>
+    <w:lsdException w:qFormat="1" w:unhideWhenUsed="0" w:uiPriority="64" w:semiHidden="0" w:name="Medium Shading 2 Accent 3"/>
+    <w:lsdException w:qFormat="1" w:unhideWhenUsed="0" w:uiPriority="65" w:semiHidden="0" w:name="Medium List 1 Accent 3"/>
+    <w:lsdException w:qFormat="1" w:unhideWhenUsed="0" w:uiPriority="66" w:semiHidden="0" w:name="Medium List 2 Accent 3"/>
+    <w:lsdException w:qFormat="1" w:unhideWhenUsed="0" w:uiPriority="67" w:semiHidden="0" w:name="Medium Grid 1 Accent 3"/>
+    <w:lsdException w:qFormat="1" w:unhideWhenUsed="0" w:uiPriority="68" w:semiHidden="0" w:name="Medium Grid 2 Accent 3"/>
+    <w:lsdException w:qFormat="1" w:unhideWhenUsed="0" w:uiPriority="69" w:semiHidden="0" w:name="Medium Grid 3 Accent 3"/>
+    <w:lsdException w:qFormat="1" w:unhideWhenUsed="0" w:uiPriority="70" w:semiHidden="0" w:name="Dark List Accent 3"/>
+    <w:lsdException w:qFormat="1" w:unhideWhenUsed="0" w:uiPriority="71" w:semiHidden="0" w:name="Colorful Shading Accent 3"/>
+    <w:lsdException w:qFormat="1" w:unhideWhenUsed="0" w:uiPriority="72" w:semiHidden="0" w:name="Colorful List Accent 3"/>
+    <w:lsdException w:qFormat="1" w:unhideWhenUsed="0" w:uiPriority="73" w:semiHidden="0" w:name="Colorful Grid Accent 3"/>
+    <w:lsdException w:qFormat="1" w:unhideWhenUsed="0" w:uiPriority="60" w:semiHidden="0" w:name="Light Shading Accent 4"/>
+    <w:lsdException w:qFormat="1" w:unhideWhenUsed="0" w:uiPriority="61" w:semiHidden="0" w:name="Light List Accent 4"/>
+    <w:lsdException w:qFormat="1" w:unhideWhenUsed="0" w:uiPriority="62" w:semiHidden="0" w:name="Light Grid Accent 4"/>
+    <w:lsdException w:qFormat="1" w:unhideWhenUsed="0" w:uiPriority="63" w:semiHidden="0" w:name="Medium Shading 1 Accent 4"/>
+    <w:lsdException w:qFormat="1" w:unhideWhenUsed="0" w:uiPriority="64" w:semiHidden="0" w:name="Medium Shading 2 Accent 4"/>
+    <w:lsdException w:qFormat="1" w:unhideWhenUsed="0" w:uiPriority="65" w:semiHidden="0" w:name="Medium List 1 Accent 4"/>
+    <w:lsdException w:qFormat="1" w:unhideWhenUsed="0" w:uiPriority="66" w:semiHidden="0" w:name="Medium List 2 Accent 4"/>
+    <w:lsdException w:qFormat="1" w:unhideWhenUsed="0" w:uiPriority="67" w:semiHidden="0" w:name="Medium Grid 1 Accent 4"/>
+    <w:lsdException w:qFormat="1" w:unhideWhenUsed="0" w:uiPriority="68" w:semiHidden="0" w:name="Medium Grid 2 Accent 4"/>
+    <w:lsdException w:qFormat="1" w:unhideWhenUsed="0" w:uiPriority="69" w:semiHidden="0" w:name="Medium Grid 3 Accent 4"/>
+    <w:lsdException w:qFormat="1" w:unhideWhenUsed="0" w:uiPriority="70" w:semiHidden="0" w:name="Dark List Accent 4"/>
+    <w:lsdException w:qFormat="1" w:unhideWhenUsed="0" w:uiPriority="71" w:semiHidden="0" w:name="Colorful Shading Accent 4"/>
+    <w:lsdException w:qFormat="1" w:unhideWhenUsed="0" w:uiPriority="72" w:semiHidden="0" w:name="Colorful List Accent 4"/>
+    <w:lsdException w:qFormat="1" w:unhideWhenUsed="0" w:uiPriority="73" w:semiHidden="0" w:name="Colorful Grid Accent 4"/>
+    <w:lsdException w:qFormat="1" w:unhideWhenUsed="0" w:uiPriority="60" w:semiHidden="0" w:name="Light Shading Accent 5"/>
+    <w:lsdException w:qFormat="1" w:unhideWhenUsed="0" w:uiPriority="61" w:semiHidden="0" w:name="Light List Accent 5"/>
+    <w:lsdException w:qFormat="1" w:unhideWhenUsed="0" w:uiPriority="62" w:semiHidden="0" w:name="Light Grid Accent 5"/>
+    <w:lsdException w:qFormat="1" w:unhideWhenUsed="0" w:uiPriority="63" w:semiHidden="0" w:name="Medium Shading 1 Accent 5"/>
+    <w:lsdException w:qFormat="1" w:unhideWhenUsed="0" w:uiPriority="64" w:semiHidden="0" w:name="Medium Shading 2 Accent 5"/>
+    <w:lsdException w:qFormat="1" w:unhideWhenUsed="0" w:uiPriority="65" w:semiHidden="0" w:name="Medium List 1 Accent 5"/>
+    <w:lsdException w:qFormat="1" w:unhideWhenUsed="0" w:uiPriority="66" w:semiHidden="0" w:name="Medium List 2 Accent 5"/>
+    <w:lsdException w:qFormat="1" w:unhideWhenUsed="0" w:uiPriority="67" w:semiHidden="0" w:name="Medium Grid 1 Accent 5"/>
+    <w:lsdException w:qFormat="1" w:unhideWhenUsed="0" w:uiPriority="68" w:semiHidden="0" w:name="Medium Grid 2 Accent 5"/>
+    <w:lsdException w:qFormat="1" w:unhideWhenUsed="0" w:uiPriority="69" w:semiHidden="0" w:name="Medium Grid 3 Accent 5"/>
+    <w:lsdException w:qFormat="1" w:unhideWhenUsed="0" w:uiPriority="70" w:semiHidden="0" w:name="Dark List Accent 5"/>
+    <w:lsdException w:qFormat="1" w:unhideWhenUsed="0" w:uiPriority="71" w:semiHidden="0" w:name="Colorful Shading Accent 5"/>
+    <w:lsdException w:qFormat="1" w:unhideWhenUsed="0" w:uiPriority="72" w:semiHidden="0" w:name="Colorful List Accent 5"/>
+    <w:lsdException w:qFormat="1" w:unhideWhenUsed="0" w:uiPriority="73" w:semiHidden="0" w:name="Colorful Grid Accent 5"/>
+    <w:lsdException w:qFormat="1" w:unhideWhenUsed="0" w:uiPriority="60" w:semiHidden="0" w:name="Light Shading Accent 6"/>
+    <w:lsdException w:qFormat="1" w:unhideWhenUsed="0" w:uiPriority="61" w:semiHidden="0" w:name="Light List Accent 6"/>
+    <w:lsdException w:qFormat="1" w:unhideWhenUsed="0" w:uiPriority="62" w:semiHidden="0" w:name="Light Grid Accent 6"/>
+    <w:lsdException w:qFormat="1" w:unhideWhenUsed="0" w:uiPriority="63" w:semiHidden="0" w:name="Medium Shading 1 Accent 6"/>
+    <w:lsdException w:qFormat="1" w:unhideWhenUsed="0" w:uiPriority="64" w:semiHidden="0" w:name="Medium Shading 2 Accent 6"/>
+    <w:lsdException w:qFormat="1" w:unhideWhenUsed="0" w:uiPriority="65" w:semiHidden="0" w:name="Medium List 1 Accent 6"/>
+    <w:lsdException w:qFormat="1" w:unhideWhenUsed="0" w:uiPriority="66" w:semiHidden="0" w:name="Medium List 2 Accent 6"/>
+    <w:lsdException w:qFormat="1" w:unhideWhenUsed="0" w:uiPriority="67" w:semiHidden="0" w:name="Medium Grid 1 Accent 6"/>
+    <w:lsdException w:qFormat="1" w:unhideWhenUsed="0" w:uiPriority="68" w:semiHidden="0" w:name="Medium Grid 2 Accent 6"/>
+    <w:lsdException w:qFormat="1" w:unhideWhenUsed="0" w:uiPriority="69" w:semiHidden="0" w:name="Medium Grid 3 Accent 6"/>
+    <w:lsdException w:qFormat="1" w:unhideWhenUsed="0" w:uiPriority="70" w:semiHidden="0" w:name="Dark List Accent 6"/>
+    <w:lsdException w:qFormat="1" w:unhideWhenUsed="0" w:uiPriority="71" w:semiHidden="0" w:name="Colorful Shading Accent 6"/>
+    <w:lsdException w:qFormat="1" w:unhideWhenUsed="0" w:uiPriority="72" w:semiHidden="0" w:name="Colorful List Accent 6"/>
+    <w:lsdException w:qFormat="1" w:unhideWhenUsed="0" w:uiPriority="73" w:semiHidden="0" w:name="Colorful Grid Accent 6"/>
   </w:latentStyles>
   <w:style w:type="paragraph" w:default="1" w:styleId="1">
     <w:name w:val="Normal"/>
@@ -17033,6 +17003,7 @@
     <w:name w:val="Normal Table"/>
     <w:semiHidden/>
     <w:unhideWhenUsed/>
+    <w:qFormat/>
     <w:uiPriority w:val="99"/>
     <w:tblPr>
       <w:tblCellMar>
@@ -17047,6 +17018,7 @@
     <w:name w:val="macro"/>
     <w:link w:val="147"/>
     <w:unhideWhenUsed/>
+    <w:qFormat/>
     <w:uiPriority w:val="99"/>
     <w:pPr>
       <w:tabs>
@@ -17071,6 +17043,7 @@
     <w:name w:val="List 3"/>
     <w:basedOn w:val="1"/>
     <w:unhideWhenUsed/>
+    <w:qFormat/>
     <w:uiPriority w:val="99"/>
     <w:pPr>
       <w:ind w:left="1080" w:hanging="360"/>
@@ -17081,6 +17054,7 @@
     <w:name w:val="List Number 2"/>
     <w:basedOn w:val="1"/>
     <w:unhideWhenUsed/>
+    <w:qFormat/>
     <w:uiPriority w:val="99"/>
     <w:pPr>
       <w:numPr>
@@ -17094,6 +17068,7 @@
     <w:name w:val="List Number"/>
     <w:basedOn w:val="1"/>
     <w:unhideWhenUsed/>
+    <w:qFormat/>
     <w:uiPriority w:val="99"/>
     <w:pPr>
       <w:numPr>
@@ -17131,6 +17106,7 @@
     <w:name w:val="List Bullet"/>
     <w:basedOn w:val="1"/>
     <w:unhideWhenUsed/>
+    <w:qFormat/>
     <w:uiPriority w:val="99"/>
     <w:pPr>
       <w:numPr>
@@ -17145,6 +17121,7 @@
     <w:basedOn w:val="1"/>
     <w:link w:val="146"/>
     <w:unhideWhenUsed/>
+    <w:qFormat/>
     <w:uiPriority w:val="99"/>
     <w:pPr>
       <w:spacing w:after="120"/>
@@ -17158,6 +17135,7 @@
     <w:name w:val="List Bullet 3"/>
     <w:basedOn w:val="1"/>
     <w:unhideWhenUsed/>
+    <w:qFormat/>
     <w:uiPriority w:val="99"/>
     <w:pPr>
       <w:numPr>
@@ -17172,6 +17150,7 @@
     <w:basedOn w:val="1"/>
     <w:link w:val="144"/>
     <w:unhideWhenUsed/>
+    <w:qFormat/>
     <w:uiPriority w:val="99"/>
     <w:pPr>
       <w:spacing w:after="120"/>
@@ -17185,6 +17164,7 @@
     <w:name w:val="List Number 3"/>
     <w:basedOn w:val="1"/>
     <w:unhideWhenUsed/>
+    <w:qFormat/>
     <w:uiPriority w:val="99"/>
     <w:pPr>
       <w:numPr>
@@ -17198,6 +17178,7 @@
     <w:name w:val="List 2"/>
     <w:basedOn w:val="1"/>
     <w:unhideWhenUsed/>
+    <w:qFormat/>
     <w:uiPriority w:val="99"/>
     <w:pPr>
       <w:ind w:left="720" w:hanging="360"/>
@@ -17208,6 +17189,7 @@
     <w:name w:val="List Continue"/>
     <w:basedOn w:val="1"/>
     <w:unhideWhenUsed/>
+    <w:qFormat/>
     <w:uiPriority w:val="99"/>
     <w:pPr>
       <w:spacing w:after="120"/>
@@ -17219,6 +17201,7 @@
     <w:name w:val="List Bullet 2"/>
     <w:basedOn w:val="1"/>
     <w:unhideWhenUsed/>
+    <w:qFormat/>
     <w:uiPriority w:val="99"/>
     <w:pPr>
       <w:numPr>
@@ -17233,6 +17216,7 @@
     <w:basedOn w:val="1"/>
     <w:link w:val="136"/>
     <w:unhideWhenUsed/>
+    <w:qFormat/>
     <w:uiPriority w:val="99"/>
     <w:pPr>
       <w:tabs>
@@ -17283,6 +17267,7 @@
     <w:name w:val="List"/>
     <w:basedOn w:val="1"/>
     <w:unhideWhenUsed/>
+    <w:qFormat/>
     <w:uiPriority w:val="99"/>
     <w:pPr>
       <w:ind w:left="360" w:hanging="360"/>
@@ -17294,6 +17279,7 @@
     <w:basedOn w:val="1"/>
     <w:link w:val="145"/>
     <w:unhideWhenUsed/>
+    <w:qFormat/>
     <w:uiPriority w:val="99"/>
     <w:pPr>
       <w:spacing w:after="120" w:line="480" w:lineRule="auto"/>
@@ -17303,6 +17289,7 @@
     <w:name w:val="List Continue 2"/>
     <w:basedOn w:val="1"/>
     <w:unhideWhenUsed/>
+    <w:qFormat/>
     <w:uiPriority w:val="99"/>
     <w:pPr>
       <w:spacing w:after="120"/>
@@ -17314,6 +17301,7 @@
     <w:name w:val="List Continue 3"/>
     <w:basedOn w:val="1"/>
     <w:unhideWhenUsed/>
+    <w:qFormat/>
     <w:uiPriority w:val="99"/>
     <w:pPr>
       <w:spacing w:after="120"/>
@@ -17349,6 +17337,7 @@
   <w:style w:type="table" w:styleId="33">
     <w:name w:val="Table Grid"/>
     <w:basedOn w:val="32"/>
+    <w:qFormat/>
     <w:uiPriority w:val="59"/>
     <w:pPr>
       <w:spacing w:after="0" w:line="240" w:lineRule="auto"/>
@@ -17373,6 +17362,7 @@
   <w:style w:type="table" w:styleId="34">
     <w:name w:val="Light Shading"/>
     <w:basedOn w:val="32"/>
+    <w:qFormat/>
     <w:uiPriority w:val="60"/>
     <w:pPr>
       <w:spacing w:after="0" w:line="240" w:lineRule="auto"/>
@@ -17472,6 +17462,7 @@
   <w:style w:type="table" w:styleId="35">
     <w:name w:val="Light Shading Accent 1"/>
     <w:basedOn w:val="32"/>
+    <w:qFormat/>
     <w:uiPriority w:val="60"/>
     <w:pPr>
       <w:spacing w:after="0" w:line="240" w:lineRule="auto"/>
@@ -17571,6 +17562,7 @@
   <w:style w:type="table" w:styleId="36">
     <w:name w:val="Light Shading Accent 2"/>
     <w:basedOn w:val="32"/>
+    <w:qFormat/>
     <w:uiPriority w:val="60"/>
     <w:pPr>
       <w:spacing w:after="0" w:line="240" w:lineRule="auto"/>
@@ -17670,6 +17662,7 @@
   <w:style w:type="table" w:styleId="37">
     <w:name w:val="Light Shading Accent 3"/>
     <w:basedOn w:val="32"/>
+    <w:qFormat/>
     <w:uiPriority w:val="60"/>
     <w:pPr>
       <w:spacing w:after="0" w:line="240" w:lineRule="auto"/>
@@ -17769,6 +17762,7 @@
   <w:style w:type="table" w:styleId="38">
     <w:name w:val="Light Shading Accent 4"/>
     <w:basedOn w:val="32"/>
+    <w:qFormat/>
     <w:uiPriority w:val="60"/>
     <w:pPr>
       <w:spacing w:after="0" w:line="240" w:lineRule="auto"/>
@@ -17868,6 +17862,7 @@
   <w:style w:type="table" w:styleId="39">
     <w:name w:val="Light Shading Accent 5"/>
     <w:basedOn w:val="32"/>
+    <w:qFormat/>
     <w:uiPriority w:val="60"/>
     <w:pPr>
       <w:spacing w:after="0" w:line="240" w:lineRule="auto"/>
@@ -17967,6 +17962,7 @@
   <w:style w:type="table" w:styleId="40">
     <w:name w:val="Light Shading Accent 6"/>
     <w:basedOn w:val="32"/>
+    <w:qFormat/>
     <w:uiPriority w:val="60"/>
     <w:pPr>
       <w:spacing w:after="0" w:line="240" w:lineRule="auto"/>
@@ -18066,6 +18062,7 @@
   <w:style w:type="table" w:styleId="41">
     <w:name w:val="Light List"/>
     <w:basedOn w:val="32"/>
+    <w:qFormat/>
     <w:uiPriority w:val="61"/>
     <w:pPr>
       <w:spacing w:after="0" w:line="240" w:lineRule="auto"/>
@@ -18159,6 +18156,7 @@
   <w:style w:type="table" w:styleId="42">
     <w:name w:val="Light List Accent 1"/>
     <w:basedOn w:val="32"/>
+    <w:qFormat/>
     <w:uiPriority w:val="61"/>
     <w:pPr>
       <w:spacing w:after="0" w:line="240" w:lineRule="auto"/>
@@ -18252,6 +18250,7 @@
   <w:style w:type="table" w:styleId="43">
     <w:name w:val="Light List Accent 2"/>
     <w:basedOn w:val="32"/>
+    <w:qFormat/>
     <w:uiPriority w:val="61"/>
     <w:pPr>
       <w:spacing w:after="0" w:line="240" w:lineRule="auto"/>
@@ -18345,6 +18344,7 @@
   <w:style w:type="table" w:styleId="44">
     <w:name w:val="Light List Accent 3"/>
     <w:basedOn w:val="32"/>
+    <w:qFormat/>
     <w:uiPriority w:val="61"/>
     <w:pPr>
       <w:spacing w:after="0" w:line="240" w:lineRule="auto"/>
@@ -18438,6 +18438,7 @@
   <w:style w:type="table" w:styleId="45">
     <w:name w:val="Light List Accent 4"/>
     <w:basedOn w:val="32"/>
+    <w:qFormat/>
     <w:uiPriority w:val="61"/>
     <w:pPr>
       <w:spacing w:after="0" w:line="240" w:lineRule="auto"/>
@@ -18531,6 +18532,7 @@
   <w:style w:type="table" w:styleId="46">
     <w:name w:val="Light List Accent 5"/>
     <w:basedOn w:val="32"/>
+    <w:qFormat/>
     <w:uiPriority w:val="61"/>
     <w:pPr>
       <w:spacing w:after="0" w:line="240" w:lineRule="auto"/>
@@ -18624,6 +18626,7 @@
   <w:style w:type="table" w:styleId="47">
     <w:name w:val="Light List Accent 6"/>
     <w:basedOn w:val="32"/>
+    <w:qFormat/>
     <w:uiPriority w:val="61"/>
     <w:pPr>
       <w:spacing w:after="0" w:line="240" w:lineRule="auto"/>
@@ -18717,6 +18720,7 @@
   <w:style w:type="table" w:styleId="48">
     <w:name w:val="Light Grid"/>
     <w:basedOn w:val="32"/>
+    <w:qFormat/>
     <w:uiPriority w:val="62"/>
     <w:pPr>
       <w:spacing w:after="0" w:line="240" w:lineRule="auto"/>
@@ -18843,6 +18847,7 @@
   <w:style w:type="table" w:styleId="49">
     <w:name w:val="Light Grid Accent 1"/>
     <w:basedOn w:val="32"/>
+    <w:qFormat/>
     <w:uiPriority w:val="62"/>
     <w:pPr>
       <w:spacing w:after="0" w:line="240" w:lineRule="auto"/>
@@ -18969,6 +18974,7 @@
   <w:style w:type="table" w:styleId="50">
     <w:name w:val="Light Grid Accent 2"/>
     <w:basedOn w:val="32"/>
+    <w:qFormat/>
     <w:uiPriority w:val="62"/>
     <w:pPr>
       <w:spacing w:after="0" w:line="240" w:lineRule="auto"/>
@@ -19095,6 +19101,7 @@
   <w:style w:type="table" w:styleId="51">
     <w:name w:val="Light Grid Accent 3"/>
     <w:basedOn w:val="32"/>
+    <w:qFormat/>
     <w:uiPriority w:val="62"/>
     <w:pPr>
       <w:spacing w:after="0" w:line="240" w:lineRule="auto"/>
@@ -19221,6 +19228,7 @@
   <w:style w:type="table" w:styleId="52">
     <w:name w:val="Light Grid Accent 4"/>
     <w:basedOn w:val="32"/>
+    <w:qFormat/>
     <w:uiPriority w:val="62"/>
     <w:pPr>
       <w:spacing w:after="0" w:line="240" w:lineRule="auto"/>
@@ -19347,6 +19355,7 @@
   <w:style w:type="table" w:styleId="53">
     <w:name w:val="Light Grid Accent 5"/>
     <w:basedOn w:val="32"/>
+    <w:qFormat/>
     <w:uiPriority w:val="62"/>
     <w:pPr>
       <w:spacing w:after="0" w:line="240" w:lineRule="auto"/>
@@ -19473,6 +19482,7 @@
   <w:style w:type="table" w:styleId="54">
     <w:name w:val="Light Grid Accent 6"/>
     <w:basedOn w:val="32"/>
+    <w:qFormat/>
     <w:uiPriority w:val="62"/>
     <w:pPr>
       <w:spacing w:after="0" w:line="240" w:lineRule="auto"/>
@@ -19599,6 +19609,7 @@
   <w:style w:type="table" w:styleId="55">
     <w:name w:val="Medium Shading 1"/>
     <w:basedOn w:val="32"/>
+    <w:qFormat/>
     <w:uiPriority w:val="63"/>
     <w:pPr>
       <w:spacing w:after="0" w:line="240" w:lineRule="auto"/>
@@ -19706,6 +19717,7 @@
   <w:style w:type="table" w:styleId="56">
     <w:name w:val="Medium Shading 1 Accent 1"/>
     <w:basedOn w:val="32"/>
+    <w:qFormat/>
     <w:uiPriority w:val="63"/>
     <w:pPr>
       <w:spacing w:after="0" w:line="240" w:lineRule="auto"/>
@@ -19813,6 +19825,7 @@
   <w:style w:type="table" w:styleId="57">
     <w:name w:val="Medium Shading 1 Accent 2"/>
     <w:basedOn w:val="32"/>
+    <w:qFormat/>
     <w:uiPriority w:val="63"/>
     <w:pPr>
       <w:spacing w:after="0" w:line="240" w:lineRule="auto"/>
@@ -19920,6 +19933,7 @@
   <w:style w:type="table" w:styleId="58">
     <w:name w:val="Medium Shading 1 Accent 3"/>
     <w:basedOn w:val="32"/>
+    <w:qFormat/>
     <w:uiPriority w:val="63"/>
     <w:pPr>
       <w:spacing w:after="0" w:line="240" w:lineRule="auto"/>
@@ -20027,6 +20041,7 @@
   <w:style w:type="table" w:styleId="59">
     <w:name w:val="Medium Shading 1 Accent 4"/>
     <w:basedOn w:val="32"/>
+    <w:qFormat/>
     <w:uiPriority w:val="63"/>
     <w:pPr>
       <w:spacing w:after="0" w:line="240" w:lineRule="auto"/>
@@ -20134,6 +20149,7 @@
   <w:style w:type="table" w:styleId="60">
     <w:name w:val="Medium Shading 1 Accent 5"/>
     <w:basedOn w:val="32"/>
+    <w:qFormat/>
     <w:uiPriority w:val="63"/>
     <w:pPr>
       <w:spacing w:after="0" w:line="240" w:lineRule="auto"/>
@@ -20241,6 +20257,7 @@
   <w:style w:type="table" w:styleId="61">
     <w:name w:val="Medium Shading 1 Accent 6"/>
     <w:basedOn w:val="32"/>
+    <w:qFormat/>
     <w:uiPriority w:val="63"/>
     <w:pPr>
       <w:spacing w:after="0" w:line="240" w:lineRule="auto"/>
@@ -20348,6 +20365,7 @@
   <w:style w:type="table" w:styleId="62">
     <w:name w:val="Medium Shading 2"/>
     <w:basedOn w:val="32"/>
+    <w:qFormat/>
     <w:uiPriority w:val="64"/>
     <w:pPr>
       <w:spacing w:after="0" w:line="240" w:lineRule="auto"/>
@@ -20513,6 +20531,7 @@
   <w:style w:type="table" w:styleId="63">
     <w:name w:val="Medium Shading 2 Accent 1"/>
     <w:basedOn w:val="32"/>
+    <w:qFormat/>
     <w:uiPriority w:val="64"/>
     <w:pPr>
       <w:spacing w:after="0" w:line="240" w:lineRule="auto"/>
@@ -20678,6 +20697,7 @@
   <w:style w:type="table" w:styleId="64">
     <w:name w:val="Medium Shading 2 Accent 2"/>
     <w:basedOn w:val="32"/>
+    <w:qFormat/>
     <w:uiPriority w:val="64"/>
     <w:pPr>
       <w:spacing w:after="0" w:line="240" w:lineRule="auto"/>
@@ -20843,6 +20863,7 @@
   <w:style w:type="table" w:styleId="65">
     <w:name w:val="Medium Shading 2 Accent 3"/>
     <w:basedOn w:val="32"/>
+    <w:qFormat/>
     <w:uiPriority w:val="64"/>
     <w:pPr>
       <w:spacing w:after="0" w:line="240" w:lineRule="auto"/>
@@ -21008,6 +21029,7 @@
   <w:style w:type="table" w:styleId="66">
     <w:name w:val="Medium Shading 2 Accent 4"/>
     <w:basedOn w:val="32"/>
+    <w:qFormat/>
     <w:uiPriority w:val="64"/>
     <w:pPr>
       <w:spacing w:after="0" w:line="240" w:lineRule="auto"/>
@@ -21173,6 +21195,7 @@
   <w:style w:type="table" w:styleId="67">
     <w:name w:val="Medium Shading 2 Accent 5"/>
     <w:basedOn w:val="32"/>
+    <w:qFormat/>
     <w:uiPriority w:val="64"/>
     <w:pPr>
       <w:spacing w:after="0" w:line="240" w:lineRule="auto"/>
@@ -21338,6 +21361,7 @@
   <w:style w:type="table" w:styleId="68">
     <w:name w:val="Medium Shading 2 Accent 6"/>
     <w:basedOn w:val="32"/>
+    <w:qFormat/>
     <w:uiPriority w:val="64"/>
     <w:pPr>
       <w:spacing w:after="0" w:line="240" w:lineRule="auto"/>
@@ -21503,6 +21527,7 @@
   <w:style w:type="table" w:styleId="69">
     <w:name w:val="Medium List 1"/>
     <w:basedOn w:val="32"/>
+    <w:qFormat/>
     <w:uiPriority w:val="65"/>
     <w:pPr>
       <w:spacing w:after="0" w:line="240" w:lineRule="auto"/>
@@ -21593,6 +21618,7 @@
   <w:style w:type="table" w:styleId="70">
     <w:name w:val="Medium List 1 Accent 1"/>
     <w:basedOn w:val="32"/>
+    <w:qFormat/>
     <w:uiPriority w:val="65"/>
     <w:pPr>
       <w:spacing w:after="0" w:line="240" w:lineRule="auto"/>
@@ -21683,6 +21709,7 @@
   <w:style w:type="table" w:styleId="71">
     <w:name w:val="Medium List 1 Accent 2"/>
     <w:basedOn w:val="32"/>
+    <w:qFormat/>
     <w:uiPriority w:val="65"/>
     <w:pPr>
       <w:spacing w:after="0" w:line="240" w:lineRule="auto"/>
@@ -21773,6 +21800,7 @@
   <w:style w:type="table" w:styleId="72">
     <w:name w:val="Medium List 1 Accent 3"/>
     <w:basedOn w:val="32"/>
+    <w:qFormat/>
     <w:uiPriority w:val="65"/>
     <w:pPr>
       <w:spacing w:after="0" w:line="240" w:lineRule="auto"/>
@@ -21863,6 +21891,7 @@
   <w:style w:type="table" w:styleId="73">
     <w:name w:val="Medium List 1 Accent 4"/>
     <w:basedOn w:val="32"/>
+    <w:qFormat/>
     <w:uiPriority w:val="65"/>
     <w:pPr>
       <w:spacing w:after="0" w:line="240" w:lineRule="auto"/>
@@ -21953,6 +21982,7 @@
   <w:style w:type="table" w:styleId="74">
     <w:name w:val="Medium List 1 Accent 5"/>
     <w:basedOn w:val="32"/>
+    <w:qFormat/>
     <w:uiPriority w:val="65"/>
     <w:pPr>
       <w:spacing w:after="0" w:line="240" w:lineRule="auto"/>
@@ -22043,6 +22073,7 @@
   <w:style w:type="table" w:styleId="75">
     <w:name w:val="Medium List 1 Accent 6"/>
     <w:basedOn w:val="32"/>
+    <w:qFormat/>
     <w:uiPriority w:val="65"/>
     <w:pPr>
       <w:spacing w:after="0" w:line="240" w:lineRule="auto"/>
@@ -22133,6 +22164,7 @@
   <w:style w:type="table" w:styleId="76">
     <w:name w:val="Medium List 2"/>
     <w:basedOn w:val="32"/>
+    <w:qFormat/>
     <w:uiPriority w:val="66"/>
     <w:pPr>
       <w:spacing w:after="0" w:line="240" w:lineRule="auto"/>
@@ -22262,6 +22294,7 @@
   <w:style w:type="table" w:styleId="77">
     <w:name w:val="Medium List 2 Accent 1"/>
     <w:basedOn w:val="32"/>
+    <w:qFormat/>
     <w:uiPriority w:val="66"/>
     <w:pPr>
       <w:spacing w:after="0" w:line="240" w:lineRule="auto"/>
@@ -22391,6 +22424,7 @@
   <w:style w:type="table" w:styleId="78">
     <w:name w:val="Medium List 2 Accent 2"/>
     <w:basedOn w:val="32"/>
+    <w:qFormat/>
     <w:uiPriority w:val="66"/>
     <w:pPr>
       <w:spacing w:after="0" w:line="240" w:lineRule="auto"/>
@@ -22520,6 +22554,7 @@
   <w:style w:type="table" w:styleId="79">
     <w:name w:val="Medium List 2 Accent 3"/>
     <w:basedOn w:val="32"/>
+    <w:qFormat/>
     <w:uiPriority w:val="66"/>
     <w:pPr>
       <w:spacing w:after="0" w:line="240" w:lineRule="auto"/>
@@ -22649,6 +22684,7 @@
   <w:style w:type="table" w:styleId="80">
     <w:name w:val="Medium List 2 Accent 4"/>
     <w:basedOn w:val="32"/>
+    <w:qFormat/>
     <w:uiPriority w:val="66"/>
     <w:pPr>
       <w:spacing w:after="0" w:line="240" w:lineRule="auto"/>
@@ -22778,6 +22814,7 @@
   <w:style w:type="table" w:styleId="81">
     <w:name w:val="Medium List 2 Accent 5"/>
     <w:basedOn w:val="32"/>
+    <w:qFormat/>
     <w:uiPriority w:val="66"/>
     <w:pPr>
       <w:spacing w:after="0" w:line="240" w:lineRule="auto"/>
@@ -22907,6 +22944,7 @@
   <w:style w:type="table" w:styleId="82">
     <w:name w:val="Medium List 2 Accent 6"/>
     <w:basedOn w:val="32"/>
+    <w:qFormat/>
     <w:uiPriority w:val="66"/>
     <w:pPr>
       <w:spacing w:after="0" w:line="240" w:lineRule="auto"/>
@@ -23036,6 +23074,7 @@
   <w:style w:type="table" w:styleId="83">
     <w:name w:val="Medium Grid 1"/>
     <w:basedOn w:val="32"/>
+    <w:qFormat/>
     <w:uiPriority w:val="67"/>
     <w:pPr>
       <w:spacing w:after="0" w:line="240" w:lineRule="auto"/>
@@ -23105,6 +23144,7 @@
   <w:style w:type="table" w:styleId="84">
     <w:name w:val="Medium Grid 1 Accent 1"/>
     <w:basedOn w:val="32"/>
+    <w:qFormat/>
     <w:uiPriority w:val="67"/>
     <w:pPr>
       <w:spacing w:after="0" w:line="240" w:lineRule="auto"/>
@@ -23174,6 +23214,7 @@
   <w:style w:type="table" w:styleId="85">
     <w:name w:val="Medium Grid 1 Accent 2"/>
     <w:basedOn w:val="32"/>
+    <w:qFormat/>
     <w:uiPriority w:val="67"/>
     <w:pPr>
       <w:spacing w:after="0" w:line="240" w:lineRule="auto"/>
@@ -23243,6 +23284,7 @@
   <w:style w:type="table" w:styleId="86">
     <w:name w:val="Medium Grid 1 Accent 3"/>
     <w:basedOn w:val="32"/>
+    <w:qFormat/>
     <w:uiPriority w:val="67"/>
     <w:pPr>
       <w:spacing w:after="0" w:line="240" w:lineRule="auto"/>
@@ -23312,6 +23354,7 @@
   <w:style w:type="table" w:styleId="87">
     <w:name w:val="Medium Grid 1 Accent 4"/>
     <w:basedOn w:val="32"/>
+    <w:qFormat/>
     <w:uiPriority w:val="67"/>
     <w:pPr>
       <w:spacing w:after="0" w:line="240" w:lineRule="auto"/>
@@ -23381,6 +23424,7 @@
   <w:style w:type="table" w:styleId="88">
     <w:name w:val="Medium Grid 1 Accent 5"/>
     <w:basedOn w:val="32"/>
+    <w:qFormat/>
     <w:uiPriority w:val="67"/>
     <w:pPr>
       <w:spacing w:after="0" w:line="240" w:lineRule="auto"/>
@@ -23450,6 +23494,7 @@
   <w:style w:type="table" w:styleId="89">
     <w:name w:val="Medium Grid 1 Accent 6"/>
     <w:basedOn w:val="32"/>
+    <w:qFormat/>
     <w:uiPriority w:val="67"/>
     <w:pPr>
       <w:spacing w:after="0" w:line="240" w:lineRule="auto"/>
@@ -23519,6 +23564,7 @@
   <w:style w:type="table" w:styleId="90">
     <w:name w:val="Medium Grid 2"/>
     <w:basedOn w:val="32"/>
+    <w:qFormat/>
     <w:uiPriority w:val="68"/>
     <w:pPr>
       <w:spacing w:after="0" w:line="240" w:lineRule="auto"/>
@@ -23665,6 +23711,7 @@
   <w:style w:type="table" w:styleId="91">
     <w:name w:val="Medium Grid 2 Accent 1"/>
     <w:basedOn w:val="32"/>
+    <w:qFormat/>
     <w:uiPriority w:val="68"/>
     <w:pPr>
       <w:spacing w:after="0" w:line="240" w:lineRule="auto"/>
@@ -23811,6 +23858,7 @@
   <w:style w:type="table" w:styleId="92">
     <w:name w:val="Medium Grid 2 Accent 2"/>
     <w:basedOn w:val="32"/>
+    <w:qFormat/>
     <w:uiPriority w:val="68"/>
     <w:pPr>
       <w:spacing w:after="0" w:line="240" w:lineRule="auto"/>
@@ -23957,6 +24005,7 @@
   <w:style w:type="table" w:styleId="93">
     <w:name w:val="Medium Grid 2 Accent 3"/>
     <w:basedOn w:val="32"/>
+    <w:qFormat/>
     <w:uiPriority w:val="68"/>
     <w:pPr>
       <w:spacing w:after="0" w:line="240" w:lineRule="auto"/>
@@ -24103,6 +24152,7 @@
   <w:style w:type="table" w:styleId="94">
     <w:name w:val="Medium Grid 2 Accent 4"/>
     <w:basedOn w:val="32"/>
+    <w:qFormat/>
     <w:uiPriority w:val="68"/>
     <w:pPr>
       <w:spacing w:after="0" w:line="240" w:lineRule="auto"/>
@@ -24249,6 +24299,7 @@
   <w:style w:type="table" w:styleId="95">
     <w:name w:val="Medium Grid 2 Accent 5"/>
     <w:basedOn w:val="32"/>
+    <w:qFormat/>
     <w:uiPriority w:val="68"/>
     <w:pPr>
       <w:spacing w:after="0" w:line="240" w:lineRule="auto"/>
@@ -24395,6 +24446,7 @@
   <w:style w:type="table" w:styleId="96">
     <w:name w:val="Medium Grid 2 Accent 6"/>
     <w:basedOn w:val="32"/>
+    <w:qFormat/>
     <w:uiPriority w:val="68"/>
     <w:pPr>
       <w:spacing w:after="0" w:line="240" w:lineRule="auto"/>
@@ -24541,6 +24593,7 @@
   <w:style w:type="table" w:styleId="97">
     <w:name w:val="Medium Grid 3"/>
     <w:basedOn w:val="32"/>
+    <w:qFormat/>
     <w:uiPriority w:val="69"/>
     <w:pPr>
       <w:spacing w:after="0" w:line="240" w:lineRule="auto"/>
@@ -24698,6 +24751,7 @@
   <w:style w:type="table" w:styleId="98">
     <w:name w:val="Medium Grid 3 Accent 1"/>
     <w:basedOn w:val="32"/>
+    <w:qFormat/>
     <w:uiPriority w:val="69"/>
     <w:pPr>
       <w:spacing w:after="0" w:line="240" w:lineRule="auto"/>
@@ -24855,6 +24909,7 @@
   <w:style w:type="table" w:styleId="99">
     <w:name w:val="Medium Grid 3 Accent 2"/>
     <w:basedOn w:val="32"/>
+    <w:qFormat/>
     <w:uiPriority w:val="69"/>
     <w:pPr>
       <w:spacing w:after="0" w:line="240" w:lineRule="auto"/>
@@ -25012,6 +25067,7 @@
   <w:style w:type="table" w:styleId="100">
     <w:name w:val="Medium Grid 3 Accent 3"/>
     <w:basedOn w:val="32"/>
+    <w:qFormat/>
     <w:uiPriority w:val="69"/>
     <w:pPr>
       <w:spacing w:after="0" w:line="240" w:lineRule="auto"/>
@@ -25169,6 +25225,7 @@
   <w:style w:type="table" w:styleId="101">
     <w:name w:val="Medium Grid 3 Accent 4"/>
     <w:basedOn w:val="32"/>
+    <w:qFormat/>
     <w:uiPriority w:val="69"/>
     <w:pPr>
       <w:spacing w:after="0" w:line="240" w:lineRule="auto"/>
@@ -25326,6 +25383,7 @@
   <w:style w:type="table" w:styleId="102">
     <w:name w:val="Medium Grid 3 Accent 5"/>
     <w:basedOn w:val="32"/>
+    <w:qFormat/>
     <w:uiPriority w:val="69"/>
     <w:pPr>
       <w:spacing w:after="0" w:line="240" w:lineRule="auto"/>
@@ -25483,6 +25541,7 @@
   <w:style w:type="table" w:styleId="103">
     <w:name w:val="Medium Grid 3 Accent 6"/>
     <w:basedOn w:val="32"/>
+    <w:qFormat/>
     <w:uiPriority w:val="69"/>
     <w:pPr>
       <w:spacing w:after="0" w:line="240" w:lineRule="auto"/>
@@ -25640,6 +25699,7 @@
   <w:style w:type="table" w:styleId="104">
     <w:name w:val="Dark List"/>
     <w:basedOn w:val="32"/>
+    <w:qFormat/>
     <w:uiPriority w:val="70"/>
     <w:pPr>
       <w:spacing w:after="0" w:line="240" w:lineRule="auto"/>
@@ -25755,6 +25815,7 @@
   <w:style w:type="table" w:styleId="105">
     <w:name w:val="Dark List Accent 1"/>
     <w:basedOn w:val="32"/>
+    <w:qFormat/>
     <w:uiPriority w:val="70"/>
     <w:pPr>
       <w:spacing w:after="0" w:line="240" w:lineRule="auto"/>
@@ -25870,6 +25931,7 @@
   <w:style w:type="table" w:styleId="106">
     <w:name w:val="Dark List Accent 2"/>
     <w:basedOn w:val="32"/>
+    <w:qFormat/>
     <w:uiPriority w:val="70"/>
     <w:pPr>
       <w:spacing w:after="0" w:line="240" w:lineRule="auto"/>
@@ -25985,6 +26047,7 @@
   <w:style w:type="table" w:styleId="107">
     <w:name w:val="Dark List Accent 3"/>
     <w:basedOn w:val="32"/>
+    <w:qFormat/>
     <w:uiPriority w:val="70"/>
     <w:pPr>
       <w:spacing w:after="0" w:line="240" w:lineRule="auto"/>
@@ -26100,6 +26163,7 @@
   <w:style w:type="table" w:styleId="108">
     <w:name w:val="Dark List Accent 4"/>
     <w:basedOn w:val="32"/>
+    <w:qFormat/>
     <w:uiPriority w:val="70"/>
     <w:pPr>
       <w:spacing w:after="0" w:line="240" w:lineRule="auto"/>
@@ -26215,6 +26279,7 @@
   <w:style w:type="table" w:styleId="109">
     <w:name w:val="Dark List Accent 5"/>
     <w:basedOn w:val="32"/>
+    <w:qFormat/>
     <w:uiPriority w:val="70"/>
     <w:pPr>
       <w:spacing w:after="0" w:line="240" w:lineRule="auto"/>
@@ -26330,6 +26395,7 @@
   <w:style w:type="table" w:styleId="110">
     <w:name w:val="Dark List Accent 6"/>
     <w:basedOn w:val="32"/>
+    <w:qFormat/>
     <w:uiPriority w:val="70"/>
     <w:pPr>
       <w:spacing w:after="0" w:line="240" w:lineRule="auto"/>
@@ -26445,6 +26511,7 @@
   <w:style w:type="table" w:styleId="111">
     <w:name w:val="Colorful Shading"/>
     <w:basedOn w:val="32"/>
+    <w:qFormat/>
     <w:uiPriority w:val="71"/>
     <w:pPr>
       <w:spacing w:after="0" w:line="240" w:lineRule="auto"/>
@@ -26593,6 +26660,7 @@
   <w:style w:type="table" w:styleId="112">
     <w:name w:val="Colorful Shading Accent 1"/>
     <w:basedOn w:val="32"/>
+    <w:qFormat/>
     <w:uiPriority w:val="71"/>
     <w:pPr>
       <w:spacing w:after="0" w:line="240" w:lineRule="auto"/>
@@ -26741,6 +26809,7 @@
   <w:style w:type="table" w:styleId="113">
     <w:name w:val="Colorful Shading Accent 2"/>
     <w:basedOn w:val="32"/>
+    <w:qFormat/>
     <w:uiPriority w:val="71"/>
     <w:pPr>
       <w:spacing w:after="0" w:line="240" w:lineRule="auto"/>
@@ -26889,6 +26958,7 @@
   <w:style w:type="table" w:styleId="114">
     <w:name w:val="Colorful Shading Accent 3"/>
     <w:basedOn w:val="32"/>
+    <w:qFormat/>
     <w:uiPriority w:val="71"/>
     <w:pPr>
       <w:spacing w:after="0" w:line="240" w:lineRule="auto"/>
@@ -27017,6 +27087,7 @@
   <w:style w:type="table" w:styleId="115">
     <w:name w:val="Colorful Shading Accent 4"/>
     <w:basedOn w:val="32"/>
+    <w:qFormat/>
     <w:uiPriority w:val="71"/>
     <w:pPr>
       <w:spacing w:after="0" w:line="240" w:lineRule="auto"/>
@@ -27165,6 +27236,7 @@
   <w:style w:type="table" w:styleId="116">
     <w:name w:val="Colorful Shading Accent 5"/>
     <w:basedOn w:val="32"/>
+    <w:qFormat/>
     <w:uiPriority w:val="71"/>
     <w:pPr>
       <w:spacing w:after="0" w:line="240" w:lineRule="auto"/>
@@ -27313,6 +27385,7 @@
   <w:style w:type="table" w:styleId="117">
     <w:name w:val="Colorful Shading Accent 6"/>
     <w:basedOn w:val="32"/>
+    <w:qFormat/>
     <w:uiPriority w:val="71"/>
     <w:pPr>
       <w:spacing w:after="0" w:line="240" w:lineRule="auto"/>
@@ -27461,6 +27534,7 @@
   <w:style w:type="table" w:styleId="118">
     <w:name w:val="Colorful List"/>
     <w:basedOn w:val="32"/>
+    <w:qFormat/>
     <w:uiPriority w:val="72"/>
     <w:pPr>
       <w:spacing w:after="0" w:line="240" w:lineRule="auto"/>
@@ -27553,6 +27627,7 @@
   <w:style w:type="table" w:styleId="119">
     <w:name w:val="Colorful List Accent 1"/>
     <w:basedOn w:val="32"/>
+    <w:qFormat/>
     <w:uiPriority w:val="72"/>
     <w:pPr>
       <w:spacing w:after="0" w:line="240" w:lineRule="auto"/>
@@ -27645,6 +27720,7 @@
   <w:style w:type="table" w:styleId="120">
     <w:name w:val="Colorful List Accent 2"/>
     <w:basedOn w:val="32"/>
+    <w:qFormat/>
     <w:uiPriority w:val="72"/>
     <w:pPr>
       <w:spacing w:after="0" w:line="240" w:lineRule="auto"/>
@@ -27737,6 +27813,7 @@
   <w:style w:type="table" w:styleId="121">
     <w:name w:val="Colorful List Accent 3"/>
     <w:basedOn w:val="32"/>
+    <w:qFormat/>
     <w:uiPriority w:val="72"/>
     <w:pPr>
       <w:spacing w:after="0" w:line="240" w:lineRule="auto"/>
@@ -27829,6 +27906,7 @@
   <w:style w:type="table" w:styleId="122">
     <w:name w:val="Colorful List Accent 4"/>
     <w:basedOn w:val="32"/>
+    <w:qFormat/>
     <w:uiPriority w:val="72"/>
     <w:pPr>
       <w:spacing w:after="0" w:line="240" w:lineRule="auto"/>
@@ -27921,6 +27999,7 @@
   <w:style w:type="table" w:styleId="123">
     <w:name w:val="Colorful List Accent 5"/>
     <w:basedOn w:val="32"/>
+    <w:qFormat/>
     <w:uiPriority w:val="72"/>
     <w:pPr>
       <w:spacing w:after="0" w:line="240" w:lineRule="auto"/>
@@ -28013,6 +28092,7 @@
   <w:style w:type="table" w:styleId="124">
     <w:name w:val="Colorful List Accent 6"/>
     <w:basedOn w:val="32"/>
+    <w:qFormat/>
     <w:uiPriority w:val="72"/>
     <w:pPr>
       <w:spacing w:after="0" w:line="240" w:lineRule="auto"/>
@@ -28105,6 +28185,7 @@
   <w:style w:type="table" w:styleId="125">
     <w:name w:val="Colorful Grid"/>
     <w:basedOn w:val="32"/>
+    <w:qFormat/>
     <w:uiPriority w:val="73"/>
     <w:pPr>
       <w:spacing w:after="0" w:line="240" w:lineRule="auto"/>
@@ -28201,6 +28282,7 @@
   <w:style w:type="table" w:styleId="126">
     <w:name w:val="Colorful Grid Accent 1"/>
     <w:basedOn w:val="32"/>
+    <w:qFormat/>
     <w:uiPriority w:val="73"/>
     <w:pPr>
       <w:spacing w:after="0" w:line="240" w:lineRule="auto"/>
@@ -28297,6 +28379,7 @@
   <w:style w:type="table" w:styleId="127">
     <w:name w:val="Colorful Grid Accent 2"/>
     <w:basedOn w:val="32"/>
+    <w:qFormat/>
     <w:uiPriority w:val="73"/>
     <w:pPr>
       <w:spacing w:after="0" w:line="240" w:lineRule="auto"/>
@@ -28393,6 +28476,7 @@
   <w:style w:type="table" w:styleId="128">
     <w:name w:val="Colorful Grid Accent 3"/>
     <w:basedOn w:val="32"/>
+    <w:qFormat/>
     <w:uiPriority w:val="73"/>
     <w:pPr>
       <w:spacing w:after="0" w:line="240" w:lineRule="auto"/>
@@ -28489,6 +28573,7 @@
   <w:style w:type="table" w:styleId="129">
     <w:name w:val="Colorful Grid Accent 4"/>
     <w:basedOn w:val="32"/>
+    <w:qFormat/>
     <w:uiPriority w:val="73"/>
     <w:pPr>
       <w:spacing w:after="0" w:line="240" w:lineRule="auto"/>
@@ -28585,6 +28670,7 @@
   <w:style w:type="table" w:styleId="130">
     <w:name w:val="Colorful Grid Accent 5"/>
     <w:basedOn w:val="32"/>
+    <w:qFormat/>
     <w:uiPriority w:val="73"/>
     <w:pPr>
       <w:spacing w:after="0" w:line="240" w:lineRule="auto"/>
@@ -28681,6 +28767,7 @@
   <w:style w:type="table" w:styleId="131">
     <w:name w:val="Colorful Grid Accent 6"/>
     <w:basedOn w:val="32"/>
+    <w:qFormat/>
     <w:uiPriority w:val="73"/>
     <w:pPr>
       <w:spacing w:after="0" w:line="240" w:lineRule="auto"/>
@@ -28798,12 +28885,14 @@
     <w:name w:val="Header Char"/>
     <w:basedOn w:val="132"/>
     <w:link w:val="25"/>
+    <w:qFormat/>
     <w:uiPriority w:val="99"/>
   </w:style>
   <w:style w:type="character" w:customStyle="1" w:styleId="136">
     <w:name w:val="Footer Char"/>
     <w:basedOn w:val="132"/>
     <w:link w:val="24"/>
+    <w:qFormat/>
     <w:uiPriority w:val="99"/>
   </w:style>
   <w:style w:type="paragraph" w:styleId="137">
@@ -28824,6 +28913,7 @@
     <w:name w:val="Heading 1 Char"/>
     <w:basedOn w:val="132"/>
     <w:link w:val="3"/>
+    <w:qFormat/>
     <w:uiPriority w:val="9"/>
     <w:rPr>
       <w:rFonts w:asciiTheme="majorHAnsi" w:hAnsiTheme="majorHAnsi" w:eastAsiaTheme="majorEastAsia" w:cstheme="majorBidi"/>
@@ -28838,6 +28928,7 @@
     <w:name w:val="Heading 2 Char"/>
     <w:basedOn w:val="132"/>
     <w:link w:val="4"/>
+    <w:qFormat/>
     <w:uiPriority w:val="9"/>
     <w:rPr>
       <w:rFonts w:asciiTheme="majorHAnsi" w:hAnsiTheme="majorHAnsi" w:eastAsiaTheme="majorEastAsia" w:cstheme="majorBidi"/>
@@ -28857,6 +28948,7 @@
     <w:name w:val="Heading 3 Char"/>
     <w:basedOn w:val="132"/>
     <w:link w:val="5"/>
+    <w:qFormat/>
     <w:uiPriority w:val="9"/>
     <w:rPr>
       <w:rFonts w:asciiTheme="majorHAnsi" w:hAnsiTheme="majorHAnsi" w:eastAsiaTheme="majorEastAsia" w:cstheme="majorBidi"/>
@@ -28874,6 +28966,7 @@
     <w:name w:val="Title Char"/>
     <w:basedOn w:val="132"/>
     <w:link w:val="31"/>
+    <w:qFormat/>
     <w:uiPriority w:val="10"/>
     <w:rPr>
       <w:rFonts w:asciiTheme="majorHAnsi" w:hAnsiTheme="majorHAnsi" w:eastAsiaTheme="majorEastAsia" w:cstheme="majorBidi"/>
@@ -28888,6 +28981,7 @@
     <w:name w:val="Subtitle Char"/>
     <w:basedOn w:val="132"/>
     <w:link w:val="26"/>
+    <w:qFormat/>
     <w:uiPriority w:val="11"/>
     <w:rPr>
       <w:rFonts w:asciiTheme="majorHAnsi" w:hAnsiTheme="majorHAnsi" w:eastAsiaTheme="majorEastAsia" w:cstheme="majorBidi"/>
@@ -28918,18 +29012,21 @@
     <w:name w:val="Body Text Char"/>
     <w:basedOn w:val="132"/>
     <w:link w:val="19"/>
+    <w:qFormat/>
     <w:uiPriority w:val="99"/>
   </w:style>
   <w:style w:type="character" w:customStyle="1" w:styleId="145">
     <w:name w:val="Body Text 2 Char"/>
     <w:basedOn w:val="132"/>
     <w:link w:val="28"/>
+    <w:qFormat/>
     <w:uiPriority w:val="99"/>
   </w:style>
   <w:style w:type="character" w:customStyle="1" w:styleId="146">
     <w:name w:val="Body Text 3 Char"/>
     <w:basedOn w:val="132"/>
     <w:link w:val="17"/>
+    <w:qFormat/>
     <w:uiPriority w:val="99"/>
     <w:rPr>
       <w:sz w:val="16"/>
@@ -28940,6 +29037,7 @@
     <w:name w:val="Macro Text Char"/>
     <w:basedOn w:val="132"/>
     <w:link w:val="2"/>
+    <w:qFormat/>
     <w:uiPriority w:val="99"/>
     <w:rPr>
       <w:rFonts w:ascii="Courier New" w:hAnsi="Courier New"/>
@@ -28969,6 +29067,7 @@
     <w:name w:val="Quote Char"/>
     <w:basedOn w:val="132"/>
     <w:link w:val="148"/>
+    <w:qFormat/>
     <w:uiPriority w:val="29"/>
     <w:rPr>
       <w:i/>
@@ -28986,6 +29085,7 @@
     <w:basedOn w:val="132"/>
     <w:link w:val="6"/>
     <w:semiHidden/>
+    <w:qFormat/>
     <w:uiPriority w:val="9"/>
     <w:rPr>
       <w:rFonts w:asciiTheme="majorHAnsi" w:hAnsiTheme="majorHAnsi" w:eastAsiaTheme="majorEastAsia" w:cstheme="majorBidi"/>
@@ -29006,6 +29106,7 @@
     <w:basedOn w:val="132"/>
     <w:link w:val="7"/>
     <w:semiHidden/>
+    <w:qFormat/>
     <w:uiPriority w:val="9"/>
     <w:rPr>
       <w:rFonts w:asciiTheme="majorHAnsi" w:hAnsiTheme="majorHAnsi" w:eastAsiaTheme="majorEastAsia" w:cstheme="majorBidi"/>
@@ -29017,6 +29118,7 @@
     <w:basedOn w:val="132"/>
     <w:link w:val="8"/>
     <w:semiHidden/>
+    <w:qFormat/>
     <w:uiPriority w:val="9"/>
     <w:rPr>
       <w:rFonts w:asciiTheme="majorHAnsi" w:hAnsiTheme="majorHAnsi" w:eastAsiaTheme="majorEastAsia" w:cstheme="majorBidi"/>
@@ -29030,6 +29132,7 @@
     <w:basedOn w:val="132"/>
     <w:link w:val="9"/>
     <w:semiHidden/>
+    <w:qFormat/>
     <w:uiPriority w:val="9"/>
     <w:rPr>
       <w:rFonts w:asciiTheme="majorHAnsi" w:hAnsiTheme="majorHAnsi" w:eastAsiaTheme="majorEastAsia" w:cstheme="majorBidi"/>
@@ -29051,6 +29154,7 @@
     <w:basedOn w:val="132"/>
     <w:link w:val="10"/>
     <w:semiHidden/>
+    <w:qFormat/>
     <w:uiPriority w:val="9"/>
     <w:rPr>
       <w:rFonts w:asciiTheme="majorHAnsi" w:hAnsiTheme="majorHAnsi" w:eastAsiaTheme="majorEastAsia" w:cstheme="majorBidi"/>
@@ -29069,6 +29173,7 @@
     <w:basedOn w:val="132"/>
     <w:link w:val="11"/>
     <w:semiHidden/>
+    <w:qFormat/>
     <w:uiPriority w:val="9"/>
     <w:rPr>
       <w:rFonts w:asciiTheme="majorHAnsi" w:hAnsiTheme="majorHAnsi" w:eastAsiaTheme="majorEastAsia" w:cstheme="majorBidi"/>
@@ -29118,6 +29223,7 @@
     <w:name w:val="Intense Quote Char"/>
     <w:basedOn w:val="132"/>
     <w:link w:val="156"/>
+    <w:qFormat/>
     <w:uiPriority w:val="30"/>
     <w:rPr>
       <w:b/>
@@ -29230,6 +29336,7 @@
   </w:style>
   <w:style w:type="paragraph" w:customStyle="1" w:styleId="164">
     <w:name w:val="图表题注"/>
+    <w:qFormat/>
     <w:uiPriority w:val="0"/>
     <w:pPr>
       <w:spacing w:before="120" w:after="80" w:line="276" w:lineRule="auto"/>
@@ -29246,11 +29353,13 @@
   </w:style>
   <w:style w:type="table" w:customStyle="1" w:styleId="165">
     <w:name w:val="工业表格"/>
+    <w:qFormat/>
     <w:uiPriority w:val="0"/>
   </w:style>
   <w:style w:type="paragraph" w:customStyle="1" w:styleId="166">
     <w:name w:val="Source Code"/>
     <w:basedOn w:val="1"/>
+    <w:qFormat/>
     <w:uiPriority w:val="0"/>
     <w:pPr>
       <w:wordWrap w:val="0"/>
@@ -29258,6 +29367,7 @@
   </w:style>
   <w:style w:type="character" w:customStyle="1" w:styleId="167">
     <w:name w:val="KeywordTok"/>
+    <w:qFormat/>
     <w:uiPriority w:val="0"/>
     <w:rPr>
       <w:b/>
@@ -29266,6 +29376,7 @@
   </w:style>
   <w:style w:type="character" w:customStyle="1" w:styleId="168">
     <w:name w:val="DataTypeTok"/>
+    <w:qFormat/>
     <w:uiPriority w:val="0"/>
     <w:rPr>
       <w:color w:val="902000"/>
@@ -29273,6 +29384,7 @@
   </w:style>
   <w:style w:type="character" w:customStyle="1" w:styleId="169">
     <w:name w:val="DecValTok"/>
+    <w:qFormat/>
     <w:uiPriority w:val="0"/>
     <w:rPr>
       <w:color w:val="40A070"/>
@@ -29280,6 +29392,7 @@
   </w:style>
   <w:style w:type="character" w:customStyle="1" w:styleId="170">
     <w:name w:val="BaseNTok"/>
+    <w:qFormat/>
     <w:uiPriority w:val="0"/>
     <w:rPr>
       <w:color w:val="40A070"/>
@@ -29287,6 +29400,7 @@
   </w:style>
   <w:style w:type="character" w:customStyle="1" w:styleId="171">
     <w:name w:val="FloatTok"/>
+    <w:qFormat/>
     <w:uiPriority w:val="0"/>
     <w:rPr>
       <w:color w:val="40A070"/>
@@ -29294,6 +29408,7 @@
   </w:style>
   <w:style w:type="character" w:customStyle="1" w:styleId="172">
     <w:name w:val="ConstantTok"/>
+    <w:qFormat/>
     <w:uiPriority w:val="0"/>
     <w:rPr>
       <w:color w:val="880000"/>
@@ -29301,6 +29416,7 @@
   </w:style>
   <w:style w:type="character" w:customStyle="1" w:styleId="173">
     <w:name w:val="CharTok"/>
+    <w:qFormat/>
     <w:uiPriority w:val="0"/>
     <w:rPr>
       <w:color w:val="4070A0"/>
@@ -29308,6 +29424,7 @@
   </w:style>
   <w:style w:type="character" w:customStyle="1" w:styleId="174">
     <w:name w:val="SpecialCharTok"/>
+    <w:qFormat/>
     <w:uiPriority w:val="0"/>
     <w:rPr>
       <w:color w:val="4070A0"/>
@@ -29315,6 +29432,7 @@
   </w:style>
   <w:style w:type="character" w:customStyle="1" w:styleId="175">
     <w:name w:val="StringTok"/>
+    <w:qFormat/>
     <w:uiPriority w:val="0"/>
     <w:rPr>
       <w:color w:val="4070A0"/>
@@ -29322,6 +29440,7 @@
   </w:style>
   <w:style w:type="character" w:customStyle="1" w:styleId="176">
     <w:name w:val="VerbatimStringTok"/>
+    <w:qFormat/>
     <w:uiPriority w:val="0"/>
     <w:rPr>
       <w:color w:val="4070A0"/>
@@ -29329,6 +29448,7 @@
   </w:style>
   <w:style w:type="character" w:customStyle="1" w:styleId="177">
     <w:name w:val="SpecialStringTok"/>
+    <w:qFormat/>
     <w:uiPriority w:val="0"/>
     <w:rPr>
       <w:color w:val="BB6688"/>
@@ -29336,6 +29456,7 @@
   </w:style>
   <w:style w:type="character" w:customStyle="1" w:styleId="178">
     <w:name w:val="ImportTok"/>
+    <w:qFormat/>
     <w:uiPriority w:val="0"/>
     <w:rPr>
       <w:b/>
@@ -29344,6 +29465,7 @@
   </w:style>
   <w:style w:type="character" w:customStyle="1" w:styleId="179">
     <w:name w:val="CommentTok"/>
+    <w:qFormat/>
     <w:uiPriority w:val="0"/>
     <w:rPr>
       <w:i/>
@@ -29352,6 +29474,7 @@
   </w:style>
   <w:style w:type="character" w:customStyle="1" w:styleId="180">
     <w:name w:val="DocumentationTok"/>
+    <w:qFormat/>
     <w:uiPriority w:val="0"/>
     <w:rPr>
       <w:i/>
@@ -29360,6 +29483,7 @@
   </w:style>
   <w:style w:type="character" w:customStyle="1" w:styleId="181">
     <w:name w:val="AnnotationTok"/>
+    <w:qFormat/>
     <w:uiPriority w:val="0"/>
     <w:rPr>
       <w:b/>
@@ -29369,6 +29493,7 @@
   </w:style>
   <w:style w:type="character" w:customStyle="1" w:styleId="182">
     <w:name w:val="CommentVarTok"/>
+    <w:qFormat/>
     <w:uiPriority w:val="0"/>
     <w:rPr>
       <w:b/>
@@ -29378,6 +29503,7 @@
   </w:style>
   <w:style w:type="character" w:customStyle="1" w:styleId="183">
     <w:name w:val="OtherTok"/>
+    <w:qFormat/>
     <w:uiPriority w:val="0"/>
     <w:rPr>
       <w:color w:val="007020"/>
@@ -29385,6 +29511,7 @@
   </w:style>
   <w:style w:type="character" w:customStyle="1" w:styleId="184">
     <w:name w:val="FunctionTok"/>
+    <w:qFormat/>
     <w:uiPriority w:val="0"/>
     <w:rPr>
       <w:color w:val="06287E"/>
@@ -29392,6 +29519,7 @@
   </w:style>
   <w:style w:type="character" w:customStyle="1" w:styleId="185">
     <w:name w:val="VariableTok"/>
+    <w:qFormat/>
     <w:uiPriority w:val="0"/>
     <w:rPr>
       <w:color w:val="19177C"/>
@@ -29399,6 +29527,7 @@
   </w:style>
   <w:style w:type="character" w:customStyle="1" w:styleId="186">
     <w:name w:val="ControlFlowTok"/>
+    <w:qFormat/>
     <w:uiPriority w:val="0"/>
     <w:rPr>
       <w:b/>
